--- a/uit_phu_luc_3_mau_bao_cao.docx
+++ b/uit_phu_luc_3_mau_bao_cao.docx
@@ -4801,6 +4801,9 @@
             <w:rPrChange w:id="217" w:author="Phạm Hoàn Mỹ" w:date="2026-06-09T13:39:00Z" w16du:dateUtc="2026-06-09T06:39:00Z">
               <w:rPr>
                 <w:rFonts w:cs="Times New Roman"/>
+                <w:b w:val="0"/>
+                <w:bCs w:val="0"/>
+                <w:iCs w:val="0"/>
                 <w:szCs w:val="26"/>
                 <w:lang w:val="en-US"/>
               </w:rPr>
@@ -4843,52 +4846,6 @@
             <w:szCs w:val="26"/>
             <w:lang w:val="en-US"/>
             <w:rPrChange w:id="221" w:author="Phạm Hoàn Mỹ" w:date="2026-06-09T13:39:00Z" w16du:dateUtc="2026-06-09T06:39:00Z">
-              <w:rPr>
-                <w:rFonts w:cs="Times New Roman"/>
-                <w:szCs w:val="26"/>
-                <w:lang w:val="en-US"/>
-              </w:rPr>
-            </w:rPrChange>
-          </w:rPr>
-          <w:lastRenderedPageBreak/>
-          <w:t>Số lượng tính năng:</w:t>
-        </w:r>
-        <w:r>
-          <w:rPr>
-            <w:rFonts w:cs="Times New Roman"/>
-            <w:szCs w:val="26"/>
-            <w:lang w:val="en-US"/>
-          </w:rPr>
-          <w:t xml:space="preserve"> Ứng dụng được giới hạn phát triển các module tính năng cốt lõi sau:</w:t>
-        </w:r>
-      </w:ins>
-    </w:p>
-    <w:p>
-      <w:pPr>
-        <w:pStyle w:val="ListParagraph"/>
-        <w:numPr>
-          <w:ilvl w:val="0"/>
-          <w:numId w:val="59"/>
-        </w:numPr>
-        <w:spacing w:line="360" w:lineRule="auto"/>
-        <w:rPr>
-          <w:ins w:id="222" w:author="Phạm Hoàn Mỹ" w:date="2026-06-09T13:39:00Z" w16du:dateUtc="2026-06-09T06:39:00Z"/>
-        </w:rPr>
-        <w:pPrChange w:id="223" w:author="Phạm Hoàn Mỹ" w:date="2026-06-09T14:02:00Z" w16du:dateUtc="2026-06-09T07:02:00Z">
-          <w:pPr>
-            <w:pStyle w:val="Heading4"/>
-          </w:pPr>
-        </w:pPrChange>
-      </w:pPr>
-      <w:ins w:id="224" w:author="Phạm Hoàn Mỹ" w:date="2026-06-09T13:39:00Z" w16du:dateUtc="2026-06-09T06:39:00Z">
-        <w:r>
-          <w:rPr>
-            <w:rFonts w:cstheme="minorBidi"/>
-            <w:b/>
-            <w:bCs/>
-            <w:szCs w:val="22"/>
-            <w:lang w:val="vi-VN"/>
-            <w:rPrChange w:id="225" w:author="Phạm Hoàn Mỹ" w:date="2026-06-09T13:44:00Z" w16du:dateUtc="2026-06-09T06:44:00Z">
               <w:rPr>
                 <w:rFonts w:cs="Times New Roman"/>
                 <w:b w:val="0"/>
@@ -4899,10 +4856,16 @@
               </w:rPr>
             </w:rPrChange>
           </w:rPr>
-          <w:t>Hệ thống Xác thực:</w:t>
-        </w:r>
-        <w:r>
-          <w:t xml:space="preserve"> Đăng nhập, đăng ký, khôi phục mật khẩu, liên kết mạng xã hội (Google/Discord).</w:t>
+          <w:lastRenderedPageBreak/>
+          <w:t>Số lượng tính năng:</w:t>
+        </w:r>
+        <w:r>
+          <w:rPr>
+            <w:rFonts w:cs="Times New Roman"/>
+            <w:szCs w:val="26"/>
+            <w:lang w:val="en-US"/>
+          </w:rPr>
+          <w:t xml:space="preserve"> Ứng dụng được giới hạn phát triển các module tính năng cốt lõi sau:</w:t>
         </w:r>
       </w:ins>
     </w:p>
@@ -4915,6 +4878,42 @@
         </w:numPr>
         <w:spacing w:line="360" w:lineRule="auto"/>
         <w:rPr>
+          <w:ins w:id="222" w:author="Phạm Hoàn Mỹ" w:date="2026-06-09T13:39:00Z" w16du:dateUtc="2026-06-09T06:39:00Z"/>
+        </w:rPr>
+        <w:pPrChange w:id="223" w:author="Phạm Hoàn Mỹ" w:date="2026-06-09T14:02:00Z" w16du:dateUtc="2026-06-09T07:02:00Z">
+          <w:pPr>
+            <w:pStyle w:val="Heading4"/>
+          </w:pPr>
+        </w:pPrChange>
+      </w:pPr>
+      <w:ins w:id="224" w:author="Phạm Hoàn Mỹ" w:date="2026-06-09T13:39:00Z" w16du:dateUtc="2026-06-09T06:39:00Z">
+        <w:r>
+          <w:rPr>
+            <w:rFonts w:cstheme="minorBidi"/>
+            <w:b/>
+            <w:bCs/>
+            <w:szCs w:val="22"/>
+            <w:lang w:val="vi-VN"/>
+            <w:rPrChange w:id="225" w:author="Phạm Hoàn Mỹ" w:date="2026-06-09T13:44:00Z" w16du:dateUtc="2026-06-09T06:44:00Z">
+              <w:rPr/>
+            </w:rPrChange>
+          </w:rPr>
+          <w:t>Hệ thống Xác thực:</w:t>
+        </w:r>
+        <w:r>
+          <w:t xml:space="preserve"> Đăng nhập, đăng ký, khôi phục mật khẩu, liên kết mạng xã hội (Google/Discord).</w:t>
+        </w:r>
+      </w:ins>
+    </w:p>
+    <w:p>
+      <w:pPr>
+        <w:pStyle w:val="ListParagraph"/>
+        <w:numPr>
+          <w:ilvl w:val="0"/>
+          <w:numId w:val="59"/>
+        </w:numPr>
+        <w:spacing w:line="360" w:lineRule="auto"/>
+        <w:rPr>
           <w:ins w:id="226" w:author="Phạm Hoàn Mỹ" w:date="2026-06-09T13:39:00Z" w16du:dateUtc="2026-06-09T06:39:00Z"/>
         </w:rPr>
         <w:pPrChange w:id="227" w:author="Phạm Hoàn Mỹ" w:date="2026-06-09T14:02:00Z" w16du:dateUtc="2026-06-09T07:02:00Z">
@@ -4932,14 +4931,7 @@
             <w:szCs w:val="22"/>
             <w:lang w:val="vi-VN"/>
             <w:rPrChange w:id="229" w:author="Phạm Hoàn Mỹ" w:date="2026-06-09T13:44:00Z" w16du:dateUtc="2026-06-09T06:44:00Z">
-              <w:rPr>
-                <w:rFonts w:cs="Times New Roman"/>
-                <w:b w:val="0"/>
-                <w:bCs w:val="0"/>
-                <w:iCs w:val="0"/>
-                <w:szCs w:val="26"/>
-                <w:lang w:val="en-US"/>
-              </w:rPr>
+              <w:rPr/>
             </w:rPrChange>
           </w:rPr>
           <w:t>Hệ thống Hồ sơ:</w:t>
@@ -4975,14 +4967,7 @@
             <w:szCs w:val="22"/>
             <w:lang w:val="vi-VN"/>
             <w:rPrChange w:id="233" w:author="Phạm Hoàn Mỹ" w:date="2026-06-09T13:44:00Z" w16du:dateUtc="2026-06-09T06:44:00Z">
-              <w:rPr>
-                <w:rFonts w:cs="Times New Roman"/>
-                <w:b w:val="0"/>
-                <w:bCs w:val="0"/>
-                <w:iCs w:val="0"/>
-                <w:szCs w:val="26"/>
-                <w:lang w:val="en-US"/>
-              </w:rPr>
+              <w:rPr/>
             </w:rPrChange>
           </w:rPr>
           <w:t>Hệ thống Sưu tập:</w:t>
@@ -5215,7 +5200,6 @@
       <w:r>
         <w:rPr>
           <w:rFonts w:cs="Times New Roman"/>
-          <w:noProof/>
         </w:rPr>
         <w:fldChar w:fldCharType="end"/>
       </w:r>
@@ -5253,7 +5237,6 @@
       <w:r>
         <w:rPr>
           <w:rFonts w:cs="Times New Roman"/>
-          <w:noProof/>
         </w:rPr>
         <w:fldChar w:fldCharType="end"/>
       </w:r>
@@ -5561,6 +5544,8 @@
             <w:rPrChange w:id="273" w:author="Phạm Hoàn Mỹ" w:date="2026-06-10T16:10:00Z" w16du:dateUtc="2026-06-10T09:10:00Z">
               <w:rPr>
                 <w:rFonts w:cs="Times New Roman"/>
+                <w:b w:val="0"/>
+                <w:bCs w:val="0"/>
                 <w:lang w:val="en-US"/>
               </w:rPr>
             </w:rPrChange>
@@ -5581,24 +5566,18 @@
         <w:ind w:left="270" w:firstLine="450"/>
         <w:jc w:val="both"/>
         <w:rPr>
-          <w:del w:id="274" w:author="Phạm Hoàn Mỹ" w:date="2026-06-10T16:09:00Z" w16du:dateUtc="2026-06-10T09:09:00Z"/>
           <w:rFonts w:cs="Times New Roman"/>
           <w:lang w:val="en-US"/>
         </w:rPr>
-        <w:pPrChange w:id="275" w:author="Phạm Hoàn Mỹ" w:date="2026-06-10T16:25:00Z" w16du:dateUtc="2026-06-10T09:25:00Z">
-          <w:pPr>
-            <w:ind w:left="270"/>
-          </w:pPr>
-        </w:pPrChange>
-      </w:pPr>
-      <w:ins w:id="276" w:author="Phạm Hoàn Mỹ" w:date="2026-06-10T16:09:00Z" w16du:dateUtc="2026-06-10T09:09:00Z">
+      </w:pPr>
+      <w:ins w:id="274" w:author="Phạm Hoàn Mỹ" w:date="2026-06-10T16:09:00Z" w16du:dateUtc="2026-06-10T09:09:00Z">
         <w:r>
           <w:rPr>
             <w:rFonts w:cs="Times New Roman"/>
             <w:b/>
             <w:bCs/>
             <w:lang w:val="en-US"/>
-            <w:rPrChange w:id="277" w:author="Phạm Hoàn Mỹ" w:date="2026-06-10T16:10:00Z" w16du:dateUtc="2026-06-10T09:10:00Z">
+            <w:rPrChange w:id="275" w:author="Phạm Hoàn Mỹ" w:date="2026-06-10T16:10:00Z" w16du:dateUtc="2026-06-10T09:10:00Z">
               <w:rPr>
                 <w:rFonts w:cs="Times New Roman"/>
                 <w:lang w:val="en-US"/>
@@ -5608,7 +5587,7 @@
           <w:t>Lý do áp dụng:</w:t>
         </w:r>
       </w:ins>
-      <w:ins w:id="278" w:author="Phạm Hoàn Mỹ" w:date="2026-06-10T16:10:00Z" w16du:dateUtc="2026-06-10T09:10:00Z">
+      <w:ins w:id="276" w:author="Phạm Hoàn Mỹ" w:date="2026-06-10T16:10:00Z" w16du:dateUtc="2026-06-10T09:10:00Z">
         <w:r>
           <w:rPr>
             <w:rFonts w:cs="Times New Roman"/>
@@ -5619,7 +5598,7 @@
           <w:t xml:space="preserve"> </w:t>
         </w:r>
       </w:ins>
-      <w:ins w:id="279" w:author="Phạm Hoàn Mỹ" w:date="2026-06-10T16:09:00Z" w16du:dateUtc="2026-06-10T09:09:00Z">
+      <w:ins w:id="277" w:author="Phạm Hoàn Mỹ" w:date="2026-06-10T16:09:00Z" w16du:dateUtc="2026-06-10T09:09:00Z">
         <w:r>
           <w:rPr>
             <w:rFonts w:cs="Times New Roman"/>
@@ -5628,7 +5607,7 @@
           <w:t>So với mô hình Cloud-First truyền thống (mở kho đồ phải gọi API</w:t>
         </w:r>
       </w:ins>
-      <w:ins w:id="280" w:author="Phạm Hoàn Mỹ" w:date="2026-06-10T16:11:00Z" w16du:dateUtc="2026-06-10T09:11:00Z">
+      <w:ins w:id="278" w:author="Phạm Hoàn Mỹ" w:date="2026-06-10T16:11:00Z" w16du:dateUtc="2026-06-10T09:11:00Z">
         <w:r>
           <w:rPr>
             <w:rFonts w:cs="Times New Roman"/>
@@ -5639,7 +5618,7 @@
           <w:t xml:space="preserve"> </w:t>
         </w:r>
       </w:ins>
-      <w:ins w:id="281" w:author="Phạm Hoàn Mỹ" w:date="2026-06-10T16:09:00Z" w16du:dateUtc="2026-06-10T09:09:00Z">
+      <w:ins w:id="279" w:author="Phạm Hoàn Mỹ" w:date="2026-06-10T16:09:00Z" w16du:dateUtc="2026-06-10T09:09:00Z">
         <w:r>
           <w:rPr>
             <w:rFonts w:cs="Times New Roman"/>
@@ -5648,7 +5627,7 @@
           <w:t>và đợi Loading), Local-First loại bỏ hoàn toàn độ trễ mạng (Zero-latency). Người chơi có thể cuộn danh sách 20.000 thẻ bài mượt mà ngay cả khi đứt kết nối internet, đồng thời giảm tải 90% băng thông cho máy chủ Mosco.</w:t>
         </w:r>
       </w:ins>
-      <w:del w:id="282" w:author="Phạm Hoàn Mỹ" w:date="2026-06-10T15:25:00Z" w16du:dateUtc="2026-06-10T08:25:00Z">
+      <w:del w:id="280" w:author="Phạm Hoàn Mỹ" w:date="2026-06-10T15:25:00Z" w16du:dateUtc="2026-06-10T08:25:00Z">
         <w:r>
           <w:rPr>
             <w:rFonts w:cs="Times New Roman"/>
@@ -5661,14 +5640,121 @@
     </w:p>
     <w:p>
       <w:pPr>
-        <w:ind w:left="270" w:firstLine="450"/>
+        <w:keepNext/>
+        <w:ind w:firstLine="270"/>
         <w:jc w:val="both"/>
-        <w:rPr>
-          <w:ins w:id="283" w:author="Phạm Hoàn Mỹ" w:date="2026-06-10T16:15:00Z" w16du:dateUtc="2026-06-10T09:15:00Z"/>
+      </w:pPr>
+      <w:r>
+        <w:rPr>
           <w:rFonts w:cs="Times New Roman"/>
           <w:lang w:val="en-US"/>
         </w:rPr>
-        <w:pPrChange w:id="284" w:author="Phạm Hoàn Mỹ" w:date="2026-06-10T16:25:00Z" w16du:dateUtc="2026-06-10T09:25:00Z">
+        <w:drawing>
+          <wp:inline distT="0" distB="0" distL="0" distR="0" wp14:anchorId="28801A0B" wp14:editId="497332F6">
+            <wp:extent cx="5383530" cy="1753988"/>
+            <wp:effectExtent l="19050" t="19050" r="7620" b="0"/>
+            <wp:docPr id="762770609" name="Picture 4"/>
+            <wp:cNvGraphicFramePr>
+              <a:graphicFrameLocks xmlns:a="http://schemas.openxmlformats.org/drawingml/2006/main" noChangeAspect="1"/>
+            </wp:cNvGraphicFramePr>
+            <a:graphic xmlns:a="http://schemas.openxmlformats.org/drawingml/2006/main">
+              <a:graphicData uri="http://schemas.openxmlformats.org/drawingml/2006/picture">
+                <pic:pic xmlns:pic="http://schemas.openxmlformats.org/drawingml/2006/picture">
+                  <pic:nvPicPr>
+                    <pic:cNvPr id="0" name="Picture 13"/>
+                    <pic:cNvPicPr>
+                      <a:picLocks noChangeAspect="1" noChangeArrowheads="1"/>
+                    </pic:cNvPicPr>
+                  </pic:nvPicPr>
+                  <pic:blipFill>
+                    <a:blip r:embed="rId9" cstate="print">
+                      <a:extLst>
+                        <a:ext uri="{28A0092B-C50C-407E-A947-70E740481C1C}">
+                          <a14:useLocalDpi xmlns:a14="http://schemas.microsoft.com/office/drawing/2010/main" val="0"/>
+                        </a:ext>
+                      </a:extLst>
+                    </a:blip>
+                    <a:srcRect/>
+                    <a:stretch>
+                      <a:fillRect/>
+                    </a:stretch>
+                  </pic:blipFill>
+                  <pic:spPr bwMode="auto">
+                    <a:xfrm>
+                      <a:off x="0" y="0"/>
+                      <a:ext cx="5460065" cy="1778924"/>
+                    </a:xfrm>
+                    <a:prstGeom prst="rect">
+                      <a:avLst/>
+                    </a:prstGeom>
+                    <a:noFill/>
+                    <a:ln>
+                      <a:solidFill>
+                        <a:schemeClr val="bg2">
+                          <a:lumMod val="90000"/>
+                        </a:schemeClr>
+                      </a:solidFill>
+                    </a:ln>
+                  </pic:spPr>
+                </pic:pic>
+              </a:graphicData>
+            </a:graphic>
+          </wp:inline>
+        </w:drawing>
+      </w:r>
+    </w:p>
+    <w:p>
+      <w:pPr>
+        <w:pStyle w:val="Caption"/>
+        <w:rPr>
+          <w:del w:id="281" w:author="Phạm Hoàn Mỹ" w:date="2026-06-10T16:09:00Z" w16du:dateUtc="2026-06-10T09:09:00Z"/>
+          <w:lang w:val="en-US"/>
+        </w:rPr>
+      </w:pPr>
+      <w:r>
+        <w:t xml:space="preserve">Hình </w:t>
+      </w:r>
+      <w:fldSimple w:instr=" STYLEREF 1 \s ">
+        <w:r>
+          <w:rPr>
+            <w:noProof/>
+          </w:rPr>
+          <w:t>2</w:t>
+        </w:r>
+      </w:fldSimple>
+      <w:r>
+        <w:t>.</w:t>
+      </w:r>
+      <w:fldSimple w:instr=" SEQ Hình \* ARABIC \s 1 ">
+        <w:r>
+          <w:rPr>
+            <w:noProof/>
+          </w:rPr>
+          <w:t>1</w:t>
+        </w:r>
+      </w:fldSimple>
+      <w:r>
+        <w:t xml:space="preserve"> </w:t>
+      </w:r>
+      <w:r>
+        <w:t>Sơ đồ minh họa Kiến trúc Local-First</w:t>
+      </w:r>
+      <w:r>
+        <w:rPr>
+          <w:lang w:val="en-US"/>
+        </w:rPr>
+        <w:t>.</w:t>
+      </w:r>
+    </w:p>
+    <w:p>
+      <w:pPr>
+        <w:pStyle w:val="Caption"/>
+        <w:rPr>
+          <w:ins w:id="282" w:author="Phạm Hoàn Mỹ" w:date="2026-06-10T16:15:00Z" w16du:dateUtc="2026-06-10T09:15:00Z"/>
+          <w:rFonts w:cs="Times New Roman"/>
+          <w:lang w:val="en-US"/>
+        </w:rPr>
+        <w:pPrChange w:id="283" w:author="Phạm Hoàn Mỹ" w:date="2026-06-10T16:25:00Z" w16du:dateUtc="2026-06-10T09:25:00Z">
           <w:pPr>
             <w:pStyle w:val="Heading3"/>
             <w:numPr>
@@ -5685,20 +5771,21 @@
         <w:pStyle w:val="Heading3"/>
         <w:jc w:val="both"/>
         <w:rPr>
-          <w:ins w:id="285" w:author="Phạm Hoàn Mỹ" w:date="2026-06-10T16:15:00Z"/>
-          <w:lang w:val="en-US"/>
-        </w:rPr>
-        <w:pPrChange w:id="286" w:author="Phạm Hoàn Mỹ" w:date="2026-06-10T16:25:00Z" w16du:dateUtc="2026-06-10T09:25:00Z">
+          <w:ins w:id="284" w:author="Phạm Hoàn Mỹ" w:date="2026-06-10T16:15:00Z"/>
+          <w:lang w:val="en-US"/>
+        </w:rPr>
+        <w:pPrChange w:id="285" w:author="Phạm Hoàn Mỹ" w:date="2026-06-10T16:25:00Z" w16du:dateUtc="2026-06-10T09:25:00Z">
           <w:pPr>
             <w:pStyle w:val="Heading3"/>
           </w:pPr>
         </w:pPrChange>
       </w:pPr>
-      <w:ins w:id="287" w:author="Phạm Hoàn Mỹ" w:date="2026-06-10T16:15:00Z">
-        <w:r>
-          <w:rPr>
-            <w:lang w:val="en-US"/>
-          </w:rPr>
+      <w:ins w:id="286" w:author="Phạm Hoàn Mỹ" w:date="2026-06-10T16:15:00Z">
+        <w:r>
+          <w:rPr>
+            <w:lang w:val="en-US"/>
+          </w:rPr>
+          <w:lastRenderedPageBreak/>
           <w:t>Kiến trúc Máy chủ Nguyên khối hướng Mô-đun (Modular Monolith)</w:t>
         </w:r>
       </w:ins>
@@ -5708,20 +5795,20 @@
         <w:ind w:left="270" w:firstLine="450"/>
         <w:jc w:val="both"/>
         <w:rPr>
-          <w:ins w:id="288" w:author="Phạm Hoàn Mỹ" w:date="2026-06-10T16:16:00Z" w16du:dateUtc="2026-06-10T09:16:00Z"/>
-          <w:lang w:val="en-US"/>
-        </w:rPr>
-        <w:pPrChange w:id="289" w:author="Phạm Hoàn Mỹ" w:date="2026-06-10T16:25:00Z" w16du:dateUtc="2026-06-10T09:25:00Z">
+          <w:ins w:id="287" w:author="Phạm Hoàn Mỹ" w:date="2026-06-10T16:16:00Z" w16du:dateUtc="2026-06-10T09:16:00Z"/>
+          <w:lang w:val="en-US"/>
+        </w:rPr>
+        <w:pPrChange w:id="288" w:author="Phạm Hoàn Mỹ" w:date="2026-06-10T16:25:00Z" w16du:dateUtc="2026-06-10T09:25:00Z">
           <w:pPr/>
         </w:pPrChange>
       </w:pPr>
-      <w:ins w:id="290" w:author="Phạm Hoàn Mỹ" w:date="2026-06-10T16:16:00Z" w16du:dateUtc="2026-06-10T09:16:00Z">
+      <w:ins w:id="289" w:author="Phạm Hoàn Mỹ" w:date="2026-06-10T16:16:00Z" w16du:dateUtc="2026-06-10T09:16:00Z">
         <w:r>
           <w:rPr>
             <w:b/>
             <w:bCs/>
             <w:lang w:val="en-US"/>
-            <w:rPrChange w:id="291" w:author="Phạm Hoàn Mỹ" w:date="2026-06-10T16:16:00Z" w16du:dateUtc="2026-06-10T09:16:00Z">
+            <w:rPrChange w:id="290" w:author="Phạm Hoàn Mỹ" w:date="2026-06-10T16:16:00Z" w16du:dateUtc="2026-06-10T09:16:00Z">
               <w:rPr>
                 <w:lang w:val="en-US"/>
               </w:rPr>
@@ -5742,83 +5829,203 @@
         <w:ind w:left="270" w:firstLine="297"/>
         <w:jc w:val="both"/>
         <w:rPr>
-          <w:ins w:id="292" w:author="Phạm Hoàn Mỹ" w:date="2026-06-10T16:18:00Z" w16du:dateUtc="2026-06-10T09:18:00Z"/>
-          <w:lang w:val="en-US"/>
-        </w:rPr>
-        <w:pPrChange w:id="293" w:author="Phạm Hoàn Mỹ" w:date="2026-06-10T16:25:00Z" w16du:dateUtc="2026-06-10T09:25:00Z">
+          <w:lang w:val="en-US"/>
+        </w:rPr>
+      </w:pPr>
+      <w:ins w:id="291" w:author="Phạm Hoàn Mỹ" w:date="2026-06-10T16:16:00Z" w16du:dateUtc="2026-06-10T09:16:00Z">
+        <w:r>
+          <w:rPr>
+            <w:b/>
+            <w:bCs/>
+            <w:lang w:val="en-US"/>
+            <w:rPrChange w:id="292" w:author="Phạm Hoàn Mỹ" w:date="2026-06-10T16:16:00Z" w16du:dateUtc="2026-06-10T09:16:00Z">
+              <w:rPr>
+                <w:lang w:val="en-US"/>
+              </w:rPr>
+            </w:rPrChange>
+          </w:rPr>
+          <w:t>Lý do áp dụng:</w:t>
+        </w:r>
+        <w:r>
+          <w:rPr>
+            <w:lang w:val="en-US"/>
+          </w:rPr>
+          <w:t xml:space="preserve"> Thay vì áp dụng Microservices (vốn gây tốn kém chi phí gọi API nội bộ và quản lý Transaction phân tán phức tạp), Modular Monolith trên Spring Boot cho phép tốc độ gọi hàm tính bằng nano-giây (In-memory) và xử lý tính toàn vẹn giao dịch (ACID) cực kỳ an toàn, rất phù hợp với nghiệp vụ đập thẻ/Gacha khắt khe của dự án.</w:t>
+        </w:r>
+      </w:ins>
+      <w:bookmarkStart w:id="293" w:name="_Toc367742504"/>
+    </w:p>
+    <w:p>
+      <w:pPr>
+        <w:keepNext/>
+        <w:ind w:left="270"/>
+        <w:jc w:val="center"/>
+      </w:pPr>
+      <w:r>
+        <w:rPr>
+          <w:lang w:val="en-US"/>
+        </w:rPr>
+        <w:drawing>
+          <wp:inline distT="0" distB="0" distL="0" distR="0" wp14:anchorId="624D07DF" wp14:editId="7E0293B8">
+            <wp:extent cx="5368636" cy="1580066"/>
+            <wp:effectExtent l="0" t="0" r="0" b="0"/>
+            <wp:docPr id="103277345" name="Picture 8"/>
+            <wp:cNvGraphicFramePr>
+              <a:graphicFrameLocks xmlns:a="http://schemas.openxmlformats.org/drawingml/2006/main" noChangeAspect="1"/>
+            </wp:cNvGraphicFramePr>
+            <a:graphic xmlns:a="http://schemas.openxmlformats.org/drawingml/2006/main">
+              <a:graphicData uri="http://schemas.openxmlformats.org/drawingml/2006/picture">
+                <pic:pic xmlns:pic="http://schemas.openxmlformats.org/drawingml/2006/picture">
+                  <pic:nvPicPr>
+                    <pic:cNvPr id="0" name="Picture 30"/>
+                    <pic:cNvPicPr>
+                      <a:picLocks noChangeAspect="1" noChangeArrowheads="1"/>
+                    </pic:cNvPicPr>
+                  </pic:nvPicPr>
+                  <pic:blipFill>
+                    <a:blip r:embed="rId10" cstate="print">
+                      <a:extLst>
+                        <a:ext uri="{28A0092B-C50C-407E-A947-70E740481C1C}">
+                          <a14:useLocalDpi xmlns:a14="http://schemas.microsoft.com/office/drawing/2010/main" val="0"/>
+                        </a:ext>
+                      </a:extLst>
+                    </a:blip>
+                    <a:srcRect/>
+                    <a:stretch>
+                      <a:fillRect/>
+                    </a:stretch>
+                  </pic:blipFill>
+                  <pic:spPr bwMode="auto">
+                    <a:xfrm>
+                      <a:off x="0" y="0"/>
+                      <a:ext cx="5512523" cy="1622414"/>
+                    </a:xfrm>
+                    <a:prstGeom prst="rect">
+                      <a:avLst/>
+                    </a:prstGeom>
+                    <a:noFill/>
+                    <a:ln>
+                      <a:noFill/>
+                    </a:ln>
+                  </pic:spPr>
+                </pic:pic>
+              </a:graphicData>
+            </a:graphic>
+          </wp:inline>
+        </w:drawing>
+      </w:r>
+    </w:p>
+    <w:p>
+      <w:pPr>
+        <w:pStyle w:val="Caption"/>
+        <w:rPr>
+          <w:ins w:id="294" w:author="Phạm Hoàn Mỹ" w:date="2026-06-10T16:18:00Z" w16du:dateUtc="2026-06-10T09:18:00Z"/>
+          <w:lang w:val="en-US"/>
+        </w:rPr>
+      </w:pPr>
+      <w:r>
+        <w:t xml:space="preserve">Hình </w:t>
+      </w:r>
+      <w:fldSimple w:instr=" STYLEREF 1 \s ">
+        <w:r>
+          <w:rPr>
+            <w:noProof/>
+          </w:rPr>
+          <w:t>2</w:t>
+        </w:r>
+      </w:fldSimple>
+      <w:r>
+        <w:t>.</w:t>
+      </w:r>
+      <w:fldSimple w:instr=" SEQ Hình \* ARABIC \s 1 ">
+        <w:r>
+          <w:rPr>
+            <w:noProof/>
+          </w:rPr>
+          <w:t>2</w:t>
+        </w:r>
+      </w:fldSimple>
+    </w:p>
+    <w:p>
+      <w:pPr>
+        <w:pStyle w:val="Heading2"/>
+        <w:jc w:val="both"/>
+        <w:rPr>
+          <w:ins w:id="295" w:author="Phạm Hoàn Mỹ" w:date="2026-06-10T16:18:00Z" w16du:dateUtc="2026-06-10T09:18:00Z"/>
+          <w:szCs w:val="22"/>
+          <w:lang w:val="en-US"/>
+        </w:rPr>
+        <w:pPrChange w:id="296" w:author="Phạm Hoàn Mỹ" w:date="2026-06-10T16:25:00Z" w16du:dateUtc="2026-06-10T09:25:00Z">
+          <w:pPr>
+            <w:pStyle w:val="Heading2"/>
+          </w:pPr>
+        </w:pPrChange>
+      </w:pPr>
+      <w:ins w:id="297" w:author="Phạm Hoàn Mỹ" w:date="2026-06-10T16:17:00Z">
+        <w:r>
+          <w:rPr>
+            <w:lang w:val="en-US"/>
+          </w:rPr>
+          <w:t xml:space="preserve"> Công nghệ phía Máy chủ (Backend Technologies)</w:t>
+        </w:r>
+      </w:ins>
+    </w:p>
+    <w:p>
+      <w:pPr>
+        <w:pStyle w:val="Heading3"/>
+        <w:jc w:val="both"/>
+        <w:rPr>
+          <w:ins w:id="298" w:author="Phạm Hoàn Mỹ" w:date="2026-06-10T16:17:00Z"/>
+          <w:lang w:val="en-US"/>
+        </w:rPr>
+        <w:pPrChange w:id="299" w:author="Phạm Hoàn Mỹ" w:date="2026-06-10T16:25:00Z" w16du:dateUtc="2026-06-10T09:25:00Z">
           <w:pPr>
             <w:ind w:left="270"/>
           </w:pPr>
         </w:pPrChange>
       </w:pPr>
-      <w:ins w:id="294" w:author="Phạm Hoàn Mỹ" w:date="2026-06-10T16:16:00Z" w16du:dateUtc="2026-06-10T09:16:00Z">
-        <w:r>
-          <w:rPr>
-            <w:b/>
-            <w:bCs/>
-            <w:lang w:val="en-US"/>
-            <w:rPrChange w:id="295" w:author="Phạm Hoàn Mỹ" w:date="2026-06-10T16:16:00Z" w16du:dateUtc="2026-06-10T09:16:00Z">
-              <w:rPr>
-                <w:lang w:val="en-US"/>
-              </w:rPr>
-            </w:rPrChange>
-          </w:rPr>
-          <w:t>Lý do áp dụng:</w:t>
-        </w:r>
-        <w:r>
-          <w:rPr>
-            <w:lang w:val="en-US"/>
-          </w:rPr>
-          <w:t xml:space="preserve"> Thay vì áp dụng Microservices (vốn gây tốn kém chi phí gọi API nội bộ và quản lý Transaction phân tán phức tạp), Modular Monolith trên Spring Boot cho phép tốc độ gọi hàm tính bằng nano-giây (In-memory) và xử lý tính toàn vẹn giao dịch (ACID) cực kỳ an toàn, rất phù hợp với nghiệp vụ đập thẻ/Gacha khắt khe của dự án.</w:t>
+      <w:ins w:id="300" w:author="Phạm Hoàn Mỹ" w:date="2026-06-10T16:17:00Z">
+        <w:r>
+          <w:rPr>
+            <w:lang w:val="en-US"/>
+          </w:rPr>
+          <w:t xml:space="preserve"> Hệ sinh thái Spring Boot 3 và Java 21</w:t>
         </w:r>
       </w:ins>
-      <w:bookmarkStart w:id="296" w:name="_Toc367742504"/>
-    </w:p>
-    <w:p>
-      <w:pPr>
-        <w:pStyle w:val="Heading2"/>
+    </w:p>
+    <w:p>
+      <w:pPr>
+        <w:ind w:left="270" w:firstLine="450"/>
         <w:jc w:val="both"/>
         <w:rPr>
-          <w:ins w:id="297" w:author="Phạm Hoàn Mỹ" w:date="2026-06-10T16:18:00Z" w16du:dateUtc="2026-06-10T09:18:00Z"/>
-          <w:szCs w:val="22"/>
-          <w:lang w:val="en-US"/>
-        </w:rPr>
-        <w:pPrChange w:id="298" w:author="Phạm Hoàn Mỹ" w:date="2026-06-10T16:25:00Z" w16du:dateUtc="2026-06-10T09:25:00Z">
-          <w:pPr>
-            <w:pStyle w:val="Heading2"/>
-          </w:pPr>
-        </w:pPrChange>
-      </w:pPr>
-      <w:ins w:id="299" w:author="Phạm Hoàn Mỹ" w:date="2026-06-10T16:17:00Z">
-        <w:r>
-          <w:rPr>
-            <w:lang w:val="en-US"/>
-          </w:rPr>
-          <w:lastRenderedPageBreak/>
-          <w:t xml:space="preserve"> Công nghệ phía Máy chủ (Backend Technologies)</w:t>
-        </w:r>
-      </w:ins>
-    </w:p>
-    <w:p>
-      <w:pPr>
-        <w:pStyle w:val="Heading3"/>
-        <w:jc w:val="both"/>
-        <w:rPr>
-          <w:ins w:id="300" w:author="Phạm Hoàn Mỹ" w:date="2026-06-10T16:17:00Z"/>
-          <w:lang w:val="en-US"/>
-        </w:rPr>
-        <w:pPrChange w:id="301" w:author="Phạm Hoàn Mỹ" w:date="2026-06-10T16:25:00Z" w16du:dateUtc="2026-06-10T09:25:00Z">
+          <w:ins w:id="301" w:author="Phạm Hoàn Mỹ" w:date="2026-06-10T16:17:00Z"/>
+          <w:bCs/>
+          <w:szCs w:val="18"/>
+          <w:lang w:val="en-US"/>
+        </w:rPr>
+        <w:pPrChange w:id="302" w:author="Phạm Hoàn Mỹ" w:date="2026-06-10T16:25:00Z" w16du:dateUtc="2026-06-10T09:25:00Z">
           <w:pPr>
             <w:ind w:left="270"/>
           </w:pPr>
         </w:pPrChange>
       </w:pPr>
-      <w:ins w:id="302" w:author="Phạm Hoàn Mỹ" w:date="2026-06-10T16:17:00Z">
-        <w:r>
-          <w:rPr>
-            <w:lang w:val="en-US"/>
-          </w:rPr>
-          <w:t xml:space="preserve"> Hệ sinh thái Spring Boot 3 và Java 21</w:t>
+      <w:ins w:id="303" w:author="Phạm Hoàn Mỹ" w:date="2026-06-10T16:17:00Z">
+        <w:r>
+          <w:rPr>
+            <w:b/>
+            <w:bCs/>
+            <w:szCs w:val="18"/>
+            <w:lang w:val="en-US"/>
+          </w:rPr>
+          <w:t>Khái niệm:</w:t>
+        </w:r>
+        <w:r>
+          <w:rPr>
+            <w:bCs/>
+            <w:szCs w:val="18"/>
+            <w:lang w:val="en-US"/>
+          </w:rPr>
+          <w:t xml:space="preserve"> Spring Boot là bộ framework Java mã nguồn mở, giúp xây dựng các ứng dụng độc lập, cấp độ doanh nghiệp với cấu hình tối thiểu.</w:t>
         </w:r>
       </w:ins>
     </w:p>
@@ -5827,18 +6034,19 @@
         <w:ind w:left="270" w:firstLine="450"/>
         <w:jc w:val="both"/>
         <w:rPr>
-          <w:ins w:id="303" w:author="Phạm Hoàn Mỹ" w:date="2026-06-10T16:17:00Z"/>
+          <w:ins w:id="304" w:author="Phạm Hoàn Mỹ" w:date="2026-06-10T16:19:00Z" w16du:dateUtc="2026-06-10T09:19:00Z"/>
+          <w:b/>
           <w:bCs/>
           <w:szCs w:val="18"/>
           <w:lang w:val="en-US"/>
         </w:rPr>
-        <w:pPrChange w:id="304" w:author="Phạm Hoàn Mỹ" w:date="2026-06-10T16:25:00Z" w16du:dateUtc="2026-06-10T09:25:00Z">
+        <w:pPrChange w:id="305" w:author="Phạm Hoàn Mỹ" w:date="2026-06-10T16:25:00Z" w16du:dateUtc="2026-06-10T09:25:00Z">
           <w:pPr>
             <w:ind w:left="270"/>
           </w:pPr>
         </w:pPrChange>
       </w:pPr>
-      <w:ins w:id="305" w:author="Phạm Hoàn Mỹ" w:date="2026-06-10T16:17:00Z">
+      <w:ins w:id="306" w:author="Phạm Hoàn Mỹ" w:date="2026-06-10T16:17:00Z">
         <w:r>
           <w:rPr>
             <w:b/>
@@ -5846,7 +6054,7 @@
             <w:szCs w:val="18"/>
             <w:lang w:val="en-US"/>
           </w:rPr>
-          <w:t>Khái niệm:</w:t>
+          <w:t>Lý do áp dụng:</w:t>
         </w:r>
         <w:r>
           <w:rPr>
@@ -5854,141 +6062,105 @@
             <w:szCs w:val="18"/>
             <w:lang w:val="en-US"/>
           </w:rPr>
-          <w:t xml:space="preserve"> Spring Boot là bộ framework Java mã nguồn mở, giúp xây dựng các ứng dụng độc lập, cấp độ doanh nghiệp với cấu hình tối thiểu.</w:t>
+          <w:t xml:space="preserve"> Spring Boot cung cấp các annotation mạnh mẽ như </w:t>
+        </w:r>
+        <w:r>
+          <w:rPr>
+            <w:bCs/>
+            <w:color w:val="E36C0A" w:themeColor="accent6" w:themeShade="BF"/>
+            <w:szCs w:val="18"/>
+            <w:lang w:val="en-US"/>
+          </w:rPr>
+          <w:t>`@Transactional`</w:t>
+        </w:r>
+        <w:r>
+          <w:rPr>
+            <w:bCs/>
+            <w:szCs w:val="18"/>
+            <w:lang w:val="en-US"/>
+          </w:rPr>
+          <w:t xml:space="preserve">, </w:t>
+        </w:r>
+        <w:r>
+          <w:rPr>
+            <w:bCs/>
+            <w:color w:val="E36C0A" w:themeColor="accent6" w:themeShade="BF"/>
+            <w:szCs w:val="18"/>
+            <w:lang w:val="en-US"/>
+          </w:rPr>
+          <w:t>`@Scheduled`</w:t>
+        </w:r>
+        <w:r>
+          <w:rPr>
+            <w:bCs/>
+            <w:szCs w:val="18"/>
+            <w:lang w:val="en-US"/>
+          </w:rPr>
+          <w:t xml:space="preserve"> và tích hợp sẵn Hibernate (Spring Data JPA), giúp đẩy nhanh quá trình phát triển các API bảo mật (JWT) và quản lý luồng dữ liệu an toàn.</w:t>
         </w:r>
       </w:ins>
     </w:p>
     <w:p>
       <w:pPr>
-        <w:ind w:left="270" w:firstLine="450"/>
+        <w:pStyle w:val="Heading3"/>
         <w:jc w:val="both"/>
         <w:rPr>
-          <w:ins w:id="306" w:author="Phạm Hoàn Mỹ" w:date="2026-06-10T16:19:00Z" w16du:dateUtc="2026-06-10T09:19:00Z"/>
-          <w:b/>
-          <w:bCs/>
+          <w:ins w:id="307" w:author="Phạm Hoàn Mỹ" w:date="2026-06-10T16:17:00Z"/>
           <w:szCs w:val="18"/>
           <w:lang w:val="en-US"/>
         </w:rPr>
-        <w:pPrChange w:id="307" w:author="Phạm Hoàn Mỹ" w:date="2026-06-10T16:25:00Z" w16du:dateUtc="2026-06-10T09:25:00Z">
+        <w:pPrChange w:id="308" w:author="Phạm Hoàn Mỹ" w:date="2026-06-10T16:25:00Z" w16du:dateUtc="2026-06-10T09:25:00Z">
           <w:pPr>
             <w:ind w:left="270"/>
           </w:pPr>
         </w:pPrChange>
       </w:pPr>
-      <w:ins w:id="308" w:author="Phạm Hoàn Mỹ" w:date="2026-06-10T16:17:00Z">
-        <w:r>
-          <w:rPr>
-            <w:b/>
-            <w:bCs/>
+      <w:ins w:id="309" w:author="Phạm Hoàn Mỹ" w:date="2026-06-10T16:17:00Z">
+        <w:r>
+          <w:rPr>
             <w:szCs w:val="18"/>
             <w:lang w:val="en-US"/>
           </w:rPr>
-          <w:t>Lý do áp dụng:</w:t>
-        </w:r>
-        <w:r>
-          <w:rPr>
-            <w:bCs/>
+          <w:lastRenderedPageBreak/>
+          <w:t>Hệ quản trị</w:t>
+        </w:r>
+      </w:ins>
+      <w:ins w:id="310" w:author="Phạm Hoàn Mỹ" w:date="2026-06-10T16:20:00Z" w16du:dateUtc="2026-06-10T09:20:00Z">
+        <w:r>
+          <w:rPr>
             <w:szCs w:val="18"/>
             <w:lang w:val="en-US"/>
           </w:rPr>
-          <w:t xml:space="preserve"> Spring Boot cung cấp các annotation mạnh mẽ như </w:t>
-        </w:r>
-        <w:r>
-          <w:rPr>
-            <w:bCs/>
-            <w:color w:val="E36C0A" w:themeColor="accent6" w:themeShade="BF"/>
+          <w:t xml:space="preserve"> </w:t>
+        </w:r>
+      </w:ins>
+      <w:ins w:id="311" w:author="Phạm Hoàn Mỹ" w:date="2026-06-10T16:17:00Z">
+        <w:r>
+          <w:rPr>
             <w:szCs w:val="18"/>
             <w:lang w:val="en-US"/>
           </w:rPr>
-          <w:t>`@Transactional`</w:t>
-        </w:r>
-        <w:r>
-          <w:rPr>
-            <w:bCs/>
-            <w:szCs w:val="18"/>
-            <w:lang w:val="en-US"/>
-          </w:rPr>
-          <w:t xml:space="preserve">, </w:t>
-        </w:r>
-        <w:r>
-          <w:rPr>
-            <w:bCs/>
-            <w:color w:val="E36C0A" w:themeColor="accent6" w:themeShade="BF"/>
-            <w:szCs w:val="18"/>
-            <w:lang w:val="en-US"/>
-          </w:rPr>
-          <w:t>`@Scheduled`</w:t>
-        </w:r>
-        <w:r>
-          <w:rPr>
-            <w:bCs/>
-            <w:szCs w:val="18"/>
-            <w:lang w:val="en-US"/>
-          </w:rPr>
-          <w:t xml:space="preserve"> và tích hợp sẵn Hibernate (Spring Data JPA), giúp đẩy nhanh quá trình phát triển các API bảo mật (JWT) và quản lý luồng dữ liệu an toàn.</w:t>
+          <w:t>MySQL &amp; Cơ chế Khóa bi quan (Pessimistic Locking)</w:t>
         </w:r>
       </w:ins>
     </w:p>
     <w:p>
       <w:pPr>
-        <w:pStyle w:val="Heading3"/>
+        <w:ind w:left="270" w:firstLine="450"/>
         <w:jc w:val="both"/>
         <w:rPr>
-          <w:ins w:id="309" w:author="Phạm Hoàn Mỹ" w:date="2026-06-10T16:17:00Z"/>
+          <w:ins w:id="312" w:author="Phạm Hoàn Mỹ" w:date="2026-06-10T16:17:00Z"/>
+          <w:bCs/>
           <w:szCs w:val="18"/>
           <w:lang w:val="en-US"/>
         </w:rPr>
-        <w:pPrChange w:id="310" w:author="Phạm Hoàn Mỹ" w:date="2026-06-10T16:25:00Z" w16du:dateUtc="2026-06-10T09:25:00Z">
+        <w:pPrChange w:id="313" w:author="Phạm Hoàn Mỹ" w:date="2026-06-10T16:25:00Z" w16du:dateUtc="2026-06-10T09:25:00Z">
           <w:pPr>
             <w:ind w:left="270"/>
           </w:pPr>
         </w:pPrChange>
       </w:pPr>
-      <w:ins w:id="311" w:author="Phạm Hoàn Mỹ" w:date="2026-06-10T16:17:00Z">
-        <w:r>
-          <w:rPr>
-            <w:szCs w:val="18"/>
-            <w:lang w:val="en-US"/>
-          </w:rPr>
-          <w:t>Hệ quản trị</w:t>
-        </w:r>
-      </w:ins>
-      <w:ins w:id="312" w:author="Phạm Hoàn Mỹ" w:date="2026-06-10T16:20:00Z" w16du:dateUtc="2026-06-10T09:20:00Z">
-        <w:r>
-          <w:rPr>
-            <w:szCs w:val="18"/>
-            <w:lang w:val="en-US"/>
-          </w:rPr>
-          <w:t xml:space="preserve"> </w:t>
-        </w:r>
-      </w:ins>
-      <w:ins w:id="313" w:author="Phạm Hoàn Mỹ" w:date="2026-06-10T16:17:00Z">
-        <w:r>
-          <w:rPr>
-            <w:szCs w:val="18"/>
-            <w:lang w:val="en-US"/>
-          </w:rPr>
-          <w:t>MySQL &amp; Cơ chế Khóa bi quan (Pessimistic Locking)</w:t>
-        </w:r>
-      </w:ins>
-    </w:p>
-    <w:p>
-      <w:pPr>
-        <w:ind w:left="270" w:firstLine="450"/>
-        <w:jc w:val="both"/>
-        <w:rPr>
-          <w:ins w:id="314" w:author="Phạm Hoàn Mỹ" w:date="2026-06-10T16:17:00Z"/>
-          <w:bCs/>
-          <w:szCs w:val="18"/>
-          <w:lang w:val="en-US"/>
-        </w:rPr>
-        <w:pPrChange w:id="315" w:author="Phạm Hoàn Mỹ" w:date="2026-06-10T16:25:00Z" w16du:dateUtc="2026-06-10T09:25:00Z">
-          <w:pPr>
-            <w:ind w:left="270"/>
-          </w:pPr>
-        </w:pPrChange>
-      </w:pPr>
-      <w:ins w:id="316" w:author="Phạm Hoàn Mỹ" w:date="2026-06-10T16:17:00Z">
+      <w:ins w:id="314" w:author="Phạm Hoàn Mỹ" w:date="2026-06-10T16:17:00Z">
         <w:r>
           <w:rPr>
             <w:b/>
@@ -5999,7 +6171,7 @@
           <w:t>Khái niệm:</w:t>
         </w:r>
       </w:ins>
-      <w:ins w:id="317" w:author="Phạm Hoàn Mỹ" w:date="2026-06-10T16:20:00Z" w16du:dateUtc="2026-06-10T09:20:00Z">
+      <w:ins w:id="315" w:author="Phạm Hoàn Mỹ" w:date="2026-06-10T16:20:00Z" w16du:dateUtc="2026-06-10T09:20:00Z">
         <w:r>
           <w:rPr>
             <w:b/>
@@ -6010,7 +6182,7 @@
           <w:t xml:space="preserve"> </w:t>
         </w:r>
       </w:ins>
-      <w:ins w:id="318" w:author="Phạm Hoàn Mỹ" w:date="2026-06-10T16:17:00Z">
+      <w:ins w:id="316" w:author="Phạm Hoàn Mỹ" w:date="2026-06-10T16:17:00Z">
         <w:r>
           <w:rPr>
             <w:bCs/>
@@ -6043,8 +6215,139 @@
         <w:ind w:left="270" w:firstLine="450"/>
         <w:jc w:val="both"/>
         <w:rPr>
-          <w:ins w:id="319" w:author="Phạm Hoàn Mỹ" w:date="2026-06-10T16:20:00Z" w16du:dateUtc="2026-06-10T09:20:00Z"/>
           <w:bCs/>
+          <w:szCs w:val="18"/>
+          <w:lang w:val="en-US"/>
+        </w:rPr>
+      </w:pPr>
+      <w:ins w:id="317" w:author="Phạm Hoàn Mỹ" w:date="2026-06-10T16:17:00Z">
+        <w:r>
+          <w:rPr>
+            <w:b/>
+            <w:bCs/>
+            <w:szCs w:val="18"/>
+            <w:lang w:val="en-US"/>
+          </w:rPr>
+          <w:t>Lý do áp dụng:</w:t>
+        </w:r>
+        <w:r>
+          <w:rPr>
+            <w:bCs/>
+            <w:szCs w:val="18"/>
+            <w:lang w:val="en-US"/>
+          </w:rPr>
+          <w:t xml:space="preserve"> Trong các tính năng Nâng cấp thẻ bài, người dùng có thể dùng Auto-Click để tạo ra lỗi Tương tranh (Race Condition). Nếu dùng Khóa lạc quan (Optimistic Lock), hệ thống sẽ gặp rất nhiều lỗi 409 Conflict. Do đó, Mosco bắt buộc dùng Khóa bi quan để đảm bảo không có bất kỳ thẻ bài nào bị nhân bản trái phép (Double Spending).</w:t>
+        </w:r>
+      </w:ins>
+    </w:p>
+    <w:p>
+      <w:pPr>
+        <w:jc w:val="both"/>
+        <w:rPr>
+          <w:ins w:id="318" w:author="Phạm Hoàn Mỹ" w:date="2026-06-10T16:20:00Z" w16du:dateUtc="2026-06-10T09:20:00Z"/>
+          <w:bCs/>
+          <w:szCs w:val="18"/>
+          <w:lang w:val="en-US"/>
+        </w:rPr>
+      </w:pPr>
+    </w:p>
+    <w:p>
+      <w:pPr>
+        <w:keepNext/>
+        <w:spacing w:after="0" w:line="240" w:lineRule="auto"/>
+        <w:ind w:left="270"/>
+      </w:pPr>
+      <w:r>
+        <w:rPr>
+          <w:rFonts w:eastAsia="Times New Roman" w:cs="Times New Roman"/>
+          <w:noProof/>
+          <w:sz w:val="24"/>
+          <w:szCs w:val="24"/>
+          <w:lang w:val="en-US"/>
+        </w:rPr>
+        <w:drawing>
+          <wp:inline distT="0" distB="0" distL="0" distR="0" wp14:anchorId="05EDAAB3" wp14:editId="4DB8862C">
+            <wp:extent cx="5410200" cy="4219104"/>
+            <wp:effectExtent l="0" t="0" r="0" b="0"/>
+            <wp:docPr id="1321076212" name="Picture 11"/>
+            <wp:cNvGraphicFramePr>
+              <a:graphicFrameLocks xmlns:a="http://schemas.openxmlformats.org/drawingml/2006/main" noChangeAspect="1"/>
+            </wp:cNvGraphicFramePr>
+            <a:graphic xmlns:a="http://schemas.openxmlformats.org/drawingml/2006/main">
+              <a:graphicData uri="http://schemas.openxmlformats.org/drawingml/2006/picture">
+                <pic:pic xmlns:pic="http://schemas.openxmlformats.org/drawingml/2006/picture">
+                  <pic:nvPicPr>
+                    <pic:cNvPr id="0" name="Picture 42"/>
+                    <pic:cNvPicPr>
+                      <a:picLocks noChangeAspect="1" noChangeArrowheads="1"/>
+                    </pic:cNvPicPr>
+                  </pic:nvPicPr>
+                  <pic:blipFill>
+                    <a:blip r:embed="rId11" cstate="print">
+                      <a:extLst>
+                        <a:ext uri="{28A0092B-C50C-407E-A947-70E740481C1C}">
+                          <a14:useLocalDpi xmlns:a14="http://schemas.microsoft.com/office/drawing/2010/main" val="0"/>
+                        </a:ext>
+                      </a:extLst>
+                    </a:blip>
+                    <a:srcRect/>
+                    <a:stretch>
+                      <a:fillRect/>
+                    </a:stretch>
+                  </pic:blipFill>
+                  <pic:spPr bwMode="auto">
+                    <a:xfrm>
+                      <a:off x="0" y="0"/>
+                      <a:ext cx="5440316" cy="4242590"/>
+                    </a:xfrm>
+                    <a:prstGeom prst="rect">
+                      <a:avLst/>
+                    </a:prstGeom>
+                    <a:noFill/>
+                    <a:ln>
+                      <a:noFill/>
+                    </a:ln>
+                  </pic:spPr>
+                </pic:pic>
+              </a:graphicData>
+            </a:graphic>
+          </wp:inline>
+        </w:drawing>
+      </w:r>
+    </w:p>
+    <w:p>
+      <w:pPr>
+        <w:pStyle w:val="Caption"/>
+      </w:pPr>
+      <w:r>
+        <w:t xml:space="preserve">Hình </w:t>
+      </w:r>
+      <w:fldSimple w:instr=" STYLEREF 1 \s ">
+        <w:r>
+          <w:rPr>
+            <w:noProof/>
+          </w:rPr>
+          <w:t>2</w:t>
+        </w:r>
+      </w:fldSimple>
+      <w:r>
+        <w:t>.</w:t>
+      </w:r>
+      <w:fldSimple w:instr=" SEQ Hình \* ARABIC \s 1 ">
+        <w:r>
+          <w:rPr>
+            <w:noProof/>
+          </w:rPr>
+          <w:t>3</w:t>
+        </w:r>
+      </w:fldSimple>
+    </w:p>
+    <w:p>
+      <w:pPr>
+        <w:pStyle w:val="Heading3"/>
+        <w:jc w:val="both"/>
+        <w:rPr>
+          <w:ins w:id="319" w:author="Phạm Hoàn Mỹ" w:date="2026-06-10T16:17:00Z"/>
           <w:szCs w:val="18"/>
           <w:lang w:val="en-US"/>
         </w:rPr>
@@ -6054,48 +6357,40 @@
           </w:pPr>
         </w:pPrChange>
       </w:pPr>
-      <w:ins w:id="321" w:author="Phạm Hoàn Mỹ" w:date="2026-06-10T16:17:00Z">
-        <w:r>
-          <w:rPr>
-            <w:b/>
-            <w:bCs/>
-            <w:szCs w:val="18"/>
-            <w:lang w:val="en-US"/>
-          </w:rPr>
-          <w:t>Lý do áp dụng:</w:t>
-        </w:r>
-        <w:r>
-          <w:rPr>
-            <w:bCs/>
-            <w:szCs w:val="18"/>
-            <w:lang w:val="en-US"/>
-          </w:rPr>
-          <w:t xml:space="preserve"> Trong các tính năng Nâng cấp thẻ bài, người dùng có thể dùng Auto-Click để tạo ra lỗi Tương tranh (Race Condition). Nếu dùng Khóa lạc quan (Optimistic Lock), hệ thống sẽ gặp rất nhiều lỗi 409 Conflict. Do đó, Mosco bắt buộc dùng Khóa bi quan để đảm bảo không có bất kỳ thẻ bài nào bị nhân bản trái phép (Double Spending).</w:t>
-        </w:r>
-      </w:ins>
-    </w:p>
-    <w:p>
-      <w:pPr>
-        <w:pStyle w:val="Heading3"/>
+    </w:p>
+    <w:p>
+      <w:pPr>
+        <w:ind w:left="270"/>
         <w:jc w:val="both"/>
         <w:rPr>
-          <w:ins w:id="322" w:author="Phạm Hoàn Mỹ" w:date="2026-06-10T16:17:00Z"/>
+          <w:ins w:id="321" w:author="Phạm Hoàn Mỹ" w:date="2026-06-10T16:17:00Z"/>
+          <w:bCs/>
           <w:szCs w:val="18"/>
           <w:lang w:val="en-US"/>
         </w:rPr>
-        <w:pPrChange w:id="323" w:author="Phạm Hoàn Mỹ" w:date="2026-06-10T16:25:00Z" w16du:dateUtc="2026-06-10T09:25:00Z">
+        <w:pPrChange w:id="322" w:author="Phạm Hoàn Mỹ" w:date="2026-06-10T16:25:00Z" w16du:dateUtc="2026-06-10T09:25:00Z">
           <w:pPr>
             <w:ind w:left="270"/>
           </w:pPr>
         </w:pPrChange>
       </w:pPr>
-      <w:ins w:id="324" w:author="Phạm Hoàn Mỹ" w:date="2026-06-10T16:17:00Z">
-        <w:r>
-          <w:rPr>
+      <w:ins w:id="323" w:author="Phạm Hoàn Mỹ" w:date="2026-06-10T16:17:00Z">
+        <w:r>
+          <w:rPr>
+            <w:b/>
+            <w:bCs/>
             <w:szCs w:val="18"/>
             <w:lang w:val="en-US"/>
           </w:rPr>
-          <w:t>Trình sinh số ngẫu nhiên thực sự (TRNG - True Random Number Generator)</w:t>
+          <w:t>Khái niệm:</w:t>
+        </w:r>
+        <w:r>
+          <w:rPr>
+            <w:bCs/>
+            <w:szCs w:val="18"/>
+            <w:lang w:val="en-US"/>
+          </w:rPr>
+          <w:t xml:space="preserve"> Khác với Pseudo-Random (PRNG - sinh số giả ngẫu nhiên dựa trên thuật toán và thời gian máy), TRNG là phương pháp trích xuất số ngẫu nhiên từ các hiện tượng hỗn loạn của vật lý tự nhiên (như nhiễu điện từ, nhiễu khí quyển).</w:t>
         </w:r>
       </w:ins>
     </w:p>
@@ -6104,18 +6399,18 @@
         <w:ind w:left="270"/>
         <w:jc w:val="both"/>
         <w:rPr>
-          <w:ins w:id="325" w:author="Phạm Hoàn Mỹ" w:date="2026-06-10T16:17:00Z"/>
+          <w:ins w:id="324" w:author="Phạm Hoàn Mỹ" w:date="2026-06-10T16:17:00Z"/>
           <w:bCs/>
           <w:szCs w:val="18"/>
           <w:lang w:val="en-US"/>
         </w:rPr>
-        <w:pPrChange w:id="326" w:author="Phạm Hoàn Mỹ" w:date="2026-06-10T16:25:00Z" w16du:dateUtc="2026-06-10T09:25:00Z">
+        <w:pPrChange w:id="325" w:author="Phạm Hoàn Mỹ" w:date="2026-06-10T16:25:00Z" w16du:dateUtc="2026-06-10T09:25:00Z">
           <w:pPr>
             <w:ind w:left="270"/>
           </w:pPr>
         </w:pPrChange>
       </w:pPr>
-      <w:ins w:id="327" w:author="Phạm Hoàn Mỹ" w:date="2026-06-10T16:17:00Z">
+      <w:ins w:id="326" w:author="Phạm Hoàn Mỹ" w:date="2026-06-10T16:17:00Z">
         <w:r>
           <w:rPr>
             <w:b/>
@@ -6123,7 +6418,7 @@
             <w:szCs w:val="18"/>
             <w:lang w:val="en-US"/>
           </w:rPr>
-          <w:t>Khái niệm:</w:t>
+          <w:t>Lý do áp dụng:</w:t>
         </w:r>
         <w:r>
           <w:rPr>
@@ -6131,7 +6426,41 @@
             <w:szCs w:val="18"/>
             <w:lang w:val="en-US"/>
           </w:rPr>
-          <w:t xml:space="preserve"> Khác với Pseudo-Random (PRNG - sinh số giả ngẫu nhiên dựa trên thuật toán và thời gian máy), TRNG là phương pháp trích xuất số ngẫu nhiên từ các hiện tượng hỗn loạn của vật lý tự nhiên (như nhiễu điện từ, nhiễu khí quyển).</w:t>
+          <w:t xml:space="preserve"> Để đảm bảo tính minh bạch tuyệt đối của cơ chế Quay Gacha, Mosco không dùng </w:t>
+        </w:r>
+        <w:r>
+          <w:rPr>
+            <w:bCs/>
+            <w:color w:val="E36C0A" w:themeColor="accent6" w:themeShade="BF"/>
+            <w:szCs w:val="18"/>
+            <w:lang w:val="en-US"/>
+          </w:rPr>
+          <w:t>`Math.random()`</w:t>
+        </w:r>
+        <w:r>
+          <w:rPr>
+            <w:bCs/>
+            <w:szCs w:val="18"/>
+            <w:lang w:val="en-US"/>
+          </w:rPr>
+          <w:t xml:space="preserve">. Thay vào đó, máy chủ định kỳ lấy số ngẫu nhiên từ API Nhiễu khí quyển, sau đó XOR với </w:t>
+        </w:r>
+        <w:r>
+          <w:rPr>
+            <w:bCs/>
+            <w:color w:val="E36C0A" w:themeColor="accent6" w:themeShade="BF"/>
+            <w:szCs w:val="18"/>
+            <w:lang w:val="en-US"/>
+          </w:rPr>
+          <w:t>`System.nanoTime()`</w:t>
+        </w:r>
+        <w:r>
+          <w:rPr>
+            <w:bCs/>
+            <w:szCs w:val="18"/>
+            <w:lang w:val="en-US"/>
+          </w:rPr>
+          <w:t xml:space="preserve"> làm hạt giống (seed). Điều này giúp tỉ lệ rớt thẻ chuẩn xác và không thể bị hacker dự đoán chu kỳ.</w:t>
         </w:r>
       </w:ins>
     </w:p>
@@ -6140,119 +6469,76 @@
         <w:ind w:left="270"/>
         <w:jc w:val="both"/>
         <w:rPr>
-          <w:ins w:id="328" w:author="Phạm Hoàn Mỹ" w:date="2026-06-10T16:17:00Z"/>
+          <w:ins w:id="327" w:author="Phạm Hoàn Mỹ" w:date="2026-06-10T16:17:00Z"/>
           <w:bCs/>
           <w:szCs w:val="18"/>
           <w:lang w:val="en-US"/>
         </w:rPr>
-        <w:pPrChange w:id="329" w:author="Phạm Hoàn Mỹ" w:date="2026-06-10T16:25:00Z" w16du:dateUtc="2026-06-10T09:25:00Z">
+        <w:pPrChange w:id="328" w:author="Phạm Hoàn Mỹ" w:date="2026-06-10T16:25:00Z" w16du:dateUtc="2026-06-10T09:25:00Z">
           <w:pPr>
             <w:ind w:left="270"/>
           </w:pPr>
         </w:pPrChange>
       </w:pPr>
-      <w:ins w:id="330" w:author="Phạm Hoàn Mỹ" w:date="2026-06-10T16:17:00Z">
-        <w:r>
-          <w:rPr>
-            <w:b/>
-            <w:bCs/>
-            <w:szCs w:val="18"/>
-            <w:lang w:val="en-US"/>
-          </w:rPr>
-          <w:t>Lý do áp dụng:</w:t>
-        </w:r>
-        <w:r>
-          <w:rPr>
-            <w:bCs/>
-            <w:szCs w:val="18"/>
-            <w:lang w:val="en-US"/>
-          </w:rPr>
-          <w:t xml:space="preserve"> Để đảm bảo tính minh bạch tuyệt đối của cơ chế Quay Gacha, Mosco không dùng </w:t>
-        </w:r>
-        <w:r>
-          <w:rPr>
-            <w:bCs/>
-            <w:color w:val="E36C0A" w:themeColor="accent6" w:themeShade="BF"/>
-            <w:szCs w:val="18"/>
-            <w:lang w:val="en-US"/>
-          </w:rPr>
-          <w:t>`Math.random()`</w:t>
-        </w:r>
-        <w:r>
-          <w:rPr>
-            <w:bCs/>
-            <w:szCs w:val="18"/>
-            <w:lang w:val="en-US"/>
-          </w:rPr>
-          <w:t xml:space="preserve">. Thay vào đó, máy chủ định kỳ lấy số ngẫu nhiên từ API Nhiễu khí quyển, sau đó XOR với </w:t>
-        </w:r>
-        <w:r>
-          <w:rPr>
-            <w:bCs/>
-            <w:color w:val="E36C0A" w:themeColor="accent6" w:themeShade="BF"/>
-            <w:szCs w:val="18"/>
-            <w:lang w:val="en-US"/>
-          </w:rPr>
-          <w:t>`System.nanoTime()`</w:t>
-        </w:r>
-        <w:r>
-          <w:rPr>
-            <w:bCs/>
-            <w:szCs w:val="18"/>
-            <w:lang w:val="en-US"/>
-          </w:rPr>
-          <w:t xml:space="preserve"> làm hạt </w:t>
-        </w:r>
-        <w:r>
-          <w:rPr>
-            <w:bCs/>
-            <w:szCs w:val="18"/>
-            <w:lang w:val="en-US"/>
-          </w:rPr>
-          <w:lastRenderedPageBreak/>
-          <w:t>giống (seed). Điều này giúp tỉ lệ rớt thẻ chuẩn xác và không thể bị hacker dự đoán chu kỳ.</w:t>
-        </w:r>
-      </w:ins>
-    </w:p>
-    <w:p>
-      <w:pPr>
-        <w:ind w:left="270"/>
+    </w:p>
+    <w:p>
+      <w:pPr>
+        <w:pStyle w:val="Heading3"/>
         <w:jc w:val="both"/>
         <w:rPr>
-          <w:ins w:id="331" w:author="Phạm Hoàn Mỹ" w:date="2026-06-10T16:17:00Z"/>
-          <w:bCs/>
+          <w:ins w:id="329" w:author="Phạm Hoàn Mỹ" w:date="2026-06-10T16:17:00Z"/>
           <w:szCs w:val="18"/>
           <w:lang w:val="en-US"/>
         </w:rPr>
-        <w:pPrChange w:id="332" w:author="Phạm Hoàn Mỹ" w:date="2026-06-10T16:25:00Z" w16du:dateUtc="2026-06-10T09:25:00Z">
+        <w:pPrChange w:id="330" w:author="Phạm Hoàn Mỹ" w:date="2026-06-10T16:25:00Z" w16du:dateUtc="2026-06-10T09:25:00Z">
           <w:pPr>
             <w:ind w:left="270"/>
           </w:pPr>
         </w:pPrChange>
       </w:pPr>
-    </w:p>
-    <w:p>
-      <w:pPr>
-        <w:pStyle w:val="Heading3"/>
+      <w:ins w:id="331" w:author="Phạm Hoàn Mỹ" w:date="2026-06-10T16:17:00Z">
+        <w:r>
+          <w:rPr>
+            <w:szCs w:val="18"/>
+            <w:lang w:val="en-US"/>
+          </w:rPr>
+          <w:t>Giao thức STOMP qua WebSocket</w:t>
+        </w:r>
+      </w:ins>
+    </w:p>
+    <w:p>
+      <w:pPr>
+        <w:ind w:left="270"/>
         <w:jc w:val="both"/>
         <w:rPr>
-          <w:ins w:id="333" w:author="Phạm Hoàn Mỹ" w:date="2026-06-10T16:17:00Z"/>
+          <w:ins w:id="332" w:author="Phạm Hoàn Mỹ" w:date="2026-06-10T16:17:00Z"/>
+          <w:bCs/>
           <w:szCs w:val="18"/>
           <w:lang w:val="en-US"/>
         </w:rPr>
-        <w:pPrChange w:id="334" w:author="Phạm Hoàn Mỹ" w:date="2026-06-10T16:25:00Z" w16du:dateUtc="2026-06-10T09:25:00Z">
+        <w:pPrChange w:id="333" w:author="Phạm Hoàn Mỹ" w:date="2026-06-10T16:25:00Z" w16du:dateUtc="2026-06-10T09:25:00Z">
           <w:pPr>
             <w:ind w:left="270"/>
           </w:pPr>
         </w:pPrChange>
       </w:pPr>
-      <w:ins w:id="335" w:author="Phạm Hoàn Mỹ" w:date="2026-06-10T16:17:00Z">
-        <w:r>
-          <w:rPr>
+      <w:ins w:id="334" w:author="Phạm Hoàn Mỹ" w:date="2026-06-10T16:17:00Z">
+        <w:r>
+          <w:rPr>
+            <w:b/>
+            <w:bCs/>
             <w:szCs w:val="18"/>
             <w:lang w:val="en-US"/>
           </w:rPr>
-          <w:t>Giao thức STOMP qua WebSocket</w:t>
+          <w:t>Khái niệm:</w:t>
+        </w:r>
+        <w:r>
+          <w:rPr>
+            <w:bCs/>
+            <w:szCs w:val="18"/>
+            <w:lang w:val="en-US"/>
+          </w:rPr>
+          <w:t xml:space="preserve"> WebSocket cung cấp kết nối TCP hai chiều liên tục. STOMP (Simple Text Oriented Messaging Protocol) là giao thức định tuyến bản tin chạy trên nền WebSocket, áp dụng mô hình Pub/Sub (Publisher/Subscriber).</w:t>
         </w:r>
       </w:ins>
     </w:p>
@@ -6261,18 +6547,18 @@
         <w:ind w:left="270"/>
         <w:jc w:val="both"/>
         <w:rPr>
-          <w:ins w:id="336" w:author="Phạm Hoàn Mỹ" w:date="2026-06-10T16:17:00Z"/>
+          <w:ins w:id="335" w:author="Phạm Hoàn Mỹ" w:date="2026-06-10T16:17:00Z"/>
           <w:bCs/>
           <w:szCs w:val="18"/>
           <w:lang w:val="en-US"/>
         </w:rPr>
-        <w:pPrChange w:id="337" w:author="Phạm Hoàn Mỹ" w:date="2026-06-10T16:25:00Z" w16du:dateUtc="2026-06-10T09:25:00Z">
+        <w:pPrChange w:id="336" w:author="Phạm Hoàn Mỹ" w:date="2026-06-10T16:25:00Z" w16du:dateUtc="2026-06-10T09:25:00Z">
           <w:pPr>
             <w:ind w:left="270"/>
           </w:pPr>
         </w:pPrChange>
       </w:pPr>
-      <w:ins w:id="338" w:author="Phạm Hoàn Mỹ" w:date="2026-06-10T16:17:00Z">
+      <w:ins w:id="337" w:author="Phạm Hoàn Mỹ" w:date="2026-06-10T16:17:00Z">
         <w:r>
           <w:rPr>
             <w:b/>
@@ -6280,7 +6566,7 @@
             <w:szCs w:val="18"/>
             <w:lang w:val="en-US"/>
           </w:rPr>
-          <w:t>Khái niệm:</w:t>
+          <w:t>Lý do áp dụng:</w:t>
         </w:r>
         <w:r>
           <w:rPr>
@@ -6288,7 +6574,41 @@
             <w:szCs w:val="18"/>
             <w:lang w:val="en-US"/>
           </w:rPr>
-          <w:t xml:space="preserve"> WebSocket cung cấp kết nối TCP hai chiều liên tục. STOMP (Simple Text Oriented Messaging Protocol) là giao thức định tuyến bản tin chạy trên nền WebSocket, áp dụng mô hình Pub/Sub (Publisher/Subscriber).</w:t>
+          <w:t xml:space="preserve"> Thay vì dùng HTTP Polling (Client liên tục hỏi Server "có tin nhắn mới không?"), STOMP over WebSocket cho phép Server chủ động đẩy (Push) tin nhắn Chat trực tiếp xuống đúng các máy Client đang đăng ký theo dõi kênh </w:t>
+        </w:r>
+        <w:r>
+          <w:rPr>
+            <w:bCs/>
+            <w:color w:val="E36C0A" w:themeColor="accent6" w:themeShade="BF"/>
+            <w:szCs w:val="18"/>
+            <w:lang w:val="en-US"/>
+          </w:rPr>
+          <w:t>(`/topic`</w:t>
+        </w:r>
+        <w:r>
+          <w:rPr>
+            <w:bCs/>
+            <w:szCs w:val="18"/>
+            <w:lang w:val="en-US"/>
+          </w:rPr>
+          <w:t xml:space="preserve"> hoặc </w:t>
+        </w:r>
+        <w:r>
+          <w:rPr>
+            <w:bCs/>
+            <w:color w:val="E36C0A" w:themeColor="accent6" w:themeShade="BF"/>
+            <w:szCs w:val="18"/>
+            <w:lang w:val="en-US"/>
+          </w:rPr>
+          <w:t>`/queue`</w:t>
+        </w:r>
+        <w:r>
+          <w:rPr>
+            <w:bCs/>
+            <w:szCs w:val="18"/>
+            <w:lang w:val="en-US"/>
+          </w:rPr>
+          <w:t>), giảm thiểu lãng phí tài nguyên mạng.</w:t>
         </w:r>
       </w:ins>
     </w:p>
@@ -6297,155 +6617,85 @@
         <w:ind w:left="270"/>
         <w:jc w:val="both"/>
         <w:rPr>
-          <w:ins w:id="339" w:author="Phạm Hoàn Mỹ" w:date="2026-06-10T16:17:00Z"/>
+          <w:ins w:id="338" w:author="Phạm Hoàn Mỹ" w:date="2026-06-10T16:17:00Z"/>
           <w:bCs/>
           <w:szCs w:val="18"/>
           <w:lang w:val="en-US"/>
         </w:rPr>
-        <w:pPrChange w:id="340" w:author="Phạm Hoàn Mỹ" w:date="2026-06-10T16:25:00Z" w16du:dateUtc="2026-06-10T09:25:00Z">
+        <w:pPrChange w:id="339" w:author="Phạm Hoàn Mỹ" w:date="2026-06-10T16:25:00Z" w16du:dateUtc="2026-06-10T09:25:00Z">
           <w:pPr>
             <w:ind w:left="270"/>
           </w:pPr>
         </w:pPrChange>
       </w:pPr>
-      <w:ins w:id="341" w:author="Phạm Hoàn Mỹ" w:date="2026-06-10T16:17:00Z">
-        <w:r>
-          <w:rPr>
-            <w:b/>
-            <w:bCs/>
-            <w:szCs w:val="18"/>
-            <w:lang w:val="en-US"/>
-          </w:rPr>
-          <w:t>Lý do áp dụng:</w:t>
-        </w:r>
-        <w:r>
-          <w:rPr>
-            <w:bCs/>
-            <w:szCs w:val="18"/>
-            <w:lang w:val="en-US"/>
-          </w:rPr>
-          <w:t xml:space="preserve"> Thay vì dùng HTTP Polling (Client liên tục hỏi Server "có tin nhắn mới không?"), STOMP over WebSocket cho phép Server chủ động đẩy (Push) tin nhắn Chat trực tiếp xuống đúng các máy Client đang đăng ký theo dõi kênh </w:t>
-        </w:r>
-        <w:r>
-          <w:rPr>
-            <w:bCs/>
-            <w:color w:val="E36C0A" w:themeColor="accent6" w:themeShade="BF"/>
-            <w:szCs w:val="18"/>
-            <w:lang w:val="en-US"/>
-          </w:rPr>
-          <w:t>(`/topic`</w:t>
-        </w:r>
-        <w:r>
-          <w:rPr>
-            <w:bCs/>
-            <w:szCs w:val="18"/>
-            <w:lang w:val="en-US"/>
-          </w:rPr>
-          <w:t xml:space="preserve"> hoặc </w:t>
-        </w:r>
-        <w:r>
-          <w:rPr>
-            <w:bCs/>
-            <w:color w:val="E36C0A" w:themeColor="accent6" w:themeShade="BF"/>
-            <w:szCs w:val="18"/>
-            <w:lang w:val="en-US"/>
-          </w:rPr>
-          <w:t>`/queue`</w:t>
-        </w:r>
-        <w:r>
-          <w:rPr>
-            <w:bCs/>
-            <w:szCs w:val="18"/>
-            <w:lang w:val="en-US"/>
-          </w:rPr>
-          <w:t>), giảm thiểu lãng phí tài nguyên mạng.</w:t>
-        </w:r>
-      </w:ins>
-    </w:p>
-    <w:p>
-      <w:pPr>
-        <w:ind w:left="270"/>
+    </w:p>
+    <w:p>
+      <w:pPr>
+        <w:pStyle w:val="Heading2"/>
         <w:jc w:val="both"/>
         <w:rPr>
-          <w:ins w:id="342" w:author="Phạm Hoàn Mỹ" w:date="2026-06-10T16:17:00Z"/>
-          <w:bCs/>
+          <w:ins w:id="340" w:author="Phạm Hoàn Mỹ" w:date="2026-06-10T16:17:00Z"/>
           <w:szCs w:val="18"/>
           <w:lang w:val="en-US"/>
         </w:rPr>
-        <w:pPrChange w:id="343" w:author="Phạm Hoàn Mỹ" w:date="2026-06-10T16:25:00Z" w16du:dateUtc="2026-06-10T09:25:00Z">
+        <w:pPrChange w:id="341" w:author="Phạm Hoàn Mỹ" w:date="2026-06-10T16:25:00Z" w16du:dateUtc="2026-06-10T09:25:00Z">
           <w:pPr>
             <w:ind w:left="270"/>
           </w:pPr>
         </w:pPrChange>
       </w:pPr>
-    </w:p>
-    <w:p>
-      <w:pPr>
-        <w:pStyle w:val="Heading2"/>
+      <w:ins w:id="342" w:author="Phạm Hoàn Mỹ" w:date="2026-06-10T16:17:00Z">
+        <w:r>
+          <w:rPr>
+            <w:szCs w:val="18"/>
+            <w:lang w:val="en-US"/>
+          </w:rPr>
+          <w:t>Công nghệ phía Máy khách (Mobile Frontend Technologies)</w:t>
+        </w:r>
+      </w:ins>
+    </w:p>
+    <w:p>
+      <w:pPr>
+        <w:pStyle w:val="Heading3"/>
         <w:jc w:val="both"/>
         <w:rPr>
-          <w:ins w:id="344" w:author="Phạm Hoàn Mỹ" w:date="2026-06-10T16:17:00Z"/>
+          <w:ins w:id="343" w:author="Phạm Hoàn Mỹ" w:date="2026-06-10T16:17:00Z"/>
           <w:szCs w:val="18"/>
           <w:lang w:val="en-US"/>
         </w:rPr>
-        <w:pPrChange w:id="345" w:author="Phạm Hoàn Mỹ" w:date="2026-06-10T16:25:00Z" w16du:dateUtc="2026-06-10T09:25:00Z">
+        <w:pPrChange w:id="344" w:author="Phạm Hoàn Mỹ" w:date="2026-06-10T16:25:00Z" w16du:dateUtc="2026-06-10T09:25:00Z">
           <w:pPr>
             <w:ind w:left="270"/>
           </w:pPr>
         </w:pPrChange>
       </w:pPr>
-      <w:ins w:id="346" w:author="Phạm Hoàn Mỹ" w:date="2026-06-10T16:17:00Z">
+      <w:ins w:id="345" w:author="Phạm Hoàn Mỹ" w:date="2026-06-10T16:17:00Z">
         <w:r>
           <w:rPr>
             <w:szCs w:val="18"/>
             <w:lang w:val="en-US"/>
           </w:rPr>
-          <w:t>Công nghệ phía Máy khách (Mobile Frontend Technologies)</w:t>
+          <w:t>Android Native (Java) và Mô hình MVVM</w:t>
         </w:r>
       </w:ins>
     </w:p>
     <w:p>
       <w:pPr>
-        <w:pStyle w:val="Heading3"/>
+        <w:ind w:left="270"/>
         <w:jc w:val="both"/>
         <w:rPr>
-          <w:ins w:id="347" w:author="Phạm Hoàn Mỹ" w:date="2026-06-10T16:17:00Z"/>
+          <w:ins w:id="346" w:author="Phạm Hoàn Mỹ" w:date="2026-06-10T16:17:00Z"/>
+          <w:bCs/>
           <w:szCs w:val="18"/>
           <w:lang w:val="en-US"/>
         </w:rPr>
-        <w:pPrChange w:id="348" w:author="Phạm Hoàn Mỹ" w:date="2026-06-10T16:25:00Z" w16du:dateUtc="2026-06-10T09:25:00Z">
+        <w:pPrChange w:id="347" w:author="Phạm Hoàn Mỹ" w:date="2026-06-10T16:25:00Z" w16du:dateUtc="2026-06-10T09:25:00Z">
           <w:pPr>
             <w:ind w:left="270"/>
           </w:pPr>
         </w:pPrChange>
       </w:pPr>
-      <w:ins w:id="349" w:author="Phạm Hoàn Mỹ" w:date="2026-06-10T16:17:00Z">
-        <w:r>
-          <w:rPr>
-            <w:szCs w:val="18"/>
-            <w:lang w:val="en-US"/>
-          </w:rPr>
-          <w:t>Android Native (Java) và Mô hình MVVM</w:t>
-        </w:r>
-      </w:ins>
-    </w:p>
-    <w:p>
-      <w:pPr>
-        <w:ind w:left="270"/>
-        <w:jc w:val="both"/>
-        <w:rPr>
-          <w:ins w:id="350" w:author="Phạm Hoàn Mỹ" w:date="2026-06-10T16:17:00Z"/>
-          <w:bCs/>
-          <w:szCs w:val="18"/>
-          <w:lang w:val="en-US"/>
-        </w:rPr>
-        <w:pPrChange w:id="351" w:author="Phạm Hoàn Mỹ" w:date="2026-06-10T16:25:00Z" w16du:dateUtc="2026-06-10T09:25:00Z">
-          <w:pPr>
-            <w:ind w:left="270"/>
-          </w:pPr>
-        </w:pPrChange>
-      </w:pPr>
-      <w:ins w:id="352" w:author="Phạm Hoàn Mỹ" w:date="2026-06-10T16:17:00Z">
+      <w:ins w:id="348" w:author="Phạm Hoàn Mỹ" w:date="2026-06-10T16:17:00Z">
         <w:r>
           <w:rPr>
             <w:b/>
@@ -6470,8 +6720,165 @@
         <w:ind w:left="270"/>
         <w:jc w:val="both"/>
         <w:rPr>
+          <w:bCs/>
+          <w:szCs w:val="18"/>
+          <w:lang w:val="en-US"/>
+        </w:rPr>
+      </w:pPr>
+      <w:ins w:id="349" w:author="Phạm Hoàn Mỹ" w:date="2026-06-10T16:17:00Z">
+        <w:r>
+          <w:rPr>
+            <w:b/>
+            <w:bCs/>
+            <w:szCs w:val="18"/>
+            <w:lang w:val="en-US"/>
+          </w:rPr>
+          <w:t>Lý do áp dụng</w:t>
+        </w:r>
+      </w:ins>
+      <w:ins w:id="350" w:author="Phạm Hoàn Mỹ" w:date="2026-06-10T16:22:00Z" w16du:dateUtc="2026-06-10T09:22:00Z">
+        <w:r>
+          <w:rPr>
+            <w:b/>
+            <w:bCs/>
+            <w:szCs w:val="18"/>
+            <w:lang w:val="en-US"/>
+          </w:rPr>
+          <w:t>:</w:t>
+        </w:r>
+      </w:ins>
+      <w:ins w:id="351" w:author="Phạm Hoàn Mỹ" w:date="2026-06-10T16:17:00Z">
+        <w:r>
+          <w:rPr>
+            <w:bCs/>
+            <w:szCs w:val="18"/>
+            <w:lang w:val="en-US"/>
+          </w:rPr>
+          <w:t xml:space="preserve"> Khi thiết bị Android bị xoay màn hình hoặc ẩn ứng dụng, View có thể bị hệ điều hành tiêu hủy và tạo lại. Nhờ MVVM, ViewModel vẫn sống độc lập trên RAM, giữ nguyên trạng thái dữ liệu (ví dụ: đang loading Gacha). Khi </w:t>
+        </w:r>
+        <w:r>
+          <w:rPr>
+            <w:bCs/>
+            <w:szCs w:val="18"/>
+            <w:lang w:val="en-US"/>
+          </w:rPr>
+          <w:lastRenderedPageBreak/>
+          <w:t>View phục hồi, nó lập tức cập nhật lại trạng thái mà không cần gọi lại API, chống rò rỉ bộ nhớ (Memory Leak) hiệu quả. Lựa chọn Android Native thay vì React Native giúp ứng dụng tận dụng tối đa RAM và xử lý đa luồng tốt hơn trên các môi trường giả lập (Emulator).</w:t>
+        </w:r>
+      </w:ins>
+    </w:p>
+    <w:p>
+      <w:pPr>
+        <w:keepNext/>
+        <w:jc w:val="both"/>
+        <w:rPr>
+          <w:lang w:val="en-US"/>
+        </w:rPr>
+      </w:pPr>
+      <w:r>
+        <w:rPr>
+          <w:lang w:val="en-US"/>
+        </w:rPr>
+        <w:drawing>
+          <wp:inline distT="0" distB="0" distL="0" distR="0" wp14:anchorId="1DEC76EF" wp14:editId="2A33B17D">
+            <wp:extent cx="5590309" cy="3982756"/>
+            <wp:effectExtent l="0" t="0" r="0" b="0"/>
+            <wp:docPr id="839633234" name="Picture 18"/>
+            <wp:cNvGraphicFramePr>
+              <a:graphicFrameLocks xmlns:a="http://schemas.openxmlformats.org/drawingml/2006/main" noChangeAspect="1"/>
+            </wp:cNvGraphicFramePr>
+            <a:graphic xmlns:a="http://schemas.openxmlformats.org/drawingml/2006/main">
+              <a:graphicData uri="http://schemas.openxmlformats.org/drawingml/2006/picture">
+                <pic:pic xmlns:pic="http://schemas.openxmlformats.org/drawingml/2006/picture">
+                  <pic:nvPicPr>
+                    <pic:cNvPr id="0" name="Picture 65"/>
+                    <pic:cNvPicPr>
+                      <a:picLocks noChangeAspect="1" noChangeArrowheads="1"/>
+                    </pic:cNvPicPr>
+                  </pic:nvPicPr>
+                  <pic:blipFill>
+                    <a:blip r:embed="rId12" cstate="print">
+                      <a:extLst>
+                        <a:ext uri="{28A0092B-C50C-407E-A947-70E740481C1C}">
+                          <a14:useLocalDpi xmlns:a14="http://schemas.microsoft.com/office/drawing/2010/main" val="0"/>
+                        </a:ext>
+                      </a:extLst>
+                    </a:blip>
+                    <a:srcRect/>
+                    <a:stretch>
+                      <a:fillRect/>
+                    </a:stretch>
+                  </pic:blipFill>
+                  <pic:spPr bwMode="auto">
+                    <a:xfrm>
+                      <a:off x="0" y="0"/>
+                      <a:ext cx="5605759" cy="3993763"/>
+                    </a:xfrm>
+                    <a:prstGeom prst="rect">
+                      <a:avLst/>
+                    </a:prstGeom>
+                    <a:noFill/>
+                    <a:ln>
+                      <a:noFill/>
+                    </a:ln>
+                  </pic:spPr>
+                </pic:pic>
+              </a:graphicData>
+            </a:graphic>
+          </wp:inline>
+        </w:drawing>
+      </w:r>
+      <w:r>
+        <w:rPr>
+          <w:lang w:val="en-US"/>
+        </w:rPr>
+        <w:tab/>
+      </w:r>
+    </w:p>
+    <w:p>
+      <w:pPr>
+        <w:pStyle w:val="Caption"/>
+      </w:pPr>
+      <w:r>
+        <w:t xml:space="preserve">Hình </w:t>
+      </w:r>
+      <w:fldSimple w:instr=" STYLEREF 1 \s ">
+        <w:r>
+          <w:rPr>
+            <w:noProof/>
+          </w:rPr>
+          <w:t>2</w:t>
+        </w:r>
+      </w:fldSimple>
+      <w:r>
+        <w:t>.</w:t>
+      </w:r>
+      <w:fldSimple w:instr=" SEQ Hình \* ARABIC \s 1 ">
+        <w:r>
+          <w:rPr>
+            <w:noProof/>
+          </w:rPr>
+          <w:t>4</w:t>
+        </w:r>
+      </w:fldSimple>
+    </w:p>
+    <w:p>
+      <w:pPr>
+        <w:jc w:val="both"/>
+        <w:rPr>
+          <w:ins w:id="352" w:author="Phạm Hoàn Mỹ" w:date="2026-06-10T16:17:00Z"/>
+          <w:bCs/>
+          <w:szCs w:val="18"/>
+          <w:lang w:val="en-US"/>
+        </w:rPr>
+      </w:pPr>
+    </w:p>
+    <w:p>
+      <w:pPr>
+        <w:pStyle w:val="Heading3"/>
+        <w:jc w:val="both"/>
+        <w:rPr>
           <w:ins w:id="353" w:author="Phạm Hoàn Mỹ" w:date="2026-06-10T16:17:00Z"/>
-          <w:bCs/>
           <w:szCs w:val="18"/>
           <w:lang w:val="en-US"/>
         </w:rPr>
@@ -6484,58 +6891,46 @@
       <w:ins w:id="355" w:author="Phạm Hoàn Mỹ" w:date="2026-06-10T16:17:00Z">
         <w:r>
           <w:rPr>
-            <w:b/>
-            <w:bCs/>
             <w:szCs w:val="18"/>
             <w:lang w:val="en-US"/>
           </w:rPr>
-          <w:t>Lý do áp dụng</w:t>
+          <w:t>Cơ sở dữ liệu Room SQLite (Local Cache)</w:t>
         </w:r>
       </w:ins>
-      <w:ins w:id="356" w:author="Phạm Hoàn Mỹ" w:date="2026-06-10T16:22:00Z" w16du:dateUtc="2026-06-10T09:22:00Z">
-        <w:r>
-          <w:rPr>
-            <w:b/>
-            <w:bCs/>
-            <w:szCs w:val="18"/>
-            <w:lang w:val="en-US"/>
-          </w:rPr>
-          <w:t>:</w:t>
-        </w:r>
-      </w:ins>
-      <w:ins w:id="357" w:author="Phạm Hoàn Mỹ" w:date="2026-06-10T16:17:00Z">
-        <w:r>
-          <w:rPr>
-            <w:bCs/>
-            <w:szCs w:val="18"/>
-            <w:lang w:val="en-US"/>
-          </w:rPr>
-          <w:t xml:space="preserve"> Khi thiết bị Android bị xoay màn hình hoặc ẩn ứng dụng, View có thể bị hệ điều hành tiêu hủy và tạo lại. Nhờ MVVM, ViewModel vẫn sống độc lập trên RAM, giữ nguyên trạng thái dữ liệu (ví dụ: đang loading Gacha). Khi View phục hồi, nó lập tức cập nhật lại trạng thái mà không cần gọi lại API, chống rò rỉ bộ nhớ (Memory Leak) hiệu quả. Lựa chọn Android Native thay vì React Native giúp ứng dụng tận dụng tối đa RAM và xử lý đa luồng tốt hơn trên các môi trường giả lập (Emulator).</w:t>
-        </w:r>
-      </w:ins>
-    </w:p>
-    <w:p>
-      <w:pPr>
-        <w:pStyle w:val="Heading3"/>
+    </w:p>
+    <w:p>
+      <w:pPr>
+        <w:ind w:left="270"/>
         <w:jc w:val="both"/>
         <w:rPr>
-          <w:ins w:id="358" w:author="Phạm Hoàn Mỹ" w:date="2026-06-10T16:17:00Z"/>
+          <w:ins w:id="356" w:author="Phạm Hoàn Mỹ" w:date="2026-06-10T16:17:00Z"/>
+          <w:bCs/>
           <w:szCs w:val="18"/>
           <w:lang w:val="en-US"/>
         </w:rPr>
-        <w:pPrChange w:id="359" w:author="Phạm Hoàn Mỹ" w:date="2026-06-10T16:25:00Z" w16du:dateUtc="2026-06-10T09:25:00Z">
+        <w:pPrChange w:id="357" w:author="Phạm Hoàn Mỹ" w:date="2026-06-10T16:25:00Z" w16du:dateUtc="2026-06-10T09:25:00Z">
           <w:pPr>
             <w:ind w:left="270"/>
           </w:pPr>
         </w:pPrChange>
       </w:pPr>
-      <w:ins w:id="360" w:author="Phạm Hoàn Mỹ" w:date="2026-06-10T16:17:00Z">
-        <w:r>
-          <w:rPr>
+      <w:ins w:id="358" w:author="Phạm Hoàn Mỹ" w:date="2026-06-10T16:17:00Z">
+        <w:r>
+          <w:rPr>
+            <w:b/>
+            <w:bCs/>
             <w:szCs w:val="18"/>
             <w:lang w:val="en-US"/>
           </w:rPr>
-          <w:t>Cơ sở dữ liệu Room SQLite (Local Cache)</w:t>
+          <w:t>Khái niệm:</w:t>
+        </w:r>
+        <w:r>
+          <w:rPr>
+            <w:bCs/>
+            <w:szCs w:val="18"/>
+            <w:lang w:val="en-US"/>
+          </w:rPr>
+          <w:t xml:space="preserve"> Room là một thư viện ORM (Object-Relational Mapping) của Google, cung cấp lớp lang trừu tượng bọc ngoài SQLite cục bộ trên thiết bị.</w:t>
         </w:r>
       </w:ins>
     </w:p>
@@ -6544,18 +6939,18 @@
         <w:ind w:left="270"/>
         <w:jc w:val="both"/>
         <w:rPr>
-          <w:ins w:id="361" w:author="Phạm Hoàn Mỹ" w:date="2026-06-10T16:17:00Z"/>
+          <w:ins w:id="359" w:author="Phạm Hoàn Mỹ" w:date="2026-06-10T16:17:00Z"/>
           <w:bCs/>
           <w:szCs w:val="18"/>
           <w:lang w:val="en-US"/>
         </w:rPr>
-        <w:pPrChange w:id="362" w:author="Phạm Hoàn Mỹ" w:date="2026-06-10T16:25:00Z" w16du:dateUtc="2026-06-10T09:25:00Z">
+        <w:pPrChange w:id="360" w:author="Phạm Hoàn Mỹ" w:date="2026-06-10T16:25:00Z" w16du:dateUtc="2026-06-10T09:25:00Z">
           <w:pPr>
             <w:ind w:left="270"/>
           </w:pPr>
         </w:pPrChange>
       </w:pPr>
-      <w:ins w:id="363" w:author="Phạm Hoàn Mỹ" w:date="2026-06-10T16:17:00Z">
+      <w:ins w:id="361" w:author="Phạm Hoàn Mỹ" w:date="2026-06-10T16:17:00Z">
         <w:r>
           <w:rPr>
             <w:b/>
@@ -6563,7 +6958,7 @@
             <w:szCs w:val="18"/>
             <w:lang w:val="en-US"/>
           </w:rPr>
-          <w:t>Khái niệm:</w:t>
+          <w:t>Lý do áp dụng:</w:t>
         </w:r>
         <w:r>
           <w:rPr>
@@ -6571,69 +6966,69 @@
             <w:szCs w:val="18"/>
             <w:lang w:val="en-US"/>
           </w:rPr>
-          <w:t xml:space="preserve"> Room là một thư viện ORM (Object-Relational Mapping) của Google, cung cấp lớp lang trừu tượng bọc ngoài SQLite cục bộ trên thiết bị.</w:t>
+          <w:t xml:space="preserve"> Room là trái tim của kiến trúc Local-First. Nó chuyển hóa các câu truy vấn SQL thô thành các luồng quan sát trực tiếp (LiveData). Mỗi khi có dữ liệu đồng bộ từ Server về, Room tự động đẩy thông báo lên giao diện để render cập nhật thẻ bài mà không cần lập trình viên can thiệp thủ công.</w:t>
         </w:r>
       </w:ins>
     </w:p>
     <w:p>
       <w:pPr>
-        <w:ind w:left="270"/>
+        <w:pStyle w:val="Heading3"/>
         <w:jc w:val="both"/>
         <w:rPr>
-          <w:ins w:id="364" w:author="Phạm Hoàn Mỹ" w:date="2026-06-10T16:17:00Z"/>
-          <w:bCs/>
+          <w:ins w:id="362" w:author="Phạm Hoàn Mỹ" w:date="2026-06-10T16:17:00Z"/>
           <w:szCs w:val="18"/>
           <w:lang w:val="en-US"/>
         </w:rPr>
-        <w:pPrChange w:id="365" w:author="Phạm Hoàn Mỹ" w:date="2026-06-10T16:25:00Z" w16du:dateUtc="2026-06-10T09:25:00Z">
+        <w:pPrChange w:id="363" w:author="Phạm Hoàn Mỹ" w:date="2026-06-10T16:25:00Z" w16du:dateUtc="2026-06-10T09:25:00Z">
           <w:pPr>
             <w:ind w:left="270"/>
           </w:pPr>
         </w:pPrChange>
       </w:pPr>
-      <w:ins w:id="366" w:author="Phạm Hoàn Mỹ" w:date="2026-06-10T16:17:00Z">
-        <w:r>
-          <w:rPr>
-            <w:b/>
-            <w:bCs/>
+      <w:ins w:id="364" w:author="Phạm Hoàn Mỹ" w:date="2026-06-10T16:17:00Z">
+        <w:r>
+          <w:rPr>
             <w:szCs w:val="18"/>
             <w:lang w:val="en-US"/>
           </w:rPr>
           <w:lastRenderedPageBreak/>
-          <w:t>Lý do áp dụng:</w:t>
-        </w:r>
-        <w:r>
-          <w:rPr>
-            <w:bCs/>
-            <w:szCs w:val="18"/>
-            <w:lang w:val="en-US"/>
-          </w:rPr>
-          <w:t xml:space="preserve"> Room là trái tim của kiến trúc Local-First. Nó chuyển hóa các câu truy vấn SQL thô thành các luồng quan sát trực tiếp (LiveData). Mỗi khi có dữ liệu đồng bộ từ Server về, Room tự động đẩy thông báo lên giao diện để render cập nhật thẻ bài mà không cần lập trình viên can thiệp thủ công.</w:t>
+          <w:t>Học máy tại biên (Edge ML) với Google ML Kit</w:t>
         </w:r>
       </w:ins>
     </w:p>
     <w:p>
       <w:pPr>
-        <w:pStyle w:val="Heading3"/>
+        <w:ind w:left="270"/>
         <w:jc w:val="both"/>
         <w:rPr>
-          <w:ins w:id="367" w:author="Phạm Hoàn Mỹ" w:date="2026-06-10T16:17:00Z"/>
+          <w:ins w:id="365" w:author="Phạm Hoàn Mỹ" w:date="2026-06-10T16:17:00Z"/>
+          <w:bCs/>
           <w:szCs w:val="18"/>
           <w:lang w:val="en-US"/>
         </w:rPr>
-        <w:pPrChange w:id="368" w:author="Phạm Hoàn Mỹ" w:date="2026-06-10T16:25:00Z" w16du:dateUtc="2026-06-10T09:25:00Z">
+        <w:pPrChange w:id="366" w:author="Phạm Hoàn Mỹ" w:date="2026-06-10T16:25:00Z" w16du:dateUtc="2026-06-10T09:25:00Z">
           <w:pPr>
             <w:ind w:left="270"/>
           </w:pPr>
         </w:pPrChange>
       </w:pPr>
-      <w:ins w:id="369" w:author="Phạm Hoàn Mỹ" w:date="2026-06-10T16:17:00Z">
-        <w:r>
-          <w:rPr>
+      <w:ins w:id="367" w:author="Phạm Hoàn Mỹ" w:date="2026-06-10T16:17:00Z">
+        <w:r>
+          <w:rPr>
+            <w:b/>
+            <w:bCs/>
             <w:szCs w:val="18"/>
             <w:lang w:val="en-US"/>
           </w:rPr>
-          <w:t>Học máy tại biên (Edge ML) với Google ML Kit</w:t>
+          <w:t>Khái niệm:</w:t>
+        </w:r>
+        <w:r>
+          <w:rPr>
+            <w:bCs/>
+            <w:szCs w:val="18"/>
+            <w:lang w:val="en-US"/>
+          </w:rPr>
+          <w:t xml:space="preserve"> ML Kit là bộ SDK của Google đưa các mô hình học máy nhúng trực tiếp vào thiết bị di động, tính toán bằng chip (CPU/NPU) của điện thoại thay vì đám mây.</w:t>
         </w:r>
       </w:ins>
     </w:p>
@@ -6641,93 +7036,141 @@
       <w:pPr>
         <w:ind w:left="270"/>
         <w:jc w:val="both"/>
+        <w:rPr>
+          <w:bCs/>
+          <w:szCs w:val="18"/>
+          <w:lang w:val="en-US"/>
+        </w:rPr>
+      </w:pPr>
+      <w:ins w:id="368" w:author="Phạm Hoàn Mỹ" w:date="2026-06-10T16:17:00Z">
+        <w:r>
+          <w:rPr>
+            <w:b/>
+            <w:bCs/>
+            <w:szCs w:val="18"/>
+            <w:lang w:val="en-US"/>
+          </w:rPr>
+          <w:t>Lý do áp dụng:</w:t>
+        </w:r>
+        <w:r>
+          <w:rPr>
+            <w:bCs/>
+            <w:szCs w:val="18"/>
+            <w:lang w:val="en-US"/>
+          </w:rPr>
+          <w:t xml:space="preserve"> Mosco sử dụng module Face Detection (Nhận diện khuôn mặt) của ML Kit để tự động tính toán trọng tâm khuôn mặt khi người dùng tải ảnh Avatar lên. Việc xử lý Offline (On-device) giúp thao tác cắt ảnh (Crop) diễn ra chỉ trong 50 mili-giây, không tiêu tốn băng thông, không chịu độ trễ mạng và đảm bảo quyền riêng tư tuyệt đối cho dữ liệu ảnh cá nhân.</w:t>
+        </w:r>
+      </w:ins>
+    </w:p>
+    <w:p>
+      <w:pPr>
+        <w:keepNext/>
+        <w:ind w:left="270"/>
+        <w:jc w:val="both"/>
+      </w:pPr>
+      <w:r>
+        <w:rPr>
+          <w:noProof/>
+        </w:rPr>
+        <w:drawing>
+          <wp:inline distT="0" distB="0" distL="0" distR="0" wp14:anchorId="2DC11C25" wp14:editId="241F044D">
+            <wp:extent cx="5382491" cy="2275629"/>
+            <wp:effectExtent l="0" t="0" r="0" b="0"/>
+            <wp:docPr id="1130565335" name="Picture 14"/>
+            <wp:cNvGraphicFramePr>
+              <a:graphicFrameLocks xmlns:a="http://schemas.openxmlformats.org/drawingml/2006/main" noChangeAspect="1"/>
+            </wp:cNvGraphicFramePr>
+            <a:graphic xmlns:a="http://schemas.openxmlformats.org/drawingml/2006/main">
+              <a:graphicData uri="http://schemas.openxmlformats.org/drawingml/2006/picture">
+                <pic:pic xmlns:pic="http://schemas.openxmlformats.org/drawingml/2006/picture">
+                  <pic:nvPicPr>
+                    <pic:cNvPr id="0" name="Picture 51"/>
+                    <pic:cNvPicPr>
+                      <a:picLocks noChangeAspect="1" noChangeArrowheads="1"/>
+                    </pic:cNvPicPr>
+                  </pic:nvPicPr>
+                  <pic:blipFill>
+                    <a:blip r:embed="rId13">
+                      <a:extLst>
+                        <a:ext uri="{28A0092B-C50C-407E-A947-70E740481C1C}">
+                          <a14:useLocalDpi xmlns:a14="http://schemas.microsoft.com/office/drawing/2010/main" val="0"/>
+                        </a:ext>
+                      </a:extLst>
+                    </a:blip>
+                    <a:srcRect/>
+                    <a:stretch>
+                      <a:fillRect/>
+                    </a:stretch>
+                  </pic:blipFill>
+                  <pic:spPr bwMode="auto">
+                    <a:xfrm>
+                      <a:off x="0" y="0"/>
+                      <a:ext cx="5397045" cy="2281782"/>
+                    </a:xfrm>
+                    <a:prstGeom prst="rect">
+                      <a:avLst/>
+                    </a:prstGeom>
+                    <a:noFill/>
+                    <a:ln>
+                      <a:noFill/>
+                    </a:ln>
+                  </pic:spPr>
+                </pic:pic>
+              </a:graphicData>
+            </a:graphic>
+          </wp:inline>
+        </w:drawing>
+      </w:r>
+    </w:p>
+    <w:p>
+      <w:pPr>
+        <w:pStyle w:val="Caption"/>
+        <w:rPr>
+          <w:ins w:id="369" w:author="Phạm Hoàn Mỹ" w:date="2026-06-10T16:17:00Z"/>
+        </w:rPr>
+      </w:pPr>
+      <w:r>
+        <w:t xml:space="preserve">Hình </w:t>
+      </w:r>
+      <w:fldSimple w:instr=" STYLEREF 1 \s ">
+        <w:r>
+          <w:rPr>
+            <w:noProof/>
+          </w:rPr>
+          <w:t>2</w:t>
+        </w:r>
+      </w:fldSimple>
+      <w:r>
+        <w:t>.</w:t>
+      </w:r>
+      <w:fldSimple w:instr=" SEQ Hình \* ARABIC \s 1 ">
+        <w:r>
+          <w:rPr>
+            <w:noProof/>
+          </w:rPr>
+          <w:t>5</w:t>
+        </w:r>
+      </w:fldSimple>
+    </w:p>
+    <w:p>
+      <w:pPr>
+        <w:ind w:left="270"/>
         <w:rPr>
           <w:ins w:id="370" w:author="Phạm Hoàn Mỹ" w:date="2026-06-10T16:17:00Z"/>
           <w:bCs/>
           <w:szCs w:val="18"/>
           <w:lang w:val="en-US"/>
         </w:rPr>
-        <w:pPrChange w:id="371" w:author="Phạm Hoàn Mỹ" w:date="2026-06-10T16:25:00Z" w16du:dateUtc="2026-06-10T09:25:00Z">
-          <w:pPr>
-            <w:ind w:left="270"/>
-          </w:pPr>
-        </w:pPrChange>
-      </w:pPr>
-      <w:ins w:id="372" w:author="Phạm Hoàn Mỹ" w:date="2026-06-10T16:17:00Z">
-        <w:r>
-          <w:rPr>
-            <w:b/>
-            <w:bCs/>
-            <w:szCs w:val="18"/>
-            <w:lang w:val="en-US"/>
-          </w:rPr>
-          <w:t>Khái niệm:</w:t>
-        </w:r>
-        <w:r>
-          <w:rPr>
-            <w:bCs/>
-            <w:szCs w:val="18"/>
-            <w:lang w:val="en-US"/>
-          </w:rPr>
-          <w:t xml:space="preserve"> ML Kit là bộ SDK của Google đưa các mô hình học máy nhúng trực tiếp vào thiết bị di động, tính toán bằng chip (CPU/NPU) của điện thoại thay vì đám mây.</w:t>
-        </w:r>
-      </w:ins>
-    </w:p>
-    <w:p>
-      <w:pPr>
-        <w:ind w:left="270"/>
-        <w:jc w:val="both"/>
-        <w:rPr>
-          <w:ins w:id="373" w:author="Phạm Hoàn Mỹ" w:date="2026-06-10T16:17:00Z"/>
-          <w:bCs/>
-          <w:szCs w:val="18"/>
-          <w:lang w:val="en-US"/>
-        </w:rPr>
-        <w:pPrChange w:id="374" w:author="Phạm Hoàn Mỹ" w:date="2026-06-10T16:25:00Z" w16du:dateUtc="2026-06-10T09:25:00Z">
-          <w:pPr>
-            <w:ind w:left="270"/>
-          </w:pPr>
-        </w:pPrChange>
-      </w:pPr>
-      <w:ins w:id="375" w:author="Phạm Hoàn Mỹ" w:date="2026-06-10T16:17:00Z">
-        <w:r>
-          <w:rPr>
-            <w:b/>
-            <w:bCs/>
-            <w:szCs w:val="18"/>
-            <w:lang w:val="en-US"/>
-          </w:rPr>
-          <w:t>Lý do áp dụng:</w:t>
-        </w:r>
-        <w:r>
-          <w:rPr>
-            <w:bCs/>
-            <w:szCs w:val="18"/>
-            <w:lang w:val="en-US"/>
-          </w:rPr>
-          <w:t xml:space="preserve"> Mosco sử dụng module Face Detection (Nhận diện khuôn mặt) của ML Kit để tự động tính toán trọng tâm khuôn mặt khi người dùng tải ảnh Avatar lên. Việc xử lý Offline (On-device) giúp thao tác cắt ảnh (Crop) diễn ra chỉ trong 50 mili-giây, không tiêu tốn băng thông, không chịu độ trễ mạng và đảm bảo quyền riêng tư tuyệt đối cho dữ liệu ảnh cá nhân.</w:t>
-        </w:r>
-      </w:ins>
-    </w:p>
-    <w:p>
-      <w:pPr>
-        <w:ind w:left="270"/>
-        <w:rPr>
-          <w:ins w:id="376" w:author="Phạm Hoàn Mỹ" w:date="2026-06-10T16:17:00Z"/>
-          <w:bCs/>
-          <w:szCs w:val="18"/>
-          <w:lang w:val="en-US"/>
-        </w:rPr>
-      </w:pPr>
-    </w:p>
-    <w:p>
-      <w:pPr>
-        <w:rPr>
-          <w:del w:id="377" w:author="Phạm Hoàn Mỹ" w:date="2026-06-10T15:28:00Z" w16du:dateUtc="2026-06-10T08:28:00Z"/>
-          <w:lang w:val="en-US"/>
-        </w:rPr>
-      </w:pPr>
-      <w:del w:id="378" w:author="Phạm Hoàn Mỹ" w:date="2026-06-10T15:27:00Z" w16du:dateUtc="2026-06-10T08:27:00Z">
+      </w:pPr>
+    </w:p>
+    <w:p>
+      <w:pPr>
+        <w:rPr>
+          <w:del w:id="371" w:author="Phạm Hoàn Mỹ" w:date="2026-06-10T15:28:00Z" w16du:dateUtc="2026-06-10T08:28:00Z"/>
+          <w:lang w:val="en-US"/>
+        </w:rPr>
+      </w:pPr>
+      <w:del w:id="372" w:author="Phạm Hoàn Mỹ" w:date="2026-06-10T15:27:00Z" w16du:dateUtc="2026-06-10T08:27:00Z">
         <w:r>
           <w:rPr>
             <w:lang w:val="en-US"/>
@@ -6735,15 +7178,15 @@
           <w:delText>Chủ đề cấp độ 4</w:delText>
         </w:r>
       </w:del>
-      <w:bookmarkEnd w:id="296"/>
-    </w:p>
-    <w:p>
-      <w:pPr>
-        <w:rPr>
-          <w:del w:id="379" w:author="Phạm Hoàn Mỹ" w:date="2026-06-10T16:09:00Z" w16du:dateUtc="2026-06-10T09:09:00Z"/>
-          <w:lang w:val="en-US"/>
-        </w:rPr>
-        <w:pPrChange w:id="380" w:author="Phạm Hoàn Mỹ" w:date="2026-06-10T15:32:00Z" w16du:dateUtc="2026-06-10T08:32:00Z">
+      <w:bookmarkEnd w:id="293"/>
+    </w:p>
+    <w:p>
+      <w:pPr>
+        <w:rPr>
+          <w:del w:id="373" w:author="Phạm Hoàn Mỹ" w:date="2026-06-10T16:09:00Z" w16du:dateUtc="2026-06-10T09:09:00Z"/>
+          <w:lang w:val="en-US"/>
+        </w:rPr>
+        <w:pPrChange w:id="374" w:author="Phạm Hoàn Mỹ" w:date="2026-06-10T15:32:00Z" w16du:dateUtc="2026-06-10T08:32:00Z">
           <w:pPr>
             <w:pStyle w:val="Caption"/>
           </w:pPr>
@@ -6758,14 +7201,9 @@
           <w:rFonts w:cs="Times New Roman"/>
           <w:lang w:val="en-US"/>
         </w:rPr>
-        <w:pPrChange w:id="381" w:author="Phạm Hoàn Mỹ" w:date="2026-06-10T16:17:00Z" w16du:dateUtc="2026-06-10T09:17:00Z">
-          <w:pPr>
-            <w:pStyle w:val="Caption"/>
-          </w:pPr>
-        </w:pPrChange>
-      </w:pPr>
-      <w:bookmarkStart w:id="382" w:name="_Toc367742568"/>
-      <w:del w:id="383" w:author="Phạm Hoàn Mỹ" w:date="2026-06-10T16:17:00Z" w16du:dateUtc="2026-06-10T09:17:00Z">
+      </w:pPr>
+      <w:bookmarkStart w:id="375" w:name="_Toc367742568"/>
+      <w:del w:id="376" w:author="Phạm Hoàn Mỹ" w:date="2026-06-10T16:17:00Z" w16du:dateUtc="2026-06-10T09:17:00Z">
         <w:r>
           <w:rPr>
             <w:rFonts w:cs="Times New Roman"/>
@@ -6847,64 +7285,10 @@
             <w:rFonts w:cs="Times New Roman"/>
             <w:lang w:val="en-US"/>
           </w:rPr>
-          <w:delText>: Tên bảng 1</w:delText>
+          <w:delText>: Tên bảng</w:delText>
         </w:r>
       </w:del>
-      <w:bookmarkEnd w:id="382"/>
-    </w:p>
-    <w:p>
-      <w:pPr>
-        <w:pStyle w:val="Heading2"/>
-        <w:rPr>
-          <w:rFonts w:cs="Times New Roman"/>
-          <w:lang w:val="en-US"/>
-        </w:rPr>
-      </w:pPr>
-      <w:bookmarkStart w:id="384" w:name="_Toc367742505"/>
-      <w:r>
-        <w:rPr>
-          <w:rFonts w:cs="Times New Roman"/>
-          <w:lang w:val="en-US"/>
-        </w:rPr>
-        <w:t>Chủ đề cấp độ 2</w:t>
-      </w:r>
-      <w:bookmarkEnd w:id="384"/>
-    </w:p>
-    <w:p>
-      <w:pPr>
-        <w:pStyle w:val="Heading3"/>
-        <w:rPr>
-          <w:rFonts w:cs="Times New Roman"/>
-          <w:lang w:val="en-US"/>
-        </w:rPr>
-      </w:pPr>
-      <w:bookmarkStart w:id="385" w:name="_Toc367742506"/>
-      <w:r>
-        <w:rPr>
-          <w:rFonts w:cs="Times New Roman"/>
-          <w:lang w:val="en-US"/>
-        </w:rPr>
-        <w:t>Chủ đề cấp độ 3</w:t>
-      </w:r>
-      <w:bookmarkEnd w:id="385"/>
-    </w:p>
-    <w:p>
-      <w:pPr>
-        <w:rPr>
-          <w:rFonts w:cs="Times New Roman"/>
-          <w:szCs w:val="26"/>
-          <w:lang w:val="en-US"/>
-        </w:rPr>
-      </w:pPr>
-    </w:p>
-    <w:p>
-      <w:pPr>
-        <w:rPr>
-          <w:rFonts w:cs="Times New Roman"/>
-          <w:szCs w:val="26"/>
-          <w:lang w:val="en-US"/>
-        </w:rPr>
-      </w:pPr>
+      <w:bookmarkEnd w:id="375"/>
     </w:p>
     <w:p>
       <w:pPr>
@@ -6924,36 +7308,44 @@
     <w:p>
       <w:pPr>
         <w:pStyle w:val="Heading1"/>
-        <w:rPr>
-          <w:ins w:id="386" w:author="Phạm Hoàn Mỹ" w:date="2026-06-11T00:51:00Z" w16du:dateUtc="2026-06-10T17:51:00Z"/>
-        </w:rPr>
-      </w:pPr>
-      <w:bookmarkStart w:id="387" w:name="_Toc367742507"/>
-      <w:ins w:id="388" w:author="Phạm Hoàn Mỹ" w:date="2026-06-11T00:51:00Z" w16du:dateUtc="2026-06-10T17:51:00Z">
+      </w:pPr>
+      <w:bookmarkStart w:id="377" w:name="_Toc367742507"/>
+      <w:ins w:id="378" w:author="Phạm Hoàn Mỹ" w:date="2026-06-11T00:51:00Z" w16du:dateUtc="2026-06-10T17:51:00Z">
         <w:r>
           <w:lastRenderedPageBreak/>
           <w:t>PHÂN TÍCH VÀ THIẾT KẾ HỆ THỐNG</w:t>
         </w:r>
       </w:ins>
-      <w:del w:id="389" w:author="Phạm Hoàn Mỹ" w:date="2026-06-11T00:51:00Z" w16du:dateUtc="2026-06-10T17:51:00Z">
+      <w:del w:id="379" w:author="Phạm Hoàn Mỹ" w:date="2026-06-11T00:51:00Z" w16du:dateUtc="2026-06-10T17:51:00Z">
         <w:r>
           <w:delText>TÊN CHƯƠNG 3</w:delText>
         </w:r>
       </w:del>
-      <w:bookmarkEnd w:id="387"/>
+      <w:bookmarkEnd w:id="377"/>
+    </w:p>
+    <w:p>
+      <w:pPr>
+        <w:jc w:val="both"/>
+        <w:rPr>
+          <w:ins w:id="380" w:author="Phạm Hoàn Mỹ" w:date="2026-06-11T00:51:00Z" w16du:dateUtc="2026-06-10T17:51:00Z"/>
+          <w:lang w:val="en-US"/>
+        </w:rPr>
+      </w:pPr>
+      <w:r>
+        <w:rPr>
+          <w:lang w:val="en-US"/>
+        </w:rPr>
+        <w:t>Dựa trên cơ sở lý thuyết và các nguyên tắc thiết kế kiến trúc đã đề cập ở Chương 2, Chương 3 sẽ đi sâu vào việc đặc tả các chức năng cốt lõi, thiết kế luồng tương tác, cấu trúc cơ sở dữ liệu và xây dựng giải thuật chi tiết cho hệ thống Mosco.</w:t>
+      </w:r>
     </w:p>
     <w:p>
       <w:pPr>
         <w:pStyle w:val="Heading2"/>
         <w:rPr>
-          <w:ins w:id="390" w:author="Phạm Hoàn Mỹ" w:date="2026-06-11T00:52:00Z" w16du:dateUtc="2026-06-10T17:52:00Z"/>
-          <w:lang w:val="en-US"/>
-        </w:rPr>
-        <w:pPrChange w:id="391" w:author="Phạm Hoàn Mỹ" w:date="2026-06-11T00:55:00Z" w16du:dateUtc="2026-06-10T17:55:00Z">
-          <w:pPr/>
-        </w:pPrChange>
-      </w:pPr>
-      <w:ins w:id="392" w:author="Phạm Hoàn Mỹ" w:date="2026-06-11T00:52:00Z" w16du:dateUtc="2026-06-10T17:52:00Z">
+          <w:lang w:val="en-US"/>
+        </w:rPr>
+      </w:pPr>
+      <w:ins w:id="381" w:author="Phạm Hoàn Mỹ" w:date="2026-06-11T00:52:00Z" w16du:dateUtc="2026-06-10T17:52:00Z">
         <w:r>
           <w:rPr>
             <w:lang w:val="en-US"/>
@@ -6964,33 +7356,27 @@
     </w:p>
     <w:p>
       <w:pPr>
-        <w:jc w:val="both"/>
-        <w:rPr>
-          <w:ins w:id="393" w:author="Phạm Hoàn Mỹ" w:date="2026-06-11T00:52:00Z" w16du:dateUtc="2026-06-10T17:52:00Z"/>
-          <w:lang w:val="en-US"/>
-        </w:rPr>
-        <w:pPrChange w:id="394" w:author="Phạm Hoàn Mỹ" w:date="2026-06-11T01:43:00Z" w16du:dateUtc="2026-06-10T18:43:00Z">
-          <w:pPr/>
-        </w:pPrChange>
-      </w:pPr>
-      <w:ins w:id="395" w:author="Phạm Hoàn Mỹ" w:date="2026-06-11T00:52:00Z" w16du:dateUtc="2026-06-10T17:52:00Z">
-        <w:r>
-          <w:rPr>
-            <w:lang w:val="en-US"/>
-          </w:rPr>
-          <w:t xml:space="preserve">Hệ thống Mosco được thiết kế để phục vụ hai tác nhân chính: Khách vãng lai (Guest) và Người chơi (User). </w:t>
-        </w:r>
-      </w:ins>
-    </w:p>
-    <w:p>
-      <w:pPr>
-        <w:rPr>
-          <w:ins w:id="396" w:author="Phạm Hoàn Mỹ" w:date="2026-06-11T00:52:00Z" w16du:dateUtc="2026-06-10T17:52:00Z"/>
+        <w:rPr>
+          <w:ins w:id="382" w:author="Phạm Hoàn Mỹ" w:date="2026-06-11T00:52:00Z" w16du:dateUtc="2026-06-10T17:52:00Z"/>
+          <w:lang w:val="en-US"/>
+        </w:rPr>
+      </w:pPr>
+      <w:r>
+        <w:rPr>
+          <w:lang w:val="en-US"/>
+        </w:rPr>
+        <w:t>Hệ thống Mosco được thiết kế để phục vụ hai tác nhân chính: Khách vãng lai (Guest) và Người chơi (User).</w:t>
+      </w:r>
+    </w:p>
+    <w:p>
+      <w:pPr>
+        <w:rPr>
+          <w:ins w:id="383" w:author="Phạm Hoàn Mỹ" w:date="2026-06-11T00:52:00Z" w16du:dateUtc="2026-06-10T17:52:00Z"/>
           <w:vanish/>
           <w:lang w:val="en-US"/>
-          <w:rPrChange w:id="397" w:author="Phạm Hoàn Mỹ" w:date="2026-06-11T00:53:00Z" w16du:dateUtc="2026-06-10T17:53:00Z">
+          <w:rPrChange w:id="384" w:author="Phạm Hoàn Mỹ" w:date="2026-06-11T00:53:00Z" w16du:dateUtc="2026-06-10T17:53:00Z">
             <w:rPr>
-              <w:ins w:id="398" w:author="Phạm Hoàn Mỹ" w:date="2026-06-11T00:52:00Z" w16du:dateUtc="2026-06-10T17:52:00Z"/>
+              <w:ins w:id="385" w:author="Phạm Hoàn Mỹ" w:date="2026-06-11T00:52:00Z" w16du:dateUtc="2026-06-10T17:52:00Z"/>
               <w:lang w:val="en-US"/>
             </w:rPr>
           </w:rPrChange>
@@ -7001,14 +7387,14 @@
       <w:pPr>
         <w:pStyle w:val="Heading3"/>
         <w:rPr>
-          <w:ins w:id="399" w:author="Phạm Hoàn Mỹ" w:date="2026-06-11T00:52:00Z" w16du:dateUtc="2026-06-10T17:52:00Z"/>
-          <w:lang w:val="en-US"/>
-        </w:rPr>
-        <w:pPrChange w:id="400" w:author="Phạm Hoàn Mỹ" w:date="2026-06-11T00:55:00Z" w16du:dateUtc="2026-06-10T17:55:00Z">
+          <w:ins w:id="386" w:author="Phạm Hoàn Mỹ" w:date="2026-06-11T00:52:00Z" w16du:dateUtc="2026-06-10T17:52:00Z"/>
+          <w:lang w:val="en-US"/>
+        </w:rPr>
+        <w:pPrChange w:id="387" w:author="Phạm Hoàn Mỹ" w:date="2026-06-11T00:55:00Z" w16du:dateUtc="2026-06-10T17:55:00Z">
           <w:pPr/>
         </w:pPrChange>
       </w:pPr>
-      <w:ins w:id="401" w:author="Phạm Hoàn Mỹ" w:date="2026-06-11T00:52:00Z" w16du:dateUtc="2026-06-10T17:52:00Z">
+      <w:ins w:id="388" w:author="Phạm Hoàn Mỹ" w:date="2026-06-11T00:52:00Z" w16du:dateUtc="2026-06-10T17:52:00Z">
         <w:r>
           <w:rPr>
             <w:lang w:val="en-US"/>
@@ -7016,138 +7402,325 @@
           <w:t xml:space="preserve"> Sơ đồ Use-case tổng quát</w:t>
         </w:r>
       </w:ins>
-    </w:p>
-    <w:p>
-      <w:pPr>
-        <w:rPr>
-          <w:ins w:id="402" w:author="Phạm Hoàn Mỹ" w:date="2026-06-11T00:52:00Z" w16du:dateUtc="2026-06-10T17:52:00Z"/>
-          <w:lang w:val="en-US"/>
-        </w:rPr>
-      </w:pPr>
-    </w:p>
-    <w:p>
-      <w:pPr>
-        <w:rPr>
-          <w:ins w:id="403" w:author="Phạm Hoàn Mỹ" w:date="2026-06-11T00:52:00Z" w16du:dateUtc="2026-06-10T17:52:00Z"/>
-          <w:lang w:val="en-US"/>
-        </w:rPr>
-      </w:pPr>
-      <w:ins w:id="404" w:author="Phạm Hoàn Mỹ" w:date="2026-06-11T00:52:00Z" w16du:dateUtc="2026-06-10T17:52:00Z">
-        <w:r>
-          <w:rPr>
-            <w:lang w:val="en-US"/>
-          </w:rPr>
-          <w:t>[CHÈN HÌNH 3.1: Sơ đồ Use-case tổng quát (Dùng mã PlantUML tổng quát để tạo ảnh)]</w:t>
-        </w:r>
-      </w:ins>
-    </w:p>
-    <w:p>
-      <w:pPr>
-        <w:rPr>
-          <w:ins w:id="405" w:author="Phạm Hoàn Mỹ" w:date="2026-06-11T00:52:00Z" w16du:dateUtc="2026-06-10T17:52:00Z"/>
-          <w:lang w:val="en-US"/>
-        </w:rPr>
-      </w:pPr>
-      <w:ins w:id="406" w:author="Phạm Hoàn Mỹ" w:date="2026-06-11T00:52:00Z" w16du:dateUtc="2026-06-10T17:52:00Z">
-        <w:r>
-          <w:rPr>
-            <w:lang w:val="en-US"/>
-          </w:rPr>
-          <w:t>Ghi chú cho hình: Hình 3.1: Sơ đồ Use-case tổng quát của hệ thống Mosco</w:t>
-        </w:r>
-      </w:ins>
+      <w:r>
+        <w:rPr>
+          <w:lang w:val="en-US"/>
+        </w:rPr>
+        <w:t xml:space="preserve"> và phân rã</w:t>
+      </w:r>
+    </w:p>
+    <w:p>
+      <w:pPr>
+        <w:keepNext/>
+        <w:spacing w:after="0" w:line="240" w:lineRule="auto"/>
+      </w:pPr>
+      <w:r>
+        <w:rPr>
+          <w:rFonts w:eastAsia="Times New Roman" w:cs="Times New Roman"/>
+          <w:noProof/>
+          <w:sz w:val="24"/>
+          <w:szCs w:val="24"/>
+          <w:lang w:val="en-US"/>
+        </w:rPr>
+        <w:drawing>
+          <wp:inline distT="0" distB="0" distL="0" distR="0" wp14:anchorId="04989B01" wp14:editId="0CE97F7B">
+            <wp:extent cx="5624945" cy="2388625"/>
+            <wp:effectExtent l="0" t="0" r="0" b="0"/>
+            <wp:docPr id="1538186981" name="Picture 19"/>
+            <wp:cNvGraphicFramePr>
+              <a:graphicFrameLocks xmlns:a="http://schemas.openxmlformats.org/drawingml/2006/main" noChangeAspect="1"/>
+            </wp:cNvGraphicFramePr>
+            <a:graphic xmlns:a="http://schemas.openxmlformats.org/drawingml/2006/main">
+              <a:graphicData uri="http://schemas.openxmlformats.org/drawingml/2006/picture">
+                <pic:pic xmlns:pic="http://schemas.openxmlformats.org/drawingml/2006/picture">
+                  <pic:nvPicPr>
+                    <pic:cNvPr id="0" name="Picture 67"/>
+                    <pic:cNvPicPr>
+                      <a:picLocks noChangeAspect="1" noChangeArrowheads="1"/>
+                    </pic:cNvPicPr>
+                  </pic:nvPicPr>
+                  <pic:blipFill>
+                    <a:blip r:embed="rId14" cstate="print">
+                      <a:extLst>
+                        <a:ext uri="{28A0092B-C50C-407E-A947-70E740481C1C}">
+                          <a14:useLocalDpi xmlns:a14="http://schemas.microsoft.com/office/drawing/2010/main" val="0"/>
+                        </a:ext>
+                      </a:extLst>
+                    </a:blip>
+                    <a:srcRect/>
+                    <a:stretch>
+                      <a:fillRect/>
+                    </a:stretch>
+                  </pic:blipFill>
+                  <pic:spPr bwMode="auto">
+                    <a:xfrm>
+                      <a:off x="0" y="0"/>
+                      <a:ext cx="5646578" cy="2397811"/>
+                    </a:xfrm>
+                    <a:prstGeom prst="rect">
+                      <a:avLst/>
+                    </a:prstGeom>
+                    <a:noFill/>
+                    <a:ln>
+                      <a:noFill/>
+                    </a:ln>
+                  </pic:spPr>
+                </pic:pic>
+              </a:graphicData>
+            </a:graphic>
+          </wp:inline>
+        </w:drawing>
+      </w:r>
+    </w:p>
+    <w:p>
+      <w:pPr>
+        <w:pStyle w:val="Caption"/>
+        <w:rPr>
+          <w:ins w:id="389" w:author="Phạm Hoàn Mỹ" w:date="2026-06-11T00:52:00Z" w16du:dateUtc="2026-06-10T17:52:00Z"/>
+          <w:lang w:val="en-US"/>
+        </w:rPr>
+      </w:pPr>
+      <w:r>
+        <w:t xml:space="preserve">Hình </w:t>
+      </w:r>
+      <w:fldSimple w:instr=" STYLEREF 1 \s ">
+        <w:r>
+          <w:rPr>
+            <w:noProof/>
+          </w:rPr>
+          <w:t>3</w:t>
+        </w:r>
+      </w:fldSimple>
+      <w:r>
+        <w:t>.</w:t>
+      </w:r>
+      <w:fldSimple w:instr=" SEQ Hình \* ARABIC \s 1 ">
+        <w:r>
+          <w:rPr>
+            <w:noProof/>
+          </w:rPr>
+          <w:t>1</w:t>
+        </w:r>
+      </w:fldSimple>
+      <w:r>
+        <w:t xml:space="preserve"> </w:t>
+      </w:r>
+      <w:r>
+        <w:t>Use-case tổng quát</w:t>
+      </w:r>
+      <w:r>
+        <w:rPr>
+          <w:lang w:val="en-US"/>
+        </w:rPr>
+        <w:t xml:space="preserve"> </w:t>
+      </w:r>
     </w:p>
     <w:p>
       <w:pPr>
         <w:ind w:left="227" w:firstLine="493"/>
         <w:jc w:val="both"/>
         <w:rPr>
-          <w:ins w:id="407" w:author="Phạm Hoàn Mỹ" w:date="2026-06-11T00:52:00Z" w16du:dateUtc="2026-06-10T17:52:00Z"/>
-          <w:lang w:val="en-US"/>
-        </w:rPr>
-        <w:pPrChange w:id="408" w:author="Phạm Hoàn Mỹ" w:date="2026-06-11T01:44:00Z" w16du:dateUtc="2026-06-10T18:44:00Z">
+          <w:lang w:val="en-US"/>
+        </w:rPr>
+      </w:pPr>
+      <w:ins w:id="390" w:author="Phạm Hoàn Mỹ" w:date="2026-06-11T00:52:00Z" w16du:dateUtc="2026-06-10T17:52:00Z">
+        <w:r>
+          <w:rPr>
+            <w:lang w:val="en-US"/>
+          </w:rPr>
+          <w:t>Hệ thống bao gồm các nhóm chức năng lớn: Xác thực, Quản lý tài khoản, Gameplay (Kho đồ, Gacha, Nâng cấp) và Tương tác xã hội.</w:t>
+        </w:r>
+      </w:ins>
+    </w:p>
+    <w:p>
+      <w:pPr>
+        <w:pStyle w:val="Heading3"/>
+        <w:rPr>
+          <w:lang w:val="en-US"/>
+        </w:rPr>
+      </w:pPr>
+      <w:r>
+        <w:rPr>
+          <w:lang w:val="en-US"/>
+        </w:rPr>
+        <w:t>Bảng Đặc tả Use-case cốt lõi</w:t>
+      </w:r>
+    </w:p>
+    <w:p>
+      <w:pPr>
+        <w:ind w:left="270" w:firstLine="450"/>
+        <w:rPr>
+          <w:lang w:val="en-US"/>
+        </w:rPr>
+      </w:pPr>
+      <w:r>
+        <w:rPr>
+          <w:lang w:val="en-US"/>
+        </w:rPr>
+        <w:t>Thay vì liệt kê đơn thuần, các luồng chức năng quan trọng nhất được đặc tả chi tiết nhằm làm rõ luồng sự kiện (Event Flow) giữa Tác nhân (Client) và Hệ thống (Server).</w:t>
+      </w:r>
+    </w:p>
+    <w:p>
+      <w:pPr>
+        <w:ind w:left="270" w:firstLine="450"/>
+        <w:rPr>
+          <w:ins w:id="391" w:author="Phạm Hoàn Mỹ" w:date="2026-06-11T00:52:00Z" w16du:dateUtc="2026-06-10T17:52:00Z"/>
+          <w:lang w:val="en-US"/>
+        </w:rPr>
+      </w:pPr>
+    </w:p>
+    <w:p>
+      <w:pPr>
+        <w:pStyle w:val="Heading3"/>
+        <w:rPr>
+          <w:ins w:id="392" w:author="Phạm Hoàn Mỹ" w:date="2026-06-11T00:52:00Z" w16du:dateUtc="2026-06-10T17:52:00Z"/>
+          <w:lang w:val="en-US"/>
+        </w:rPr>
+        <w:pPrChange w:id="393" w:author="Phạm Hoàn Mỹ" w:date="2026-06-11T00:56:00Z" w16du:dateUtc="2026-06-10T17:56:00Z">
           <w:pPr/>
         </w:pPrChange>
       </w:pPr>
-      <w:ins w:id="409" w:author="Phạm Hoàn Mỹ" w:date="2026-06-11T00:52:00Z" w16du:dateUtc="2026-06-10T17:52:00Z">
-        <w:r>
-          <w:rPr>
-            <w:lang w:val="en-US"/>
-          </w:rPr>
-          <w:t>Hệ thống bao gồm các nhóm chức năng lớn: Xác thực, Quản lý tài khoản, Gameplay (Kho đồ, Gacha, Nâng cấp) và Tương tác xã hội.</w:t>
+      <w:ins w:id="394" w:author="Phạm Hoàn Mỹ" w:date="2026-06-11T00:52:00Z" w16du:dateUtc="2026-06-10T17:52:00Z">
+        <w:r>
+          <w:rPr>
+            <w:lang w:val="en-US"/>
+          </w:rPr>
+          <w:t xml:space="preserve"> Phân rã nhóm tính năng Tài khoản (Auth &amp; Profile)</w:t>
         </w:r>
       </w:ins>
     </w:p>
     <w:p>
       <w:pPr>
-        <w:pStyle w:val="Heading3"/>
-        <w:rPr>
-          <w:ins w:id="410" w:author="Phạm Hoàn Mỹ" w:date="2026-06-11T00:52:00Z" w16du:dateUtc="2026-06-10T17:52:00Z"/>
-          <w:lang w:val="en-US"/>
-        </w:rPr>
-        <w:pPrChange w:id="411" w:author="Phạm Hoàn Mỹ" w:date="2026-06-11T00:56:00Z" w16du:dateUtc="2026-06-10T17:56:00Z">
+        <w:rPr>
+          <w:ins w:id="395" w:author="Phạm Hoàn Mỹ" w:date="2026-06-11T00:52:00Z" w16du:dateUtc="2026-06-10T17:52:00Z"/>
+          <w:lang w:val="en-US"/>
+        </w:rPr>
+      </w:pPr>
+      <w:ins w:id="396" w:author="Phạm Hoàn Mỹ" w:date="2026-06-11T00:52:00Z" w16du:dateUtc="2026-06-10T17:52:00Z">
+        <w:r>
+          <w:rPr>
+            <w:lang w:val="en-US"/>
+          </w:rPr>
+          <w:t>[CHÈN HÌNH 3.2: Sơ đồ Use-case phân hệ Tài khoản]</w:t>
+        </w:r>
+      </w:ins>
+    </w:p>
+    <w:p>
+      <w:pPr>
+        <w:rPr>
+          <w:ins w:id="397" w:author="Phạm Hoàn Mỹ" w:date="2026-06-11T00:52:00Z" w16du:dateUtc="2026-06-10T17:52:00Z"/>
+          <w:lang w:val="en-US"/>
+        </w:rPr>
+      </w:pPr>
+      <w:ins w:id="398" w:author="Phạm Hoàn Mỹ" w:date="2026-06-11T00:52:00Z" w16du:dateUtc="2026-06-10T17:52:00Z">
+        <w:r>
+          <w:rPr>
+            <w:lang w:val="en-US"/>
+          </w:rPr>
+          <w:lastRenderedPageBreak/>
+          <w:t>Ghi chú cho hình: Hình 3.2: Sơ đồ Use-case phân hệ Tài khoản</w:t>
+        </w:r>
+      </w:ins>
+    </w:p>
+    <w:p>
+      <w:pPr>
+        <w:ind w:left="227" w:firstLine="493"/>
+        <w:jc w:val="both"/>
+        <w:rPr>
+          <w:ins w:id="399" w:author="Phạm Hoàn Mỹ" w:date="2026-06-11T00:52:00Z" w16du:dateUtc="2026-06-10T17:52:00Z"/>
+          <w:lang w:val="en-US"/>
+        </w:rPr>
+        <w:pPrChange w:id="400" w:author="Phạm Hoàn Mỹ" w:date="2026-06-11T01:44:00Z" w16du:dateUtc="2026-06-10T18:44:00Z">
           <w:pPr/>
         </w:pPrChange>
       </w:pPr>
-      <w:ins w:id="412" w:author="Phạm Hoàn Mỹ" w:date="2026-06-11T00:52:00Z" w16du:dateUtc="2026-06-10T17:52:00Z">
-        <w:r>
-          <w:rPr>
-            <w:lang w:val="en-US"/>
-          </w:rPr>
-          <w:t xml:space="preserve"> Phân rã nhóm tính năng Tài khoản (Auth &amp; Profile)</w:t>
+      <w:ins w:id="401" w:author="Phạm Hoàn Mỹ" w:date="2026-06-11T00:52:00Z" w16du:dateUtc="2026-06-10T17:52:00Z">
+        <w:r>
+          <w:rPr>
+            <w:lang w:val="en-US"/>
+          </w:rPr>
+          <w:t>Phân hệ tài khoản chịu trách nhiệm quản lý định danh người chơi, hỗ trợ đăng nhập đa nền tảng và đồng bộ hóa siêu tốc khối lượng dữ liệu khổng lồ thông qua cơ chế kéo Manifest. Cho phép người dùng tùy chỉnh avatar thông minh bằng thuật toán nhận diện khuôn mặt.</w:t>
         </w:r>
       </w:ins>
     </w:p>
     <w:p>
       <w:pPr>
-        <w:rPr>
-          <w:ins w:id="413" w:author="Phạm Hoàn Mỹ" w:date="2026-06-11T00:52:00Z" w16du:dateUtc="2026-06-10T17:52:00Z"/>
-          <w:lang w:val="en-US"/>
-        </w:rPr>
-      </w:pPr>
-      <w:ins w:id="414" w:author="Phạm Hoàn Mỹ" w:date="2026-06-11T00:52:00Z" w16du:dateUtc="2026-06-10T17:52:00Z">
-        <w:r>
-          <w:rPr>
-            <w:lang w:val="en-US"/>
-          </w:rPr>
-          <w:t>[CHÈN HÌNH 3.2: Sơ đồ Use-case phân hệ Tài khoản]</w:t>
+        <w:pStyle w:val="Heading3"/>
+        <w:rPr>
+          <w:ins w:id="402" w:author="Phạm Hoàn Mỹ" w:date="2026-06-11T00:52:00Z" w16du:dateUtc="2026-06-10T17:52:00Z"/>
+          <w:lang w:val="en-US"/>
+        </w:rPr>
+        <w:pPrChange w:id="403" w:author="Phạm Hoàn Mỹ" w:date="2026-06-11T00:56:00Z" w16du:dateUtc="2026-06-10T17:56:00Z">
+          <w:pPr/>
+        </w:pPrChange>
+      </w:pPr>
+      <w:ins w:id="404" w:author="Phạm Hoàn Mỹ" w:date="2026-06-11T00:52:00Z" w16du:dateUtc="2026-06-10T17:52:00Z">
+        <w:r>
+          <w:rPr>
+            <w:lang w:val="en-US"/>
+          </w:rPr>
+          <w:t xml:space="preserve"> Phân rã nhóm tính năng Gameplay (Core Logic)</w:t>
         </w:r>
       </w:ins>
     </w:p>
     <w:p>
       <w:pPr>
         <w:rPr>
-          <w:ins w:id="415" w:author="Phạm Hoàn Mỹ" w:date="2026-06-11T00:52:00Z" w16du:dateUtc="2026-06-10T17:52:00Z"/>
-          <w:lang w:val="en-US"/>
-        </w:rPr>
-      </w:pPr>
-      <w:ins w:id="416" w:author="Phạm Hoàn Mỹ" w:date="2026-06-11T00:52:00Z" w16du:dateUtc="2026-06-10T17:52:00Z">
-        <w:r>
-          <w:rPr>
-            <w:lang w:val="en-US"/>
-          </w:rPr>
-          <w:t>Ghi chú cho hình: Hình 3.2: Sơ đồ Use-case phân hệ Tài khoản</w:t>
+          <w:ins w:id="405" w:author="Phạm Hoàn Mỹ" w:date="2026-06-11T00:52:00Z" w16du:dateUtc="2026-06-10T17:52:00Z"/>
+          <w:lang w:val="en-US"/>
+        </w:rPr>
+      </w:pPr>
+      <w:ins w:id="406" w:author="Phạm Hoàn Mỹ" w:date="2026-06-11T00:52:00Z" w16du:dateUtc="2026-06-10T17:52:00Z">
+        <w:r>
+          <w:rPr>
+            <w:lang w:val="en-US"/>
+          </w:rPr>
+          <w:t>[CHÈN HÌNH 3.3: Sơ đồ Use-case phân hệ Gameplay]</w:t>
         </w:r>
       </w:ins>
+    </w:p>
+    <w:p>
+      <w:pPr>
+        <w:rPr>
+          <w:ins w:id="407" w:author="Phạm Hoàn Mỹ" w:date="2026-06-11T00:52:00Z" w16du:dateUtc="2026-06-10T17:52:00Z"/>
+          <w:lang w:val="en-US"/>
+        </w:rPr>
+      </w:pPr>
+      <w:ins w:id="408" w:author="Phạm Hoàn Mỹ" w:date="2026-06-11T00:52:00Z" w16du:dateUtc="2026-06-10T17:52:00Z">
+        <w:r>
+          <w:rPr>
+            <w:lang w:val="en-US"/>
+          </w:rPr>
+          <w:t>Ghi chú cho hình: Hình 3.3: Sơ đồ Use-case phân hệ Gameplay</w:t>
+        </w:r>
+      </w:ins>
+    </w:p>
+    <w:p>
+      <w:pPr>
+        <w:rPr>
+          <w:ins w:id="409" w:author="Phạm Hoàn Mỹ" w:date="2026-06-11T00:52:00Z" w16du:dateUtc="2026-06-10T17:52:00Z"/>
+          <w:lang w:val="en-US"/>
+        </w:rPr>
+      </w:pPr>
     </w:p>
     <w:p>
       <w:pPr>
         <w:ind w:left="227" w:firstLine="493"/>
         <w:jc w:val="both"/>
         <w:rPr>
-          <w:ins w:id="417" w:author="Phạm Hoàn Mỹ" w:date="2026-06-11T00:52:00Z" w16du:dateUtc="2026-06-10T17:52:00Z"/>
-          <w:lang w:val="en-US"/>
-        </w:rPr>
-        <w:pPrChange w:id="418" w:author="Phạm Hoàn Mỹ" w:date="2026-06-11T01:44:00Z" w16du:dateUtc="2026-06-10T18:44:00Z">
+          <w:ins w:id="410" w:author="Phạm Hoàn Mỹ" w:date="2026-06-11T00:52:00Z" w16du:dateUtc="2026-06-10T17:52:00Z"/>
+          <w:lang w:val="en-US"/>
+        </w:rPr>
+        <w:pPrChange w:id="411" w:author="Phạm Hoàn Mỹ" w:date="2026-06-11T01:44:00Z" w16du:dateUtc="2026-06-10T18:44:00Z">
           <w:pPr/>
         </w:pPrChange>
       </w:pPr>
-      <w:ins w:id="419" w:author="Phạm Hoàn Mỹ" w:date="2026-06-11T00:52:00Z" w16du:dateUtc="2026-06-10T17:52:00Z">
-        <w:r>
-          <w:rPr>
-            <w:lang w:val="en-US"/>
-          </w:rPr>
-          <w:t>Phân hệ tài khoản chịu trách nhiệm quản lý định danh người chơi, hỗ trợ đăng nhập đa nền tảng và đồng bộ hóa siêu tốc khối lượng dữ liệu khổng lồ thông qua cơ chế kéo Manifest. Cho phép người dùng tùy chỉnh avatar thông minh bằng thuật toán nhận diện khuôn mặt.</w:t>
+      <w:ins w:id="412" w:author="Phạm Hoàn Mỹ" w:date="2026-06-11T00:52:00Z" w16du:dateUtc="2026-06-10T17:52:00Z">
+        <w:r>
+          <w:rPr>
+            <w:lang w:val="en-US"/>
+          </w:rPr>
+          <w:t>Đây là tính năng cốt lõi của ứng dụng, cho phép người dùng dùng tài nguyên để rút thẻ ngẫu nhiên, hoặc dùng các thẻ phụ làm phôi để nâng cấp thẻ chính nhằm gia tăng chỉ số sức mạnh (OVR). Mọi hoạt động nâng cấp đều được đảm bảo nguyên vẹn nhờ cơ chế khóa giao dịch.</w:t>
         </w:r>
       </w:ins>
     </w:p>
@@ -7155,315 +7728,361 @@
       <w:pPr>
         <w:pStyle w:val="Heading3"/>
         <w:rPr>
-          <w:ins w:id="420" w:author="Phạm Hoàn Mỹ" w:date="2026-06-11T00:52:00Z" w16du:dateUtc="2026-06-10T17:52:00Z"/>
-          <w:lang w:val="en-US"/>
-        </w:rPr>
-        <w:pPrChange w:id="421" w:author="Phạm Hoàn Mỹ" w:date="2026-06-11T00:56:00Z" w16du:dateUtc="2026-06-10T17:56:00Z">
+          <w:ins w:id="413" w:author="Phạm Hoàn Mỹ" w:date="2026-06-11T00:52:00Z" w16du:dateUtc="2026-06-10T17:52:00Z"/>
+          <w:lang w:val="en-US"/>
+        </w:rPr>
+        <w:pPrChange w:id="414" w:author="Phạm Hoàn Mỹ" w:date="2026-06-11T00:56:00Z" w16du:dateUtc="2026-06-10T17:56:00Z">
           <w:pPr/>
         </w:pPrChange>
       </w:pPr>
-      <w:ins w:id="422" w:author="Phạm Hoàn Mỹ" w:date="2026-06-11T00:52:00Z" w16du:dateUtc="2026-06-10T17:52:00Z">
-        <w:r>
-          <w:rPr>
-            <w:lang w:val="en-US"/>
-          </w:rPr>
-          <w:t xml:space="preserve"> Phân rã nhóm tính năng Gameplay (Core Logic)</w:t>
+      <w:ins w:id="415" w:author="Phạm Hoàn Mỹ" w:date="2026-06-11T00:52:00Z" w16du:dateUtc="2026-06-10T17:52:00Z">
+        <w:r>
+          <w:rPr>
+            <w:lang w:val="en-US"/>
+          </w:rPr>
+          <w:t xml:space="preserve"> Phân rã nhóm tính năng Xã hội (Social &amp; Chat)</w:t>
         </w:r>
       </w:ins>
     </w:p>
     <w:p>
       <w:pPr>
         <w:rPr>
-          <w:ins w:id="423" w:author="Phạm Hoàn Mỹ" w:date="2026-06-11T00:52:00Z" w16du:dateUtc="2026-06-10T17:52:00Z"/>
-          <w:lang w:val="en-US"/>
-        </w:rPr>
-      </w:pPr>
-      <w:ins w:id="424" w:author="Phạm Hoàn Mỹ" w:date="2026-06-11T00:52:00Z" w16du:dateUtc="2026-06-10T17:52:00Z">
-        <w:r>
-          <w:rPr>
-            <w:lang w:val="en-US"/>
-          </w:rPr>
-          <w:t>[CHÈN HÌNH 3.3: Sơ đồ Use-case phân hệ Gameplay]</w:t>
+          <w:ins w:id="416" w:author="Phạm Hoàn Mỹ" w:date="2026-06-11T00:52:00Z" w16du:dateUtc="2026-06-10T17:52:00Z"/>
+          <w:lang w:val="en-US"/>
+        </w:rPr>
+      </w:pPr>
+      <w:ins w:id="417" w:author="Phạm Hoàn Mỹ" w:date="2026-06-11T00:52:00Z" w16du:dateUtc="2026-06-10T17:52:00Z">
+        <w:r>
+          <w:rPr>
+            <w:lang w:val="en-US"/>
+          </w:rPr>
+          <w:t>[CHÈN HÌNH 3.4: Sơ đồ Use-case phân hệ Xã hội]</w:t>
         </w:r>
       </w:ins>
     </w:p>
     <w:p>
       <w:pPr>
         <w:rPr>
-          <w:ins w:id="425" w:author="Phạm Hoàn Mỹ" w:date="2026-06-11T00:52:00Z" w16du:dateUtc="2026-06-10T17:52:00Z"/>
-          <w:lang w:val="en-US"/>
-        </w:rPr>
-      </w:pPr>
-      <w:ins w:id="426" w:author="Phạm Hoàn Mỹ" w:date="2026-06-11T00:52:00Z" w16du:dateUtc="2026-06-10T17:52:00Z">
-        <w:r>
-          <w:rPr>
-            <w:lang w:val="en-US"/>
-          </w:rPr>
-          <w:t>Ghi chú cho hình: Hình 3.3: Sơ đồ Use-case phân hệ Gameplay</w:t>
+          <w:ins w:id="418" w:author="Phạm Hoàn Mỹ" w:date="2026-06-11T00:52:00Z" w16du:dateUtc="2026-06-10T17:52:00Z"/>
+          <w:lang w:val="en-US"/>
+        </w:rPr>
+      </w:pPr>
+      <w:ins w:id="419" w:author="Phạm Hoàn Mỹ" w:date="2026-06-11T00:52:00Z" w16du:dateUtc="2026-06-10T17:52:00Z">
+        <w:r>
+          <w:rPr>
+            <w:lang w:val="en-US"/>
+          </w:rPr>
+          <w:t>Ghi chú cho hình: Hình 3.4: Sơ đồ Use-case phân hệ Xã hội</w:t>
         </w:r>
       </w:ins>
     </w:p>
     <w:p>
       <w:pPr>
         <w:rPr>
-          <w:ins w:id="427" w:author="Phạm Hoàn Mỹ" w:date="2026-06-11T00:52:00Z" w16du:dateUtc="2026-06-10T17:52:00Z"/>
-          <w:lang w:val="en-US"/>
-        </w:rPr>
-      </w:pPr>
-    </w:p>
-    <w:p>
-      <w:pPr>
-        <w:ind w:left="227" w:firstLine="493"/>
+          <w:ins w:id="420" w:author="Phạm Hoàn Mỹ" w:date="2026-06-11T00:52:00Z" w16du:dateUtc="2026-06-10T17:52:00Z"/>
+          <w:lang w:val="en-US"/>
+        </w:rPr>
+      </w:pPr>
+    </w:p>
+    <w:p>
+      <w:pPr>
+        <w:ind w:firstLine="567"/>
         <w:jc w:val="both"/>
         <w:rPr>
-          <w:ins w:id="428" w:author="Phạm Hoàn Mỹ" w:date="2026-06-11T00:52:00Z" w16du:dateUtc="2026-06-10T17:52:00Z"/>
-          <w:lang w:val="en-US"/>
-        </w:rPr>
-        <w:pPrChange w:id="429" w:author="Phạm Hoàn Mỹ" w:date="2026-06-11T01:44:00Z" w16du:dateUtc="2026-06-10T18:44:00Z">
+          <w:ins w:id="421" w:author="Phạm Hoàn Mỹ" w:date="2026-06-11T00:52:00Z" w16du:dateUtc="2026-06-10T17:52:00Z"/>
+          <w:lang w:val="en-US"/>
+        </w:rPr>
+        <w:pPrChange w:id="422" w:author="Phạm Hoàn Mỹ" w:date="2026-06-11T01:45:00Z" w16du:dateUtc="2026-06-10T18:45:00Z">
           <w:pPr/>
         </w:pPrChange>
       </w:pPr>
-      <w:ins w:id="430" w:author="Phạm Hoàn Mỹ" w:date="2026-06-11T00:52:00Z" w16du:dateUtc="2026-06-10T17:52:00Z">
-        <w:r>
-          <w:rPr>
-            <w:lang w:val="en-US"/>
-          </w:rPr>
-          <w:t xml:space="preserve">Đây là tính năng cốt lõi của ứng dụng, cho phép người dùng dùng tài nguyên để rút thẻ ngẫu nhiên, hoặc dùng các thẻ phụ làm phôi để nâng cấp thẻ chính </w:t>
-        </w:r>
-        <w:r>
-          <w:rPr>
-            <w:lang w:val="en-US"/>
-          </w:rPr>
-          <w:lastRenderedPageBreak/>
-          <w:t>nhằm gia tăng chỉ số sức mạnh (OVR). Mọi hoạt động nâng cấp đều được đảm bảo nguyên vẹn nhờ cơ chế khóa giao dịch.</w:t>
+      <w:ins w:id="423" w:author="Phạm Hoàn Mỹ" w:date="2026-06-11T00:52:00Z" w16du:dateUtc="2026-06-10T17:52:00Z">
+        <w:r>
+          <w:rPr>
+            <w:lang w:val="en-US"/>
+          </w:rPr>
+          <w:t>Phân hệ Xã hội hỗ trợ người chơi tương tác với nhau thông qua cơ chế kết đôi (Couple Streak), nhắn tin thời gian thực dựa trên giao thức WebSocket và gửi tặng vật phẩm trực tiếp.</w:t>
         </w:r>
       </w:ins>
     </w:p>
     <w:p>
       <w:pPr>
-        <w:pStyle w:val="Heading3"/>
-        <w:rPr>
-          <w:ins w:id="431" w:author="Phạm Hoàn Mỹ" w:date="2026-06-11T00:52:00Z" w16du:dateUtc="2026-06-10T17:52:00Z"/>
-          <w:lang w:val="en-US"/>
-        </w:rPr>
-        <w:pPrChange w:id="432" w:author="Phạm Hoàn Mỹ" w:date="2026-06-11T00:56:00Z" w16du:dateUtc="2026-06-10T17:56:00Z">
+        <w:rPr>
+          <w:ins w:id="424" w:author="Phạm Hoàn Mỹ" w:date="2026-06-11T00:52:00Z" w16du:dateUtc="2026-06-10T17:52:00Z"/>
+          <w:lang w:val="en-US"/>
+        </w:rPr>
+      </w:pPr>
+    </w:p>
+    <w:p>
+      <w:pPr>
+        <w:pStyle w:val="Heading2"/>
+        <w:rPr>
+          <w:ins w:id="425" w:author="Phạm Hoàn Mỹ" w:date="2026-06-11T00:52:00Z" w16du:dateUtc="2026-06-10T17:52:00Z"/>
+          <w:lang w:val="en-US"/>
+        </w:rPr>
+        <w:pPrChange w:id="426" w:author="Phạm Hoàn Mỹ" w:date="2026-06-11T00:56:00Z" w16du:dateUtc="2026-06-10T17:56:00Z">
           <w:pPr/>
         </w:pPrChange>
       </w:pPr>
-      <w:ins w:id="433" w:author="Phạm Hoàn Mỹ" w:date="2026-06-11T00:52:00Z" w16du:dateUtc="2026-06-10T17:52:00Z">
-        <w:r>
-          <w:rPr>
-            <w:lang w:val="en-US"/>
-          </w:rPr>
-          <w:t xml:space="preserve"> Phân rã nhóm tính năng Xã hội (Social &amp; Chat)</w:t>
+      <w:ins w:id="427" w:author="Phạm Hoàn Mỹ" w:date="2026-06-11T00:52:00Z" w16du:dateUtc="2026-06-10T17:52:00Z">
+        <w:r>
+          <w:rPr>
+            <w:lang w:val="en-US"/>
+          </w:rPr>
+          <w:t xml:space="preserve"> Thiết kế Kiến trúc Hệ thống</w:t>
         </w:r>
       </w:ins>
     </w:p>
     <w:p>
       <w:pPr>
-        <w:rPr>
-          <w:ins w:id="434" w:author="Phạm Hoàn Mỹ" w:date="2026-06-11T00:52:00Z" w16du:dateUtc="2026-06-10T17:52:00Z"/>
-          <w:lang w:val="en-US"/>
-        </w:rPr>
-      </w:pPr>
-      <w:ins w:id="435" w:author="Phạm Hoàn Mỹ" w:date="2026-06-11T00:52:00Z" w16du:dateUtc="2026-06-10T17:52:00Z">
-        <w:r>
-          <w:rPr>
-            <w:lang w:val="en-US"/>
-          </w:rPr>
-          <w:t>[CHÈN HÌNH 3.4: Sơ đồ Use-case phân hệ Xã hội]</w:t>
-        </w:r>
-      </w:ins>
-    </w:p>
-    <w:p>
-      <w:pPr>
-        <w:rPr>
-          <w:ins w:id="436" w:author="Phạm Hoàn Mỹ" w:date="2026-06-11T00:52:00Z" w16du:dateUtc="2026-06-10T17:52:00Z"/>
-          <w:lang w:val="en-US"/>
-        </w:rPr>
-      </w:pPr>
-      <w:ins w:id="437" w:author="Phạm Hoàn Mỹ" w:date="2026-06-11T00:52:00Z" w16du:dateUtc="2026-06-10T17:52:00Z">
-        <w:r>
-          <w:rPr>
-            <w:lang w:val="en-US"/>
-          </w:rPr>
-          <w:t>Ghi chú cho hình: Hình 3.4: Sơ đồ Use-case phân hệ Xã hội</w:t>
-        </w:r>
-      </w:ins>
-    </w:p>
-    <w:p>
-      <w:pPr>
-        <w:rPr>
-          <w:ins w:id="438" w:author="Phạm Hoàn Mỹ" w:date="2026-06-11T00:52:00Z" w16du:dateUtc="2026-06-10T17:52:00Z"/>
-          <w:lang w:val="en-US"/>
-        </w:rPr>
-      </w:pPr>
-    </w:p>
-    <w:p>
-      <w:pPr>
         <w:ind w:firstLine="567"/>
-        <w:jc w:val="both"/>
-        <w:rPr>
-          <w:ins w:id="439" w:author="Phạm Hoàn Mỹ" w:date="2026-06-11T00:52:00Z" w16du:dateUtc="2026-06-10T17:52:00Z"/>
-          <w:lang w:val="en-US"/>
-        </w:rPr>
-        <w:pPrChange w:id="440" w:author="Phạm Hoàn Mỹ" w:date="2026-06-11T01:45:00Z" w16du:dateUtc="2026-06-10T18:45:00Z">
+        <w:rPr>
+          <w:ins w:id="428" w:author="Phạm Hoàn Mỹ" w:date="2026-06-11T00:52:00Z" w16du:dateUtc="2026-06-10T17:52:00Z"/>
+          <w:lang w:val="en-US"/>
+        </w:rPr>
+        <w:pPrChange w:id="429" w:author="Phạm Hoàn Mỹ" w:date="2026-06-11T01:45:00Z" w16du:dateUtc="2026-06-10T18:45:00Z">
           <w:pPr/>
         </w:pPrChange>
       </w:pPr>
-      <w:ins w:id="441" w:author="Phạm Hoàn Mỹ" w:date="2026-06-11T00:52:00Z" w16du:dateUtc="2026-06-10T17:52:00Z">
-        <w:r>
-          <w:rPr>
-            <w:lang w:val="en-US"/>
-          </w:rPr>
-          <w:t>Phân hệ Xã hội hỗ trợ người chơi tương tác với nhau thông qua cơ chế kết đôi (Couple Streak), nhắn tin thời gian thực dựa trên giao thức WebSocket và gửi tặng vật phẩm trực tiếp.</w:t>
+      <w:ins w:id="430" w:author="Phạm Hoàn Mỹ" w:date="2026-06-11T00:52:00Z" w16du:dateUtc="2026-06-10T17:52:00Z">
+        <w:r>
+          <w:rPr>
+            <w:lang w:val="en-US"/>
+          </w:rPr>
+          <w:t>Dự án Mosco áp dụng mô hình kiến trúc phân lớp chuẩn hóa kết hợp cơ chế Local-First Architecture nhằm mang lại trải nghiệm độ trễ bằng không (Zero-latency UX).</w:t>
         </w:r>
       </w:ins>
     </w:p>
     <w:p>
       <w:pPr>
         <w:rPr>
-          <w:ins w:id="442" w:author="Phạm Hoàn Mỹ" w:date="2026-06-11T00:52:00Z" w16du:dateUtc="2026-06-10T17:52:00Z"/>
-          <w:lang w:val="en-US"/>
-        </w:rPr>
-      </w:pPr>
-    </w:p>
-    <w:p>
-      <w:pPr>
-        <w:pStyle w:val="Heading2"/>
-        <w:rPr>
-          <w:ins w:id="443" w:author="Phạm Hoàn Mỹ" w:date="2026-06-11T00:52:00Z" w16du:dateUtc="2026-06-10T17:52:00Z"/>
-          <w:lang w:val="en-US"/>
-        </w:rPr>
-        <w:pPrChange w:id="444" w:author="Phạm Hoàn Mỹ" w:date="2026-06-11T00:56:00Z" w16du:dateUtc="2026-06-10T17:56:00Z">
+          <w:ins w:id="431" w:author="Phạm Hoàn Mỹ" w:date="2026-06-11T00:52:00Z" w16du:dateUtc="2026-06-10T17:52:00Z"/>
+          <w:lang w:val="en-US"/>
+        </w:rPr>
+      </w:pPr>
+    </w:p>
+    <w:p>
+      <w:pPr>
+        <w:rPr>
+          <w:ins w:id="432" w:author="Phạm Hoàn Mỹ" w:date="2026-06-11T00:52:00Z" w16du:dateUtc="2026-06-10T17:52:00Z"/>
+          <w:lang w:val="en-US"/>
+        </w:rPr>
+      </w:pPr>
+      <w:ins w:id="433" w:author="Phạm Hoàn Mỹ" w:date="2026-06-11T00:52:00Z" w16du:dateUtc="2026-06-10T17:52:00Z">
+        <w:r>
+          <w:rPr>
+            <w:lang w:val="en-US"/>
+          </w:rPr>
+          <w:t>[CHÈN HÌNH 3.5: Sơ đồ kiến trúc hệ thống Client - Server]</w:t>
+        </w:r>
+      </w:ins>
+    </w:p>
+    <w:p>
+      <w:pPr>
+        <w:rPr>
+          <w:ins w:id="434" w:author="Phạm Hoàn Mỹ" w:date="2026-06-11T00:52:00Z" w16du:dateUtc="2026-06-10T17:52:00Z"/>
+          <w:lang w:val="en-US"/>
+        </w:rPr>
+      </w:pPr>
+      <w:ins w:id="435" w:author="Phạm Hoàn Mỹ" w:date="2026-06-11T00:52:00Z" w16du:dateUtc="2026-06-10T17:52:00Z">
+        <w:r>
+          <w:rPr>
+            <w:lang w:val="en-US"/>
+          </w:rPr>
+          <w:t>Ghi chú cho hình: Hình 3.5: Sơ đồ kiến trúc tổng thể hệ thống Mosco</w:t>
+        </w:r>
+      </w:ins>
+    </w:p>
+    <w:p>
+      <w:pPr>
+        <w:ind w:firstLine="720"/>
+        <w:jc w:val="both"/>
+        <w:rPr>
+          <w:ins w:id="436" w:author="Phạm Hoàn Mỹ" w:date="2026-06-11T01:45:00Z" w16du:dateUtc="2026-06-10T18:45:00Z"/>
+          <w:lang w:val="en-US"/>
+        </w:rPr>
+      </w:pPr>
+      <w:ins w:id="437" w:author="Phạm Hoàn Mỹ" w:date="2026-06-11T00:52:00Z" w16du:dateUtc="2026-06-10T17:52:00Z">
+        <w:r>
+          <w:rPr>
+            <w:lang w:val="en-US"/>
+          </w:rPr>
+          <w:t xml:space="preserve">Phía Server (Spring Boot MVC): Tuân thủ luồng dữ liệu 1 chiều </w:t>
+        </w:r>
+        <w:r>
+          <w:rPr>
+            <w:color w:val="E36C0A" w:themeColor="accent6" w:themeShade="BF"/>
+            <w:lang w:val="en-US"/>
+          </w:rPr>
+          <w:t>`Controller -&gt; Service -&gt; Repository -&gt; MySQL`</w:t>
+        </w:r>
+        <w:r>
+          <w:rPr>
+            <w:lang w:val="en-US"/>
+          </w:rPr>
+          <w:t>. Tầng Service đảm nhận trọng trách khóa giao dịch (Transaction Locking) và tính toán các luồng nghiệp vụ nhạy cảm như quay thưởng, đập thẻ để chống gian lận.</w:t>
+        </w:r>
+      </w:ins>
+    </w:p>
+    <w:p>
+      <w:pPr>
+        <w:ind w:firstLine="720"/>
+        <w:jc w:val="both"/>
+        <w:rPr>
+          <w:ins w:id="438" w:author="Phạm Hoàn Mỹ" w:date="2026-06-11T00:52:00Z" w16du:dateUtc="2026-06-10T17:52:00Z"/>
+          <w:lang w:val="en-US"/>
+        </w:rPr>
+        <w:pPrChange w:id="439" w:author="Phạm Hoàn Mỹ" w:date="2026-06-11T01:45:00Z" w16du:dateUtc="2026-06-10T18:45:00Z">
           <w:pPr/>
         </w:pPrChange>
       </w:pPr>
-      <w:ins w:id="445" w:author="Phạm Hoàn Mỹ" w:date="2026-06-11T00:52:00Z" w16du:dateUtc="2026-06-10T17:52:00Z">
-        <w:r>
-          <w:rPr>
-            <w:lang w:val="en-US"/>
-          </w:rPr>
-          <w:t xml:space="preserve"> Thiết kế Kiến trúc Hệ thống</w:t>
+      <w:ins w:id="440" w:author="Phạm Hoàn Mỹ" w:date="2026-06-11T00:52:00Z" w16du:dateUtc="2026-06-10T17:52:00Z">
+        <w:r>
+          <w:rPr>
+            <w:lang w:val="en-US"/>
+          </w:rPr>
+          <w:t>Phía Client (Android MVVM): Áp dụng kiến trúc Repository Pattern. Dữ liệu khi cần hiển thị sẽ ưu tiên được truy xuất lập tức từ cơ sở dữ liệu cục bộ (Room SQLite). Song song đó, hệ thống gọi API nền để kéo dữ liệu mới từ Server và ghi đè cập nhật lại Room DB.</w:t>
         </w:r>
       </w:ins>
     </w:p>
     <w:p>
       <w:pPr>
-        <w:ind w:firstLine="567"/>
-        <w:rPr>
-          <w:ins w:id="446" w:author="Phạm Hoàn Mỹ" w:date="2026-06-11T00:52:00Z" w16du:dateUtc="2026-06-10T17:52:00Z"/>
-          <w:lang w:val="en-US"/>
-        </w:rPr>
-        <w:pPrChange w:id="447" w:author="Phạm Hoàn Mỹ" w:date="2026-06-11T01:45:00Z" w16du:dateUtc="2026-06-10T18:45:00Z">
+        <w:rPr>
+          <w:ins w:id="441" w:author="Phạm Hoàn Mỹ" w:date="2026-06-11T00:52:00Z" w16du:dateUtc="2026-06-10T17:52:00Z"/>
+          <w:lang w:val="en-US"/>
+        </w:rPr>
+      </w:pPr>
+    </w:p>
+    <w:p>
+      <w:pPr>
+        <w:pStyle w:val="Heading2"/>
+        <w:rPr>
+          <w:ins w:id="442" w:author="Phạm Hoàn Mỹ" w:date="2026-06-11T00:52:00Z" w16du:dateUtc="2026-06-10T17:52:00Z"/>
+          <w:lang w:val="en-US"/>
+        </w:rPr>
+        <w:pPrChange w:id="443" w:author="Phạm Hoàn Mỹ" w:date="2026-06-11T00:57:00Z" w16du:dateUtc="2026-06-10T17:57:00Z">
           <w:pPr/>
         </w:pPrChange>
       </w:pPr>
-      <w:ins w:id="448" w:author="Phạm Hoàn Mỹ" w:date="2026-06-11T00:52:00Z" w16du:dateUtc="2026-06-10T17:52:00Z">
-        <w:r>
-          <w:rPr>
-            <w:lang w:val="en-US"/>
-          </w:rPr>
-          <w:t>Dự án Mosco áp dụng mô hình kiến trúc phân lớp chuẩn hóa kết hợp cơ chế Local-First Architecture nhằm mang lại trải nghiệm độ trễ bằng không (Zero-latency UX).</w:t>
+      <w:ins w:id="444" w:author="Phạm Hoàn Mỹ" w:date="2026-06-11T00:52:00Z" w16du:dateUtc="2026-06-10T17:52:00Z">
+        <w:r>
+          <w:rPr>
+            <w:lang w:val="en-US"/>
+          </w:rPr>
+          <w:t xml:space="preserve"> Thiết kế Cơ sở dữ liệu (DB Schema - ERD)</w:t>
         </w:r>
       </w:ins>
     </w:p>
     <w:p>
       <w:pPr>
-        <w:rPr>
-          <w:ins w:id="449" w:author="Phạm Hoàn Mỹ" w:date="2026-06-11T00:52:00Z" w16du:dateUtc="2026-06-10T17:52:00Z"/>
-          <w:lang w:val="en-US"/>
-        </w:rPr>
-      </w:pPr>
-    </w:p>
-    <w:p>
-      <w:pPr>
-        <w:rPr>
-          <w:ins w:id="450" w:author="Phạm Hoàn Mỹ" w:date="2026-06-11T00:52:00Z" w16du:dateUtc="2026-06-10T17:52:00Z"/>
-          <w:lang w:val="en-US"/>
-        </w:rPr>
-      </w:pPr>
-      <w:ins w:id="451" w:author="Phạm Hoàn Mỹ" w:date="2026-06-11T00:52:00Z" w16du:dateUtc="2026-06-10T17:52:00Z">
-        <w:r>
-          <w:rPr>
-            <w:lang w:val="en-US"/>
-          </w:rPr>
-          <w:t>[CHÈN HÌNH 3.5: Sơ đồ kiến trúc hệ thống Client - Server]</w:t>
-        </w:r>
-      </w:ins>
-    </w:p>
-    <w:p>
-      <w:pPr>
-        <w:rPr>
-          <w:ins w:id="452" w:author="Phạm Hoàn Mỹ" w:date="2026-06-11T00:52:00Z" w16du:dateUtc="2026-06-10T17:52:00Z"/>
-          <w:lang w:val="en-US"/>
-        </w:rPr>
-      </w:pPr>
-      <w:ins w:id="453" w:author="Phạm Hoàn Mỹ" w:date="2026-06-11T00:52:00Z" w16du:dateUtc="2026-06-10T17:52:00Z">
-        <w:r>
-          <w:rPr>
-            <w:lang w:val="en-US"/>
-          </w:rPr>
-          <w:t>Ghi chú cho hình: Hình 3.5: Sơ đồ kiến trúc tổng thể hệ thống Mosco</w:t>
-        </w:r>
-      </w:ins>
-    </w:p>
-    <w:p>
-      <w:pPr>
-        <w:ind w:firstLine="720"/>
-        <w:jc w:val="both"/>
-        <w:rPr>
-          <w:ins w:id="454" w:author="Phạm Hoàn Mỹ" w:date="2026-06-11T01:45:00Z" w16du:dateUtc="2026-06-10T18:45:00Z"/>
-          <w:lang w:val="en-US"/>
-        </w:rPr>
-      </w:pPr>
-      <w:ins w:id="455" w:author="Phạm Hoàn Mỹ" w:date="2026-06-11T00:52:00Z" w16du:dateUtc="2026-06-10T17:52:00Z">
-        <w:r>
-          <w:rPr>
-            <w:lang w:val="en-US"/>
-          </w:rPr>
-          <w:t xml:space="preserve">Phía Server (Spring Boot MVC): Tuân thủ luồng dữ liệu 1 chiều </w:t>
-        </w:r>
-        <w:r>
-          <w:rPr>
-            <w:color w:val="E36C0A" w:themeColor="accent6" w:themeShade="BF"/>
-            <w:lang w:val="en-US"/>
-          </w:rPr>
-          <w:t>`Controller -&gt; Service -&gt; Repository -&gt; MySQL`</w:t>
-        </w:r>
-        <w:r>
-          <w:rPr>
-            <w:lang w:val="en-US"/>
-          </w:rPr>
-          <w:t>. Tầng Service đảm nhận trọng trách khóa giao dịch (Transaction Locking) và tính toán các luồng nghiệp vụ nhạy cảm như quay thưởng, đập thẻ để chống gian lận.</w:t>
-        </w:r>
-      </w:ins>
-    </w:p>
-    <w:p>
-      <w:pPr>
-        <w:ind w:firstLine="720"/>
-        <w:jc w:val="both"/>
-        <w:rPr>
-          <w:ins w:id="456" w:author="Phạm Hoàn Mỹ" w:date="2026-06-11T00:52:00Z" w16du:dateUtc="2026-06-10T17:52:00Z"/>
-          <w:lang w:val="en-US"/>
-        </w:rPr>
-        <w:pPrChange w:id="457" w:author="Phạm Hoàn Mỹ" w:date="2026-06-11T01:45:00Z" w16du:dateUtc="2026-06-10T18:45:00Z">
+        <w:ind w:firstLine="567"/>
+        <w:rPr>
+          <w:ins w:id="445" w:author="Phạm Hoàn Mỹ" w:date="2026-06-11T00:52:00Z" w16du:dateUtc="2026-06-10T17:52:00Z"/>
+          <w:lang w:val="en-US"/>
+        </w:rPr>
+        <w:pPrChange w:id="446" w:author="Phạm Hoàn Mỹ" w:date="2026-06-11T01:45:00Z" w16du:dateUtc="2026-06-10T18:45:00Z">
           <w:pPr/>
         </w:pPrChange>
       </w:pPr>
-      <w:ins w:id="458" w:author="Phạm Hoàn Mỹ" w:date="2026-06-11T00:52:00Z" w16du:dateUtc="2026-06-10T17:52:00Z">
-        <w:r>
-          <w:rPr>
-            <w:lang w:val="en-US"/>
-          </w:rPr>
-          <w:t>Phía Client (Android MVVM): Áp dụng kiến trúc Repository Pattern. Dữ liệu khi cần hiển thị sẽ ưu tiên được truy xuất lập tức từ cơ sở dữ liệu cục bộ (Room SQLite). Song song đó, hệ thống gọi API nền để kéo dữ liệu mới từ Server và ghi đè cập nhật lại Room DB.</w:t>
+      <w:ins w:id="447" w:author="Phạm Hoàn Mỹ" w:date="2026-06-11T00:52:00Z" w16du:dateUtc="2026-06-10T17:52:00Z">
+        <w:r>
+          <w:rPr>
+            <w:lang w:val="en-US"/>
+          </w:rPr>
+          <w:t>Cơ sở dữ liệu của Mosco được thiết kế phân tán nhằm giảm tải cho server trung tâm. Server sử dụng MySQL quản lý dữ liệu toàn vẹn, trong khi Client sử dụng Room SQLite để lưu cache.</w:t>
         </w:r>
       </w:ins>
     </w:p>
     <w:p>
       <w:pPr>
         <w:rPr>
-          <w:ins w:id="459" w:author="Phạm Hoàn Mỹ" w:date="2026-06-11T00:52:00Z" w16du:dateUtc="2026-06-10T17:52:00Z"/>
+          <w:ins w:id="448" w:author="Phạm Hoàn Mỹ" w:date="2026-06-11T00:52:00Z" w16du:dateUtc="2026-06-10T17:52:00Z"/>
+          <w:lang w:val="en-US"/>
+        </w:rPr>
+      </w:pPr>
+    </w:p>
+    <w:p>
+      <w:pPr>
+        <w:rPr>
+          <w:ins w:id="449" w:author="Phạm Hoàn Mỹ" w:date="2026-06-11T00:52:00Z" w16du:dateUtc="2026-06-10T17:52:00Z"/>
+          <w:lang w:val="en-US"/>
+        </w:rPr>
+      </w:pPr>
+      <w:ins w:id="450" w:author="Phạm Hoàn Mỹ" w:date="2026-06-11T00:52:00Z" w16du:dateUtc="2026-06-10T17:52:00Z">
+        <w:r>
+          <w:rPr>
+            <w:lang w:val="en-US"/>
+          </w:rPr>
+          <w:t>[CHÈN HÌNH 3.6: Sơ đồ thực thể kết nối ERD]</w:t>
+        </w:r>
+      </w:ins>
+    </w:p>
+    <w:p>
+      <w:pPr>
+        <w:rPr>
+          <w:ins w:id="451" w:author="Phạm Hoàn Mỹ" w:date="2026-06-11T01:45:00Z" w16du:dateUtc="2026-06-10T18:45:00Z"/>
+          <w:lang w:val="en-US"/>
+        </w:rPr>
+      </w:pPr>
+      <w:ins w:id="452" w:author="Phạm Hoàn Mỹ" w:date="2026-06-11T00:52:00Z" w16du:dateUtc="2026-06-10T17:52:00Z">
+        <w:r>
+          <w:rPr>
+            <w:lang w:val="en-US"/>
+          </w:rPr>
+          <w:t>Ghi chú cho hình: Hình 3.6: Sơ đồ thực thể kết nối ERD của cơ sở dữ liệu trung tâm</w:t>
+        </w:r>
+      </w:ins>
+    </w:p>
+    <w:p>
+      <w:pPr>
+        <w:ind w:firstLine="567"/>
+        <w:rPr>
+          <w:ins w:id="453" w:author="Phạm Hoàn Mỹ" w:date="2026-06-11T00:52:00Z" w16du:dateUtc="2026-06-10T17:52:00Z"/>
+          <w:lang w:val="en-US"/>
+        </w:rPr>
+        <w:pPrChange w:id="454" w:author="Phạm Hoàn Mỹ" w:date="2026-06-11T01:45:00Z" w16du:dateUtc="2026-06-10T18:45:00Z">
+          <w:pPr/>
+        </w:pPrChange>
+      </w:pPr>
+      <w:ins w:id="455" w:author="Phạm Hoàn Mỹ" w:date="2026-06-11T00:52:00Z" w16du:dateUtc="2026-06-10T17:52:00Z">
+        <w:r>
+          <w:rPr>
+            <w:lang w:val="en-US"/>
+          </w:rPr>
+          <w:t xml:space="preserve">Khử chuẩn &amp; Tối ưu khóa ngoại: Tại một số bảng phụ như </w:t>
+        </w:r>
+        <w:r>
+          <w:rPr>
+            <w:color w:val="E36C0A" w:themeColor="accent6" w:themeShade="BF"/>
+            <w:lang w:val="en-US"/>
+          </w:rPr>
+          <w:t>`Friendships`</w:t>
+        </w:r>
+        <w:r>
+          <w:rPr>
+            <w:lang w:val="en-US"/>
+          </w:rPr>
+          <w:t xml:space="preserve"> hay </w:t>
+        </w:r>
+        <w:r>
+          <w:rPr>
+            <w:color w:val="E36C0A" w:themeColor="accent6" w:themeShade="BF"/>
+            <w:lang w:val="en-US"/>
+          </w:rPr>
+          <w:t>`UserLikes`</w:t>
+        </w:r>
+        <w:r>
+          <w:rPr>
+            <w:lang w:val="en-US"/>
+          </w:rPr>
+          <w:t>, hệ thống sử dụng "Khóa ngoại Logic" (Logical FK) trên tầng mã nguồn Java thay vì ràng buộc vật lý trong MySQL để tránh các truy vấn đệ quy làm thắt cổ chai hệ thống.</w:t>
+        </w:r>
+      </w:ins>
+    </w:p>
+    <w:p>
+      <w:pPr>
+        <w:rPr>
+          <w:ins w:id="456" w:author="Phạm Hoàn Mỹ" w:date="2026-06-11T00:52:00Z" w16du:dateUtc="2026-06-10T17:52:00Z"/>
           <w:lang w:val="en-US"/>
         </w:rPr>
       </w:pPr>
@@ -7471,6 +8090,27 @@
     <w:p>
       <w:pPr>
         <w:pStyle w:val="Heading2"/>
+        <w:rPr>
+          <w:ins w:id="457" w:author="Phạm Hoàn Mỹ" w:date="2026-06-11T00:52:00Z" w16du:dateUtc="2026-06-10T17:52:00Z"/>
+          <w:lang w:val="en-US"/>
+        </w:rPr>
+        <w:pPrChange w:id="458" w:author="Phạm Hoàn Mỹ" w:date="2026-06-11T01:27:00Z" w16du:dateUtc="2026-06-10T18:27:00Z">
+          <w:pPr/>
+        </w:pPrChange>
+      </w:pPr>
+      <w:ins w:id="459" w:author="Phạm Hoàn Mỹ" w:date="2026-06-11T00:52:00Z" w16du:dateUtc="2026-06-10T17:52:00Z">
+        <w:r>
+          <w:rPr>
+            <w:lang w:val="en-US"/>
+          </w:rPr>
+          <w:lastRenderedPageBreak/>
+          <w:t xml:space="preserve"> Thiết kế Giải thuật và Logic cốt lõi</w:t>
+        </w:r>
+      </w:ins>
+    </w:p>
+    <w:p>
+      <w:pPr>
+        <w:pStyle w:val="Heading3"/>
         <w:rPr>
           <w:ins w:id="460" w:author="Phạm Hoàn Mỹ" w:date="2026-06-11T00:52:00Z" w16du:dateUtc="2026-06-10T17:52:00Z"/>
           <w:lang w:val="en-US"/>
@@ -7484,18 +8124,19 @@
           <w:rPr>
             <w:lang w:val="en-US"/>
           </w:rPr>
-          <w:t xml:space="preserve"> Thiết kế Cơ sở dữ liệu (DB Schema - ERD)</w:t>
+          <w:t xml:space="preserve"> Thuật toán Nâng cấp thẻ bài với Khóa bi quan (Pessimistic Locking)</w:t>
         </w:r>
       </w:ins>
     </w:p>
     <w:p>
       <w:pPr>
-        <w:ind w:firstLine="567"/>
+        <w:ind w:left="227" w:firstLine="493"/>
+        <w:jc w:val="both"/>
         <w:rPr>
           <w:ins w:id="463" w:author="Phạm Hoàn Mỹ" w:date="2026-06-11T00:52:00Z" w16du:dateUtc="2026-06-10T17:52:00Z"/>
           <w:lang w:val="en-US"/>
         </w:rPr>
-        <w:pPrChange w:id="464" w:author="Phạm Hoàn Mỹ" w:date="2026-06-11T01:45:00Z" w16du:dateUtc="2026-06-10T18:45:00Z">
+        <w:pPrChange w:id="464" w:author="Phạm Hoàn Mỹ" w:date="2026-06-11T01:46:00Z" w16du:dateUtc="2026-06-10T18:46:00Z">
           <w:pPr/>
         </w:pPrChange>
       </w:pPr>
@@ -7504,7 +8145,33 @@
           <w:rPr>
             <w:lang w:val="en-US"/>
           </w:rPr>
-          <w:t>Cơ sở dữ liệu của Mosco được thiết kế phân tán nhằm giảm tải cho server trung tâm. Server sử dụng MySQL quản lý dữ liệu toàn vẹn, trong khi Client sử dụng Room SQLite để lưu cache.</w:t>
+          <w:t xml:space="preserve">Khi người chơi thực hiện nâng cấp thẻ, hệ thống đối mặt với nguy cơ Race Condition nếu người dùng gửi nhiều request cùng lúc. Giải pháp là </w:t>
+        </w:r>
+        <w:r>
+          <w:rPr>
+            <w:color w:val="E36C0A" w:themeColor="accent6" w:themeShade="BF"/>
+            <w:lang w:val="en-US"/>
+          </w:rPr>
+          <w:t>`PESSIMISTIC_WRITE`</w:t>
+        </w:r>
+        <w:r>
+          <w:rPr>
+            <w:lang w:val="en-US"/>
+          </w:rPr>
+          <w:t xml:space="preserve"> kết hợp </w:t>
+        </w:r>
+        <w:r>
+          <w:rPr>
+            <w:color w:val="E36C0A" w:themeColor="accent6" w:themeShade="BF"/>
+            <w:lang w:val="en-US"/>
+          </w:rPr>
+          <w:t>`@Transactional`</w:t>
+        </w:r>
+        <w:r>
+          <w:rPr>
+            <w:lang w:val="en-US"/>
+          </w:rPr>
+          <w:t xml:space="preserve">. </w:t>
         </w:r>
       </w:ins>
     </w:p>
@@ -7515,193 +8182,12 @@
           <w:lang w:val="en-US"/>
         </w:rPr>
       </w:pPr>
-    </w:p>
-    <w:p>
-      <w:pPr>
-        <w:rPr>
-          <w:ins w:id="467" w:author="Phạm Hoàn Mỹ" w:date="2026-06-11T00:52:00Z" w16du:dateUtc="2026-06-10T17:52:00Z"/>
-          <w:lang w:val="en-US"/>
-        </w:rPr>
-      </w:pPr>
-      <w:ins w:id="468" w:author="Phạm Hoàn Mỹ" w:date="2026-06-11T00:52:00Z" w16du:dateUtc="2026-06-10T17:52:00Z">
-        <w:r>
-          <w:rPr>
-            <w:lang w:val="en-US"/>
-          </w:rPr>
-          <w:t>[CHÈN HÌNH 3.6: Sơ đồ thực thể kết nối ERD]</w:t>
-        </w:r>
-      </w:ins>
-    </w:p>
-    <w:p>
-      <w:pPr>
-        <w:rPr>
-          <w:ins w:id="469" w:author="Phạm Hoàn Mỹ" w:date="2026-06-11T01:45:00Z" w16du:dateUtc="2026-06-10T18:45:00Z"/>
-          <w:lang w:val="en-US"/>
-        </w:rPr>
-      </w:pPr>
-      <w:ins w:id="470" w:author="Phạm Hoàn Mỹ" w:date="2026-06-11T00:52:00Z" w16du:dateUtc="2026-06-10T17:52:00Z">
-        <w:r>
-          <w:rPr>
-            <w:lang w:val="en-US"/>
-          </w:rPr>
-          <w:t>Ghi chú cho hình: Hình 3.6: Sơ đồ thực thể kết nối ERD của cơ sở dữ liệu trung tâm</w:t>
-        </w:r>
-      </w:ins>
-    </w:p>
-    <w:p>
-      <w:pPr>
-        <w:ind w:firstLine="567"/>
-        <w:rPr>
-          <w:ins w:id="471" w:author="Phạm Hoàn Mỹ" w:date="2026-06-11T00:52:00Z" w16du:dateUtc="2026-06-10T17:52:00Z"/>
-          <w:lang w:val="en-US"/>
-        </w:rPr>
-        <w:pPrChange w:id="472" w:author="Phạm Hoàn Mỹ" w:date="2026-06-11T01:45:00Z" w16du:dateUtc="2026-06-10T18:45:00Z">
-          <w:pPr/>
-        </w:pPrChange>
-      </w:pPr>
-      <w:ins w:id="473" w:author="Phạm Hoàn Mỹ" w:date="2026-06-11T00:52:00Z" w16du:dateUtc="2026-06-10T17:52:00Z">
-        <w:r>
-          <w:rPr>
-            <w:lang w:val="en-US"/>
-          </w:rPr>
-          <w:t xml:space="preserve">Khử chuẩn &amp; Tối ưu khóa ngoại: Tại một số bảng phụ như </w:t>
-        </w:r>
-        <w:r>
-          <w:rPr>
-            <w:color w:val="E36C0A" w:themeColor="accent6" w:themeShade="BF"/>
-            <w:lang w:val="en-US"/>
-          </w:rPr>
-          <w:t>`Friendships`</w:t>
-        </w:r>
-        <w:r>
-          <w:rPr>
-            <w:lang w:val="en-US"/>
-          </w:rPr>
-          <w:t xml:space="preserve"> hay </w:t>
-        </w:r>
-        <w:r>
-          <w:rPr>
-            <w:color w:val="E36C0A" w:themeColor="accent6" w:themeShade="BF"/>
-            <w:lang w:val="en-US"/>
-          </w:rPr>
-          <w:t>`UserLikes`</w:t>
-        </w:r>
-        <w:r>
-          <w:rPr>
-            <w:lang w:val="en-US"/>
-          </w:rPr>
-          <w:t>, hệ thống sử dụng "Khóa ngoại Logic" (Logical FK) trên tầng mã nguồn Java thay vì ràng buộc vật lý trong MySQL để tránh các truy vấn đệ quy làm thắt cổ chai hệ thống.</w:t>
-        </w:r>
-      </w:ins>
-    </w:p>
-    <w:p>
-      <w:pPr>
-        <w:rPr>
-          <w:ins w:id="474" w:author="Phạm Hoàn Mỹ" w:date="2026-06-11T00:52:00Z" w16du:dateUtc="2026-06-10T17:52:00Z"/>
-          <w:lang w:val="en-US"/>
-        </w:rPr>
-      </w:pPr>
-    </w:p>
-    <w:p>
-      <w:pPr>
-        <w:pStyle w:val="Heading2"/>
-        <w:rPr>
-          <w:ins w:id="475" w:author="Phạm Hoàn Mỹ" w:date="2026-06-11T00:52:00Z" w16du:dateUtc="2026-06-10T17:52:00Z"/>
-          <w:lang w:val="en-US"/>
-        </w:rPr>
-        <w:pPrChange w:id="476" w:author="Phạm Hoàn Mỹ" w:date="2026-06-11T01:27:00Z" w16du:dateUtc="2026-06-10T18:27:00Z">
-          <w:pPr/>
-        </w:pPrChange>
-      </w:pPr>
-      <w:ins w:id="477" w:author="Phạm Hoàn Mỹ" w:date="2026-06-11T00:52:00Z" w16du:dateUtc="2026-06-10T17:52:00Z">
-        <w:r>
-          <w:rPr>
-            <w:lang w:val="en-US"/>
-          </w:rPr>
-          <w:t xml:space="preserve"> Thiết kế Giải thuật và Logic cốt lõi</w:t>
-        </w:r>
-      </w:ins>
-    </w:p>
-    <w:p>
-      <w:pPr>
-        <w:pStyle w:val="Heading3"/>
-        <w:rPr>
-          <w:ins w:id="478" w:author="Phạm Hoàn Mỹ" w:date="2026-06-11T00:52:00Z" w16du:dateUtc="2026-06-10T17:52:00Z"/>
-          <w:lang w:val="en-US"/>
-        </w:rPr>
-        <w:pPrChange w:id="479" w:author="Phạm Hoàn Mỹ" w:date="2026-06-11T00:57:00Z" w16du:dateUtc="2026-06-10T17:57:00Z">
-          <w:pPr/>
-        </w:pPrChange>
-      </w:pPr>
-      <w:ins w:id="480" w:author="Phạm Hoàn Mỹ" w:date="2026-06-11T00:52:00Z" w16du:dateUtc="2026-06-10T17:52:00Z">
-        <w:r>
-          <w:rPr>
-            <w:lang w:val="en-US"/>
-          </w:rPr>
-          <w:t xml:space="preserve"> Thuật toán Nâng cấp thẻ bài với Khóa bi quan (Pessimistic Locking)</w:t>
-        </w:r>
-      </w:ins>
-    </w:p>
-    <w:p>
-      <w:pPr>
-        <w:ind w:left="227" w:firstLine="493"/>
-        <w:jc w:val="both"/>
-        <w:rPr>
-          <w:ins w:id="481" w:author="Phạm Hoàn Mỹ" w:date="2026-06-11T00:52:00Z" w16du:dateUtc="2026-06-10T17:52:00Z"/>
-          <w:lang w:val="en-US"/>
-        </w:rPr>
-        <w:pPrChange w:id="482" w:author="Phạm Hoàn Mỹ" w:date="2026-06-11T01:46:00Z" w16du:dateUtc="2026-06-10T18:46:00Z">
-          <w:pPr/>
-        </w:pPrChange>
-      </w:pPr>
-      <w:ins w:id="483" w:author="Phạm Hoàn Mỹ" w:date="2026-06-11T00:52:00Z" w16du:dateUtc="2026-06-10T17:52:00Z">
-        <w:r>
-          <w:rPr>
-            <w:lang w:val="en-US"/>
-          </w:rPr>
-          <w:t xml:space="preserve">Khi người chơi thực hiện nâng cấp thẻ, hệ thống đối mặt với nguy cơ Race Condition nếu người dùng gửi nhiều request cùng lúc. Giải pháp là </w:t>
-        </w:r>
-        <w:r>
-          <w:rPr>
-            <w:color w:val="E36C0A" w:themeColor="accent6" w:themeShade="BF"/>
-            <w:lang w:val="en-US"/>
-          </w:rPr>
-          <w:t>`PESSIMISTIC_WRITE`</w:t>
-        </w:r>
-        <w:r>
-          <w:rPr>
-            <w:lang w:val="en-US"/>
-          </w:rPr>
-          <w:t xml:space="preserve"> kết hợp </w:t>
-        </w:r>
-        <w:r>
-          <w:rPr>
-            <w:color w:val="E36C0A" w:themeColor="accent6" w:themeShade="BF"/>
-            <w:lang w:val="en-US"/>
-          </w:rPr>
-          <w:t>`@Transactional`</w:t>
-        </w:r>
-        <w:r>
-          <w:rPr>
-            <w:lang w:val="en-US"/>
-          </w:rPr>
-          <w:t xml:space="preserve">. </w:t>
-        </w:r>
-      </w:ins>
-    </w:p>
-    <w:p>
-      <w:pPr>
-        <w:rPr>
-          <w:ins w:id="484" w:author="Phạm Hoàn Mỹ" w:date="2026-06-11T00:52:00Z" w16du:dateUtc="2026-06-10T17:52:00Z"/>
-          <w:lang w:val="en-US"/>
-        </w:rPr>
-      </w:pPr>
-      <w:ins w:id="485" w:author="Phạm Hoàn Mỹ" w:date="2026-06-11T00:52:00Z" w16du:dateUtc="2026-06-10T17:52:00Z">
+      <w:ins w:id="467" w:author="Phạm Hoàn Mỹ" w:date="2026-06-11T00:52:00Z" w16du:dateUtc="2026-06-10T17:52:00Z">
         <w:r>
           <w:rPr>
             <w:u w:val="single"/>
             <w:lang w:val="en-US"/>
-            <w:rPrChange w:id="486" w:author="Phạm Hoàn Mỹ" w:date="2026-06-11T01:20:00Z" w16du:dateUtc="2026-06-10T18:20:00Z">
+            <w:rPrChange w:id="468" w:author="Phạm Hoàn Mỹ" w:date="2026-06-11T01:20:00Z" w16du:dateUtc="2026-06-10T18:20:00Z">
               <w:rPr>
                 <w:lang w:val="en-US"/>
               </w:rPr>
@@ -7728,7 +8214,7 @@
       </w:tblGrid>
       <w:tr>
         <w:trPr>
-          <w:ins w:id="487" w:author="Phạm Hoàn Mỹ" w:date="2026-06-11T01:24:00Z"/>
+          <w:ins w:id="469" w:author="Phạm Hoàn Mỹ" w:date="2026-06-11T01:24:00Z"/>
         </w:trPr>
         <w:tc>
           <w:tcPr>
@@ -7737,27 +8223,26 @@
           <w:p>
             <w:pPr>
               <w:rPr>
-                <w:ins w:id="488" w:author="Phạm Hoàn Mỹ" w:date="2026-06-11T01:24:00Z" w16du:dateUtc="2026-06-10T18:24:00Z"/>
+                <w:ins w:id="470" w:author="Phạm Hoàn Mỹ" w:date="2026-06-11T01:24:00Z" w16du:dateUtc="2026-06-10T18:24:00Z"/>
                 <w:rFonts w:ascii="Courier New" w:hAnsi="Courier New" w:cs="Courier New"/>
                 <w:sz w:val="22"/>
                 <w:szCs w:val="22"/>
                 <w:lang w:val="en-US"/>
-                <w:rPrChange w:id="489" w:author="Phạm Hoàn Mỹ" w:date="2026-06-11T01:24:00Z" w16du:dateUtc="2026-06-10T18:24:00Z">
+                <w:rPrChange w:id="471" w:author="Phạm Hoàn Mỹ" w:date="2026-06-11T01:24:00Z" w16du:dateUtc="2026-06-10T18:24:00Z">
                   <w:rPr>
-                    <w:ins w:id="490" w:author="Phạm Hoàn Mỹ" w:date="2026-06-11T01:24:00Z" w16du:dateUtc="2026-06-10T18:24:00Z"/>
+                    <w:ins w:id="472" w:author="Phạm Hoàn Mỹ" w:date="2026-06-11T01:24:00Z" w16du:dateUtc="2026-06-10T18:24:00Z"/>
                     <w:lang w:val="en-US"/>
                   </w:rPr>
                 </w:rPrChange>
               </w:rPr>
             </w:pPr>
-            <w:ins w:id="491" w:author="Phạm Hoàn Mỹ" w:date="2026-06-11T01:24:00Z" w16du:dateUtc="2026-06-10T18:24:00Z">
+            <w:ins w:id="473" w:author="Phạm Hoàn Mỹ" w:date="2026-06-11T01:24:00Z" w16du:dateUtc="2026-06-10T18:24:00Z">
               <w:r>
                 <w:rPr>
                   <w:rFonts w:ascii="Courier New" w:hAnsi="Courier New" w:cs="Courier New"/>
                   <w:sz w:val="22"/>
-                  <w:szCs w:val="22"/>
                   <w:lang w:val="en-US"/>
-                  <w:rPrChange w:id="492" w:author="Phạm Hoàn Mỹ" w:date="2026-06-11T01:24:00Z" w16du:dateUtc="2026-06-10T18:24:00Z">
+                  <w:rPrChange w:id="474" w:author="Phạm Hoàn Mỹ" w:date="2026-06-11T01:24:00Z" w16du:dateUtc="2026-06-10T18:24:00Z">
                     <w:rPr>
                       <w:lang w:val="en-US"/>
                     </w:rPr>
@@ -7770,27 +8255,26 @@
           <w:p>
             <w:pPr>
               <w:rPr>
-                <w:ins w:id="493" w:author="Phạm Hoàn Mỹ" w:date="2026-06-11T01:24:00Z" w16du:dateUtc="2026-06-10T18:24:00Z"/>
+                <w:ins w:id="475" w:author="Phạm Hoàn Mỹ" w:date="2026-06-11T01:24:00Z" w16du:dateUtc="2026-06-10T18:24:00Z"/>
                 <w:rFonts w:ascii="Courier New" w:hAnsi="Courier New" w:cs="Courier New"/>
                 <w:sz w:val="22"/>
                 <w:szCs w:val="22"/>
                 <w:lang w:val="en-US"/>
-                <w:rPrChange w:id="494" w:author="Phạm Hoàn Mỹ" w:date="2026-06-11T01:24:00Z" w16du:dateUtc="2026-06-10T18:24:00Z">
+                <w:rPrChange w:id="476" w:author="Phạm Hoàn Mỹ" w:date="2026-06-11T01:24:00Z" w16du:dateUtc="2026-06-10T18:24:00Z">
                   <w:rPr>
-                    <w:ins w:id="495" w:author="Phạm Hoàn Mỹ" w:date="2026-06-11T01:24:00Z" w16du:dateUtc="2026-06-10T18:24:00Z"/>
+                    <w:ins w:id="477" w:author="Phạm Hoàn Mỹ" w:date="2026-06-11T01:24:00Z" w16du:dateUtc="2026-06-10T18:24:00Z"/>
                     <w:lang w:val="en-US"/>
                   </w:rPr>
                 </w:rPrChange>
               </w:rPr>
             </w:pPr>
-            <w:ins w:id="496" w:author="Phạm Hoàn Mỹ" w:date="2026-06-11T01:24:00Z" w16du:dateUtc="2026-06-10T18:24:00Z">
+            <w:ins w:id="478" w:author="Phạm Hoàn Mỹ" w:date="2026-06-11T01:24:00Z" w16du:dateUtc="2026-06-10T18:24:00Z">
               <w:r>
                 <w:rPr>
                   <w:rFonts w:ascii="Courier New" w:hAnsi="Courier New" w:cs="Courier New"/>
                   <w:sz w:val="22"/>
-                  <w:szCs w:val="22"/>
                   <w:lang w:val="en-US"/>
-                  <w:rPrChange w:id="497" w:author="Phạm Hoàn Mỹ" w:date="2026-06-11T01:24:00Z" w16du:dateUtc="2026-06-10T18:24:00Z">
+                  <w:rPrChange w:id="479" w:author="Phạm Hoàn Mỹ" w:date="2026-06-11T01:24:00Z" w16du:dateUtc="2026-06-10T18:24:00Z">
                     <w:rPr>
                       <w:lang w:val="en-US"/>
                     </w:rPr>
@@ -7803,27 +8287,26 @@
           <w:p>
             <w:pPr>
               <w:rPr>
-                <w:ins w:id="498" w:author="Phạm Hoàn Mỹ" w:date="2026-06-11T01:24:00Z" w16du:dateUtc="2026-06-10T18:24:00Z"/>
+                <w:ins w:id="480" w:author="Phạm Hoàn Mỹ" w:date="2026-06-11T01:24:00Z" w16du:dateUtc="2026-06-10T18:24:00Z"/>
                 <w:rFonts w:ascii="Courier New" w:hAnsi="Courier New" w:cs="Courier New"/>
                 <w:sz w:val="22"/>
                 <w:szCs w:val="22"/>
                 <w:lang w:val="en-US"/>
-                <w:rPrChange w:id="499" w:author="Phạm Hoàn Mỹ" w:date="2026-06-11T01:24:00Z" w16du:dateUtc="2026-06-10T18:24:00Z">
+                <w:rPrChange w:id="481" w:author="Phạm Hoàn Mỹ" w:date="2026-06-11T01:24:00Z" w16du:dateUtc="2026-06-10T18:24:00Z">
                   <w:rPr>
-                    <w:ins w:id="500" w:author="Phạm Hoàn Mỹ" w:date="2026-06-11T01:24:00Z" w16du:dateUtc="2026-06-10T18:24:00Z"/>
+                    <w:ins w:id="482" w:author="Phạm Hoàn Mỹ" w:date="2026-06-11T01:24:00Z" w16du:dateUtc="2026-06-10T18:24:00Z"/>
                     <w:lang w:val="en-US"/>
                   </w:rPr>
                 </w:rPrChange>
               </w:rPr>
             </w:pPr>
-            <w:ins w:id="501" w:author="Phạm Hoàn Mỹ" w:date="2026-06-11T01:24:00Z" w16du:dateUtc="2026-06-10T18:24:00Z">
+            <w:ins w:id="483" w:author="Phạm Hoàn Mỹ" w:date="2026-06-11T01:24:00Z" w16du:dateUtc="2026-06-10T18:24:00Z">
               <w:r>
                 <w:rPr>
                   <w:rFonts w:ascii="Courier New" w:hAnsi="Courier New" w:cs="Courier New"/>
                   <w:sz w:val="22"/>
-                  <w:szCs w:val="22"/>
                   <w:lang w:val="en-US"/>
-                  <w:rPrChange w:id="502" w:author="Phạm Hoàn Mỹ" w:date="2026-06-11T01:24:00Z" w16du:dateUtc="2026-06-10T18:24:00Z">
+                  <w:rPrChange w:id="484" w:author="Phạm Hoàn Mỹ" w:date="2026-06-11T01:24:00Z" w16du:dateUtc="2026-06-10T18:24:00Z">
                     <w:rPr>
                       <w:lang w:val="en-US"/>
                     </w:rPr>
@@ -7836,27 +8319,26 @@
           <w:p>
             <w:pPr>
               <w:rPr>
-                <w:ins w:id="503" w:author="Phạm Hoàn Mỹ" w:date="2026-06-11T01:24:00Z" w16du:dateUtc="2026-06-10T18:24:00Z"/>
+                <w:ins w:id="485" w:author="Phạm Hoàn Mỹ" w:date="2026-06-11T01:24:00Z" w16du:dateUtc="2026-06-10T18:24:00Z"/>
                 <w:rFonts w:ascii="Courier New" w:hAnsi="Courier New" w:cs="Courier New"/>
                 <w:sz w:val="22"/>
                 <w:szCs w:val="22"/>
                 <w:lang w:val="en-US"/>
-                <w:rPrChange w:id="504" w:author="Phạm Hoàn Mỹ" w:date="2026-06-11T01:24:00Z" w16du:dateUtc="2026-06-10T18:24:00Z">
+                <w:rPrChange w:id="486" w:author="Phạm Hoàn Mỹ" w:date="2026-06-11T01:24:00Z" w16du:dateUtc="2026-06-10T18:24:00Z">
                   <w:rPr>
-                    <w:ins w:id="505" w:author="Phạm Hoàn Mỹ" w:date="2026-06-11T01:24:00Z" w16du:dateUtc="2026-06-10T18:24:00Z"/>
+                    <w:ins w:id="487" w:author="Phạm Hoàn Mỹ" w:date="2026-06-11T01:24:00Z" w16du:dateUtc="2026-06-10T18:24:00Z"/>
                     <w:lang w:val="en-US"/>
                   </w:rPr>
                 </w:rPrChange>
               </w:rPr>
             </w:pPr>
-            <w:ins w:id="506" w:author="Phạm Hoàn Mỹ" w:date="2026-06-11T01:24:00Z" w16du:dateUtc="2026-06-10T18:24:00Z">
+            <w:ins w:id="488" w:author="Phạm Hoàn Mỹ" w:date="2026-06-11T01:24:00Z" w16du:dateUtc="2026-06-10T18:24:00Z">
               <w:r>
                 <w:rPr>
                   <w:rFonts w:ascii="Courier New" w:hAnsi="Courier New" w:cs="Courier New"/>
                   <w:sz w:val="22"/>
-                  <w:szCs w:val="22"/>
                   <w:lang w:val="en-US"/>
-                  <w:rPrChange w:id="507" w:author="Phạm Hoàn Mỹ" w:date="2026-06-11T01:24:00Z" w16du:dateUtc="2026-06-10T18:24:00Z">
+                  <w:rPrChange w:id="489" w:author="Phạm Hoàn Mỹ" w:date="2026-06-11T01:24:00Z" w16du:dateUtc="2026-06-10T18:24:00Z">
                     <w:rPr>
                       <w:lang w:val="en-US"/>
                     </w:rPr>
@@ -7869,27 +8351,26 @@
           <w:p>
             <w:pPr>
               <w:rPr>
-                <w:ins w:id="508" w:author="Phạm Hoàn Mỹ" w:date="2026-06-11T01:24:00Z" w16du:dateUtc="2026-06-10T18:24:00Z"/>
+                <w:ins w:id="490" w:author="Phạm Hoàn Mỹ" w:date="2026-06-11T01:24:00Z" w16du:dateUtc="2026-06-10T18:24:00Z"/>
                 <w:rFonts w:ascii="Courier New" w:hAnsi="Courier New" w:cs="Courier New"/>
                 <w:sz w:val="22"/>
                 <w:szCs w:val="22"/>
                 <w:lang w:val="en-US"/>
-                <w:rPrChange w:id="509" w:author="Phạm Hoàn Mỹ" w:date="2026-06-11T01:24:00Z" w16du:dateUtc="2026-06-10T18:24:00Z">
+                <w:rPrChange w:id="491" w:author="Phạm Hoàn Mỹ" w:date="2026-06-11T01:24:00Z" w16du:dateUtc="2026-06-10T18:24:00Z">
                   <w:rPr>
-                    <w:ins w:id="510" w:author="Phạm Hoàn Mỹ" w:date="2026-06-11T01:24:00Z" w16du:dateUtc="2026-06-10T18:24:00Z"/>
+                    <w:ins w:id="492" w:author="Phạm Hoàn Mỹ" w:date="2026-06-11T01:24:00Z" w16du:dateUtc="2026-06-10T18:24:00Z"/>
                     <w:lang w:val="en-US"/>
                   </w:rPr>
                 </w:rPrChange>
               </w:rPr>
             </w:pPr>
-            <w:ins w:id="511" w:author="Phạm Hoàn Mỹ" w:date="2026-06-11T01:24:00Z" w16du:dateUtc="2026-06-10T18:24:00Z">
+            <w:ins w:id="493" w:author="Phạm Hoàn Mỹ" w:date="2026-06-11T01:24:00Z" w16du:dateUtc="2026-06-10T18:24:00Z">
               <w:r>
                 <w:rPr>
                   <w:rFonts w:ascii="Courier New" w:hAnsi="Courier New" w:cs="Courier New"/>
                   <w:sz w:val="22"/>
-                  <w:szCs w:val="22"/>
                   <w:lang w:val="en-US"/>
-                  <w:rPrChange w:id="512" w:author="Phạm Hoàn Mỹ" w:date="2026-06-11T01:24:00Z" w16du:dateUtc="2026-06-10T18:24:00Z">
+                  <w:rPrChange w:id="494" w:author="Phạm Hoàn Mỹ" w:date="2026-06-11T01:24:00Z" w16du:dateUtc="2026-06-10T18:24:00Z">
                     <w:rPr>
                       <w:lang w:val="en-US"/>
                     </w:rPr>
@@ -7902,27 +8383,26 @@
           <w:p>
             <w:pPr>
               <w:rPr>
-                <w:ins w:id="513" w:author="Phạm Hoàn Mỹ" w:date="2026-06-11T01:24:00Z" w16du:dateUtc="2026-06-10T18:24:00Z"/>
+                <w:ins w:id="495" w:author="Phạm Hoàn Mỹ" w:date="2026-06-11T01:24:00Z" w16du:dateUtc="2026-06-10T18:24:00Z"/>
                 <w:rFonts w:ascii="Courier New" w:hAnsi="Courier New" w:cs="Courier New"/>
                 <w:sz w:val="22"/>
                 <w:szCs w:val="22"/>
                 <w:lang w:val="en-US"/>
-                <w:rPrChange w:id="514" w:author="Phạm Hoàn Mỹ" w:date="2026-06-11T01:24:00Z" w16du:dateUtc="2026-06-10T18:24:00Z">
+                <w:rPrChange w:id="496" w:author="Phạm Hoàn Mỹ" w:date="2026-06-11T01:24:00Z" w16du:dateUtc="2026-06-10T18:24:00Z">
                   <w:rPr>
-                    <w:ins w:id="515" w:author="Phạm Hoàn Mỹ" w:date="2026-06-11T01:24:00Z" w16du:dateUtc="2026-06-10T18:24:00Z"/>
+                    <w:ins w:id="497" w:author="Phạm Hoàn Mỹ" w:date="2026-06-11T01:24:00Z" w16du:dateUtc="2026-06-10T18:24:00Z"/>
                     <w:lang w:val="en-US"/>
                   </w:rPr>
                 </w:rPrChange>
               </w:rPr>
             </w:pPr>
-            <w:ins w:id="516" w:author="Phạm Hoàn Mỹ" w:date="2026-06-11T01:24:00Z" w16du:dateUtc="2026-06-10T18:24:00Z">
+            <w:ins w:id="498" w:author="Phạm Hoàn Mỹ" w:date="2026-06-11T01:24:00Z" w16du:dateUtc="2026-06-10T18:24:00Z">
               <w:r>
                 <w:rPr>
                   <w:rFonts w:ascii="Courier New" w:hAnsi="Courier New" w:cs="Courier New"/>
                   <w:sz w:val="22"/>
-                  <w:szCs w:val="22"/>
                   <w:lang w:val="en-US"/>
-                  <w:rPrChange w:id="517" w:author="Phạm Hoàn Mỹ" w:date="2026-06-11T01:24:00Z" w16du:dateUtc="2026-06-10T18:24:00Z">
+                  <w:rPrChange w:id="499" w:author="Phạm Hoàn Mỹ" w:date="2026-06-11T01:24:00Z" w16du:dateUtc="2026-06-10T18:24:00Z">
                     <w:rPr>
                       <w:lang w:val="en-US"/>
                     </w:rPr>
@@ -7935,33 +8415,31 @@
           <w:p>
             <w:pPr>
               <w:rPr>
-                <w:ins w:id="518" w:author="Phạm Hoàn Mỹ" w:date="2026-06-11T01:24:00Z" w16du:dateUtc="2026-06-10T18:24:00Z"/>
+                <w:ins w:id="500" w:author="Phạm Hoàn Mỹ" w:date="2026-06-11T01:24:00Z" w16du:dateUtc="2026-06-10T18:24:00Z"/>
                 <w:rFonts w:ascii="Courier New" w:hAnsi="Courier New" w:cs="Courier New"/>
                 <w:sz w:val="22"/>
                 <w:szCs w:val="22"/>
                 <w:lang w:val="en-US"/>
-                <w:rPrChange w:id="519" w:author="Phạm Hoàn Mỹ" w:date="2026-06-11T01:24:00Z" w16du:dateUtc="2026-06-10T18:24:00Z">
+                <w:rPrChange w:id="501" w:author="Phạm Hoàn Mỹ" w:date="2026-06-11T01:24:00Z" w16du:dateUtc="2026-06-10T18:24:00Z">
                   <w:rPr>
-                    <w:ins w:id="520" w:author="Phạm Hoàn Mỹ" w:date="2026-06-11T01:24:00Z" w16du:dateUtc="2026-06-10T18:24:00Z"/>
+                    <w:ins w:id="502" w:author="Phạm Hoàn Mỹ" w:date="2026-06-11T01:24:00Z" w16du:dateUtc="2026-06-10T18:24:00Z"/>
                     <w:lang w:val="en-US"/>
                   </w:rPr>
                 </w:rPrChange>
               </w:rPr>
             </w:pPr>
-            <w:ins w:id="521" w:author="Phạm Hoàn Mỹ" w:date="2026-06-11T01:24:00Z" w16du:dateUtc="2026-06-10T18:24:00Z">
+            <w:ins w:id="503" w:author="Phạm Hoàn Mỹ" w:date="2026-06-11T01:24:00Z" w16du:dateUtc="2026-06-10T18:24:00Z">
               <w:r>
                 <w:rPr>
                   <w:rFonts w:ascii="Courier New" w:hAnsi="Courier New" w:cs="Courier New"/>
                   <w:sz w:val="22"/>
-                  <w:szCs w:val="22"/>
                   <w:lang w:val="en-US"/>
-                  <w:rPrChange w:id="522" w:author="Phạm Hoàn Mỹ" w:date="2026-06-11T01:24:00Z" w16du:dateUtc="2026-06-10T18:24:00Z">
+                  <w:rPrChange w:id="504" w:author="Phạm Hoàn Mỹ" w:date="2026-06-11T01:24:00Z" w16du:dateUtc="2026-06-10T18:24:00Z">
                     <w:rPr>
                       <w:lang w:val="en-US"/>
                     </w:rPr>
                   </w:rPrChange>
                 </w:rPr>
-                <w:lastRenderedPageBreak/>
                 <w:t xml:space="preserve">    </w:t>
               </w:r>
             </w:ins>
@@ -7969,27 +8447,26 @@
           <w:p>
             <w:pPr>
               <w:rPr>
-                <w:ins w:id="523" w:author="Phạm Hoàn Mỹ" w:date="2026-06-11T01:24:00Z" w16du:dateUtc="2026-06-10T18:24:00Z"/>
+                <w:ins w:id="505" w:author="Phạm Hoàn Mỹ" w:date="2026-06-11T01:24:00Z" w16du:dateUtc="2026-06-10T18:24:00Z"/>
                 <w:rFonts w:ascii="Courier New" w:hAnsi="Courier New" w:cs="Courier New"/>
                 <w:sz w:val="22"/>
                 <w:szCs w:val="22"/>
                 <w:lang w:val="en-US"/>
-                <w:rPrChange w:id="524" w:author="Phạm Hoàn Mỹ" w:date="2026-06-11T01:24:00Z" w16du:dateUtc="2026-06-10T18:24:00Z">
+                <w:rPrChange w:id="506" w:author="Phạm Hoàn Mỹ" w:date="2026-06-11T01:24:00Z" w16du:dateUtc="2026-06-10T18:24:00Z">
                   <w:rPr>
-                    <w:ins w:id="525" w:author="Phạm Hoàn Mỹ" w:date="2026-06-11T01:24:00Z" w16du:dateUtc="2026-06-10T18:24:00Z"/>
+                    <w:ins w:id="507" w:author="Phạm Hoàn Mỹ" w:date="2026-06-11T01:24:00Z" w16du:dateUtc="2026-06-10T18:24:00Z"/>
                     <w:lang w:val="en-US"/>
                   </w:rPr>
                 </w:rPrChange>
               </w:rPr>
             </w:pPr>
-            <w:ins w:id="526" w:author="Phạm Hoàn Mỹ" w:date="2026-06-11T01:24:00Z" w16du:dateUtc="2026-06-10T18:24:00Z">
+            <w:ins w:id="508" w:author="Phạm Hoàn Mỹ" w:date="2026-06-11T01:24:00Z" w16du:dateUtc="2026-06-10T18:24:00Z">
               <w:r>
                 <w:rPr>
                   <w:rFonts w:ascii="Courier New" w:hAnsi="Courier New" w:cs="Courier New"/>
                   <w:sz w:val="22"/>
-                  <w:szCs w:val="22"/>
                   <w:lang w:val="en-US"/>
-                  <w:rPrChange w:id="527" w:author="Phạm Hoàn Mỹ" w:date="2026-06-11T01:24:00Z" w16du:dateUtc="2026-06-10T18:24:00Z">
+                  <w:rPrChange w:id="509" w:author="Phạm Hoàn Mỹ" w:date="2026-06-11T01:24:00Z" w16du:dateUtc="2026-06-10T18:24:00Z">
                     <w:rPr>
                       <w:lang w:val="en-US"/>
                     </w:rPr>
@@ -8002,27 +8479,26 @@
           <w:p>
             <w:pPr>
               <w:rPr>
-                <w:ins w:id="528" w:author="Phạm Hoàn Mỹ" w:date="2026-06-11T01:24:00Z" w16du:dateUtc="2026-06-10T18:24:00Z"/>
+                <w:ins w:id="510" w:author="Phạm Hoàn Mỹ" w:date="2026-06-11T01:24:00Z" w16du:dateUtc="2026-06-10T18:24:00Z"/>
                 <w:rFonts w:ascii="Courier New" w:hAnsi="Courier New" w:cs="Courier New"/>
                 <w:sz w:val="22"/>
                 <w:szCs w:val="22"/>
                 <w:lang w:val="en-US"/>
-                <w:rPrChange w:id="529" w:author="Phạm Hoàn Mỹ" w:date="2026-06-11T01:24:00Z" w16du:dateUtc="2026-06-10T18:24:00Z">
+                <w:rPrChange w:id="511" w:author="Phạm Hoàn Mỹ" w:date="2026-06-11T01:24:00Z" w16du:dateUtc="2026-06-10T18:24:00Z">
                   <w:rPr>
-                    <w:ins w:id="530" w:author="Phạm Hoàn Mỹ" w:date="2026-06-11T01:24:00Z" w16du:dateUtc="2026-06-10T18:24:00Z"/>
+                    <w:ins w:id="512" w:author="Phạm Hoàn Mỹ" w:date="2026-06-11T01:24:00Z" w16du:dateUtc="2026-06-10T18:24:00Z"/>
                     <w:lang w:val="en-US"/>
                   </w:rPr>
                 </w:rPrChange>
               </w:rPr>
             </w:pPr>
-            <w:ins w:id="531" w:author="Phạm Hoàn Mỹ" w:date="2026-06-11T01:24:00Z" w16du:dateUtc="2026-06-10T18:24:00Z">
+            <w:ins w:id="513" w:author="Phạm Hoàn Mỹ" w:date="2026-06-11T01:24:00Z" w16du:dateUtc="2026-06-10T18:24:00Z">
               <w:r>
                 <w:rPr>
                   <w:rFonts w:ascii="Courier New" w:hAnsi="Courier New" w:cs="Courier New"/>
                   <w:sz w:val="22"/>
-                  <w:szCs w:val="22"/>
                   <w:lang w:val="en-US"/>
-                  <w:rPrChange w:id="532" w:author="Phạm Hoàn Mỹ" w:date="2026-06-11T01:24:00Z" w16du:dateUtc="2026-06-10T18:24:00Z">
+                  <w:rPrChange w:id="514" w:author="Phạm Hoàn Mỹ" w:date="2026-06-11T01:24:00Z" w16du:dateUtc="2026-06-10T18:24:00Z">
                     <w:rPr>
                       <w:lang w:val="en-US"/>
                     </w:rPr>
@@ -8035,27 +8511,26 @@
           <w:p>
             <w:pPr>
               <w:rPr>
-                <w:ins w:id="533" w:author="Phạm Hoàn Mỹ" w:date="2026-06-11T01:24:00Z" w16du:dateUtc="2026-06-10T18:24:00Z"/>
+                <w:ins w:id="515" w:author="Phạm Hoàn Mỹ" w:date="2026-06-11T01:24:00Z" w16du:dateUtc="2026-06-10T18:24:00Z"/>
                 <w:rFonts w:ascii="Courier New" w:hAnsi="Courier New" w:cs="Courier New"/>
                 <w:sz w:val="22"/>
                 <w:szCs w:val="22"/>
                 <w:lang w:val="en-US"/>
-                <w:rPrChange w:id="534" w:author="Phạm Hoàn Mỹ" w:date="2026-06-11T01:24:00Z" w16du:dateUtc="2026-06-10T18:24:00Z">
+                <w:rPrChange w:id="516" w:author="Phạm Hoàn Mỹ" w:date="2026-06-11T01:24:00Z" w16du:dateUtc="2026-06-10T18:24:00Z">
                   <w:rPr>
-                    <w:ins w:id="535" w:author="Phạm Hoàn Mỹ" w:date="2026-06-11T01:24:00Z" w16du:dateUtc="2026-06-10T18:24:00Z"/>
+                    <w:ins w:id="517" w:author="Phạm Hoàn Mỹ" w:date="2026-06-11T01:24:00Z" w16du:dateUtc="2026-06-10T18:24:00Z"/>
                     <w:lang w:val="en-US"/>
                   </w:rPr>
                 </w:rPrChange>
               </w:rPr>
             </w:pPr>
-            <w:ins w:id="536" w:author="Phạm Hoàn Mỹ" w:date="2026-06-11T01:24:00Z" w16du:dateUtc="2026-06-10T18:24:00Z">
+            <w:ins w:id="518" w:author="Phạm Hoàn Mỹ" w:date="2026-06-11T01:24:00Z" w16du:dateUtc="2026-06-10T18:24:00Z">
               <w:r>
                 <w:rPr>
                   <w:rFonts w:ascii="Courier New" w:hAnsi="Courier New" w:cs="Courier New"/>
                   <w:sz w:val="22"/>
-                  <w:szCs w:val="22"/>
                   <w:lang w:val="en-US"/>
-                  <w:rPrChange w:id="537" w:author="Phạm Hoàn Mỹ" w:date="2026-06-11T01:24:00Z" w16du:dateUtc="2026-06-10T18:24:00Z">
+                  <w:rPrChange w:id="519" w:author="Phạm Hoàn Mỹ" w:date="2026-06-11T01:24:00Z" w16du:dateUtc="2026-06-10T18:24:00Z">
                     <w:rPr>
                       <w:lang w:val="en-US"/>
                     </w:rPr>
@@ -8068,27 +8543,26 @@
           <w:p>
             <w:pPr>
               <w:rPr>
-                <w:ins w:id="538" w:author="Phạm Hoàn Mỹ" w:date="2026-06-11T01:24:00Z" w16du:dateUtc="2026-06-10T18:24:00Z"/>
+                <w:ins w:id="520" w:author="Phạm Hoàn Mỹ" w:date="2026-06-11T01:24:00Z" w16du:dateUtc="2026-06-10T18:24:00Z"/>
                 <w:rFonts w:ascii="Courier New" w:hAnsi="Courier New" w:cs="Courier New"/>
                 <w:sz w:val="22"/>
                 <w:szCs w:val="22"/>
                 <w:lang w:val="en-US"/>
-                <w:rPrChange w:id="539" w:author="Phạm Hoàn Mỹ" w:date="2026-06-11T01:24:00Z" w16du:dateUtc="2026-06-10T18:24:00Z">
+                <w:rPrChange w:id="521" w:author="Phạm Hoàn Mỹ" w:date="2026-06-11T01:24:00Z" w16du:dateUtc="2026-06-10T18:24:00Z">
                   <w:rPr>
-                    <w:ins w:id="540" w:author="Phạm Hoàn Mỹ" w:date="2026-06-11T01:24:00Z" w16du:dateUtc="2026-06-10T18:24:00Z"/>
+                    <w:ins w:id="522" w:author="Phạm Hoàn Mỹ" w:date="2026-06-11T01:24:00Z" w16du:dateUtc="2026-06-10T18:24:00Z"/>
                     <w:lang w:val="en-US"/>
                   </w:rPr>
                 </w:rPrChange>
               </w:rPr>
             </w:pPr>
-            <w:ins w:id="541" w:author="Phạm Hoàn Mỹ" w:date="2026-06-11T01:24:00Z" w16du:dateUtc="2026-06-10T18:24:00Z">
+            <w:ins w:id="523" w:author="Phạm Hoàn Mỹ" w:date="2026-06-11T01:24:00Z" w16du:dateUtc="2026-06-10T18:24:00Z">
               <w:r>
                 <w:rPr>
                   <w:rFonts w:ascii="Courier New" w:hAnsi="Courier New" w:cs="Courier New"/>
                   <w:sz w:val="22"/>
-                  <w:szCs w:val="22"/>
                   <w:lang w:val="en-US"/>
-                  <w:rPrChange w:id="542" w:author="Phạm Hoàn Mỹ" w:date="2026-06-11T01:24:00Z" w16du:dateUtc="2026-06-10T18:24:00Z">
+                  <w:rPrChange w:id="524" w:author="Phạm Hoàn Mỹ" w:date="2026-06-11T01:24:00Z" w16du:dateUtc="2026-06-10T18:24:00Z">
                     <w:rPr>
                       <w:lang w:val="en-US"/>
                     </w:rPr>
@@ -8101,27 +8575,26 @@
           <w:p>
             <w:pPr>
               <w:rPr>
-                <w:ins w:id="543" w:author="Phạm Hoàn Mỹ" w:date="2026-06-11T01:24:00Z" w16du:dateUtc="2026-06-10T18:24:00Z"/>
+                <w:ins w:id="525" w:author="Phạm Hoàn Mỹ" w:date="2026-06-11T01:24:00Z" w16du:dateUtc="2026-06-10T18:24:00Z"/>
                 <w:rFonts w:ascii="Courier New" w:hAnsi="Courier New" w:cs="Courier New"/>
                 <w:sz w:val="22"/>
                 <w:szCs w:val="22"/>
                 <w:lang w:val="en-US"/>
-                <w:rPrChange w:id="544" w:author="Phạm Hoàn Mỹ" w:date="2026-06-11T01:24:00Z" w16du:dateUtc="2026-06-10T18:24:00Z">
+                <w:rPrChange w:id="526" w:author="Phạm Hoàn Mỹ" w:date="2026-06-11T01:24:00Z" w16du:dateUtc="2026-06-10T18:24:00Z">
                   <w:rPr>
-                    <w:ins w:id="545" w:author="Phạm Hoàn Mỹ" w:date="2026-06-11T01:24:00Z" w16du:dateUtc="2026-06-10T18:24:00Z"/>
+                    <w:ins w:id="527" w:author="Phạm Hoàn Mỹ" w:date="2026-06-11T01:24:00Z" w16du:dateUtc="2026-06-10T18:24:00Z"/>
                     <w:lang w:val="en-US"/>
                   </w:rPr>
                 </w:rPrChange>
               </w:rPr>
             </w:pPr>
-            <w:ins w:id="546" w:author="Phạm Hoàn Mỹ" w:date="2026-06-11T01:24:00Z" w16du:dateUtc="2026-06-10T18:24:00Z">
+            <w:ins w:id="528" w:author="Phạm Hoàn Mỹ" w:date="2026-06-11T01:24:00Z" w16du:dateUtc="2026-06-10T18:24:00Z">
               <w:r>
                 <w:rPr>
                   <w:rFonts w:ascii="Courier New" w:hAnsi="Courier New" w:cs="Courier New"/>
                   <w:sz w:val="22"/>
-                  <w:szCs w:val="22"/>
                   <w:lang w:val="en-US"/>
-                  <w:rPrChange w:id="547" w:author="Phạm Hoàn Mỹ" w:date="2026-06-11T01:24:00Z" w16du:dateUtc="2026-06-10T18:24:00Z">
+                  <w:rPrChange w:id="529" w:author="Phạm Hoàn Mỹ" w:date="2026-06-11T01:24:00Z" w16du:dateUtc="2026-06-10T18:24:00Z">
                     <w:rPr>
                       <w:lang w:val="en-US"/>
                     </w:rPr>
@@ -8134,27 +8607,26 @@
           <w:p>
             <w:pPr>
               <w:rPr>
-                <w:ins w:id="548" w:author="Phạm Hoàn Mỹ" w:date="2026-06-11T01:24:00Z" w16du:dateUtc="2026-06-10T18:24:00Z"/>
+                <w:ins w:id="530" w:author="Phạm Hoàn Mỹ" w:date="2026-06-11T01:24:00Z" w16du:dateUtc="2026-06-10T18:24:00Z"/>
                 <w:rFonts w:ascii="Courier New" w:hAnsi="Courier New" w:cs="Courier New"/>
                 <w:sz w:val="22"/>
                 <w:szCs w:val="22"/>
                 <w:lang w:val="en-US"/>
-                <w:rPrChange w:id="549" w:author="Phạm Hoàn Mỹ" w:date="2026-06-11T01:24:00Z" w16du:dateUtc="2026-06-10T18:24:00Z">
+                <w:rPrChange w:id="531" w:author="Phạm Hoàn Mỹ" w:date="2026-06-11T01:24:00Z" w16du:dateUtc="2026-06-10T18:24:00Z">
                   <w:rPr>
-                    <w:ins w:id="550" w:author="Phạm Hoàn Mỹ" w:date="2026-06-11T01:24:00Z" w16du:dateUtc="2026-06-10T18:24:00Z"/>
+                    <w:ins w:id="532" w:author="Phạm Hoàn Mỹ" w:date="2026-06-11T01:24:00Z" w16du:dateUtc="2026-06-10T18:24:00Z"/>
                     <w:lang w:val="en-US"/>
                   </w:rPr>
                 </w:rPrChange>
               </w:rPr>
             </w:pPr>
-            <w:ins w:id="551" w:author="Phạm Hoàn Mỹ" w:date="2026-06-11T01:24:00Z" w16du:dateUtc="2026-06-10T18:24:00Z">
+            <w:ins w:id="533" w:author="Phạm Hoàn Mỹ" w:date="2026-06-11T01:24:00Z" w16du:dateUtc="2026-06-10T18:24:00Z">
               <w:r>
                 <w:rPr>
                   <w:rFonts w:ascii="Courier New" w:hAnsi="Courier New" w:cs="Courier New"/>
                   <w:sz w:val="22"/>
-                  <w:szCs w:val="22"/>
                   <w:lang w:val="en-US"/>
-                  <w:rPrChange w:id="552" w:author="Phạm Hoàn Mỹ" w:date="2026-06-11T01:24:00Z" w16du:dateUtc="2026-06-10T18:24:00Z">
+                  <w:rPrChange w:id="534" w:author="Phạm Hoàn Mỹ" w:date="2026-06-11T01:24:00Z" w16du:dateUtc="2026-06-10T18:24:00Z">
                     <w:rPr>
                       <w:lang w:val="en-US"/>
                     </w:rPr>
@@ -8167,27 +8639,26 @@
           <w:p>
             <w:pPr>
               <w:rPr>
-                <w:ins w:id="553" w:author="Phạm Hoàn Mỹ" w:date="2026-06-11T01:24:00Z" w16du:dateUtc="2026-06-10T18:24:00Z"/>
+                <w:ins w:id="535" w:author="Phạm Hoàn Mỹ" w:date="2026-06-11T01:24:00Z" w16du:dateUtc="2026-06-10T18:24:00Z"/>
                 <w:rFonts w:ascii="Courier New" w:hAnsi="Courier New" w:cs="Courier New"/>
                 <w:sz w:val="22"/>
                 <w:szCs w:val="22"/>
                 <w:lang w:val="en-US"/>
-                <w:rPrChange w:id="554" w:author="Phạm Hoàn Mỹ" w:date="2026-06-11T01:24:00Z" w16du:dateUtc="2026-06-10T18:24:00Z">
+                <w:rPrChange w:id="536" w:author="Phạm Hoàn Mỹ" w:date="2026-06-11T01:24:00Z" w16du:dateUtc="2026-06-10T18:24:00Z">
                   <w:rPr>
-                    <w:ins w:id="555" w:author="Phạm Hoàn Mỹ" w:date="2026-06-11T01:24:00Z" w16du:dateUtc="2026-06-10T18:24:00Z"/>
+                    <w:ins w:id="537" w:author="Phạm Hoàn Mỹ" w:date="2026-06-11T01:24:00Z" w16du:dateUtc="2026-06-10T18:24:00Z"/>
                     <w:lang w:val="en-US"/>
                   </w:rPr>
                 </w:rPrChange>
               </w:rPr>
             </w:pPr>
-            <w:ins w:id="556" w:author="Phạm Hoàn Mỹ" w:date="2026-06-11T01:24:00Z" w16du:dateUtc="2026-06-10T18:24:00Z">
+            <w:ins w:id="538" w:author="Phạm Hoàn Mỹ" w:date="2026-06-11T01:24:00Z" w16du:dateUtc="2026-06-10T18:24:00Z">
               <w:r>
                 <w:rPr>
                   <w:rFonts w:ascii="Courier New" w:hAnsi="Courier New" w:cs="Courier New"/>
                   <w:sz w:val="22"/>
-                  <w:szCs w:val="22"/>
                   <w:lang w:val="en-US"/>
-                  <w:rPrChange w:id="557" w:author="Phạm Hoàn Mỹ" w:date="2026-06-11T01:24:00Z" w16du:dateUtc="2026-06-10T18:24:00Z">
+                  <w:rPrChange w:id="539" w:author="Phạm Hoàn Mỹ" w:date="2026-06-11T01:24:00Z" w16du:dateUtc="2026-06-10T18:24:00Z">
                     <w:rPr>
                       <w:lang w:val="en-US"/>
                     </w:rPr>
@@ -8200,27 +8671,26 @@
           <w:p>
             <w:pPr>
               <w:rPr>
-                <w:ins w:id="558" w:author="Phạm Hoàn Mỹ" w:date="2026-06-11T01:24:00Z" w16du:dateUtc="2026-06-10T18:24:00Z"/>
+                <w:ins w:id="540" w:author="Phạm Hoàn Mỹ" w:date="2026-06-11T01:24:00Z" w16du:dateUtc="2026-06-10T18:24:00Z"/>
                 <w:rFonts w:ascii="Courier New" w:hAnsi="Courier New" w:cs="Courier New"/>
                 <w:sz w:val="22"/>
                 <w:szCs w:val="22"/>
                 <w:lang w:val="en-US"/>
-                <w:rPrChange w:id="559" w:author="Phạm Hoàn Mỹ" w:date="2026-06-11T01:24:00Z" w16du:dateUtc="2026-06-10T18:24:00Z">
+                <w:rPrChange w:id="541" w:author="Phạm Hoàn Mỹ" w:date="2026-06-11T01:24:00Z" w16du:dateUtc="2026-06-10T18:24:00Z">
                   <w:rPr>
-                    <w:ins w:id="560" w:author="Phạm Hoàn Mỹ" w:date="2026-06-11T01:24:00Z" w16du:dateUtc="2026-06-10T18:24:00Z"/>
+                    <w:ins w:id="542" w:author="Phạm Hoàn Mỹ" w:date="2026-06-11T01:24:00Z" w16du:dateUtc="2026-06-10T18:24:00Z"/>
                     <w:lang w:val="en-US"/>
                   </w:rPr>
                 </w:rPrChange>
               </w:rPr>
             </w:pPr>
-            <w:ins w:id="561" w:author="Phạm Hoàn Mỹ" w:date="2026-06-11T01:24:00Z" w16du:dateUtc="2026-06-10T18:24:00Z">
+            <w:ins w:id="543" w:author="Phạm Hoàn Mỹ" w:date="2026-06-11T01:24:00Z" w16du:dateUtc="2026-06-10T18:24:00Z">
               <w:r>
                 <w:rPr>
                   <w:rFonts w:ascii="Courier New" w:hAnsi="Courier New" w:cs="Courier New"/>
                   <w:sz w:val="22"/>
-                  <w:szCs w:val="22"/>
                   <w:lang w:val="en-US"/>
-                  <w:rPrChange w:id="562" w:author="Phạm Hoàn Mỹ" w:date="2026-06-11T01:24:00Z" w16du:dateUtc="2026-06-10T18:24:00Z">
+                  <w:rPrChange w:id="544" w:author="Phạm Hoàn Mỹ" w:date="2026-06-11T01:24:00Z" w16du:dateUtc="2026-06-10T18:24:00Z">
                     <w:rPr>
                       <w:lang w:val="en-US"/>
                     </w:rPr>
@@ -8233,27 +8703,26 @@
           <w:p>
             <w:pPr>
               <w:rPr>
-                <w:ins w:id="563" w:author="Phạm Hoàn Mỹ" w:date="2026-06-11T01:24:00Z" w16du:dateUtc="2026-06-10T18:24:00Z"/>
+                <w:ins w:id="545" w:author="Phạm Hoàn Mỹ" w:date="2026-06-11T01:24:00Z" w16du:dateUtc="2026-06-10T18:24:00Z"/>
                 <w:rFonts w:ascii="Courier New" w:hAnsi="Courier New" w:cs="Courier New"/>
                 <w:sz w:val="22"/>
                 <w:szCs w:val="22"/>
                 <w:lang w:val="en-US"/>
-                <w:rPrChange w:id="564" w:author="Phạm Hoàn Mỹ" w:date="2026-06-11T01:24:00Z" w16du:dateUtc="2026-06-10T18:24:00Z">
+                <w:rPrChange w:id="546" w:author="Phạm Hoàn Mỹ" w:date="2026-06-11T01:24:00Z" w16du:dateUtc="2026-06-10T18:24:00Z">
                   <w:rPr>
-                    <w:ins w:id="565" w:author="Phạm Hoàn Mỹ" w:date="2026-06-11T01:24:00Z" w16du:dateUtc="2026-06-10T18:24:00Z"/>
+                    <w:ins w:id="547" w:author="Phạm Hoàn Mỹ" w:date="2026-06-11T01:24:00Z" w16du:dateUtc="2026-06-10T18:24:00Z"/>
                     <w:lang w:val="en-US"/>
                   </w:rPr>
                 </w:rPrChange>
               </w:rPr>
             </w:pPr>
-            <w:ins w:id="566" w:author="Phạm Hoàn Mỹ" w:date="2026-06-11T01:24:00Z" w16du:dateUtc="2026-06-10T18:24:00Z">
+            <w:ins w:id="548" w:author="Phạm Hoàn Mỹ" w:date="2026-06-11T01:24:00Z" w16du:dateUtc="2026-06-10T18:24:00Z">
               <w:r>
                 <w:rPr>
                   <w:rFonts w:ascii="Courier New" w:hAnsi="Courier New" w:cs="Courier New"/>
                   <w:sz w:val="22"/>
-                  <w:szCs w:val="22"/>
                   <w:lang w:val="en-US"/>
-                  <w:rPrChange w:id="567" w:author="Phạm Hoàn Mỹ" w:date="2026-06-11T01:24:00Z" w16du:dateUtc="2026-06-10T18:24:00Z">
+                  <w:rPrChange w:id="549" w:author="Phạm Hoàn Mỹ" w:date="2026-06-11T01:24:00Z" w16du:dateUtc="2026-06-10T18:24:00Z">
                     <w:rPr>
                       <w:lang w:val="en-US"/>
                     </w:rPr>
@@ -8266,27 +8735,26 @@
           <w:p>
             <w:pPr>
               <w:rPr>
-                <w:ins w:id="568" w:author="Phạm Hoàn Mỹ" w:date="2026-06-11T01:24:00Z" w16du:dateUtc="2026-06-10T18:24:00Z"/>
+                <w:ins w:id="550" w:author="Phạm Hoàn Mỹ" w:date="2026-06-11T01:24:00Z" w16du:dateUtc="2026-06-10T18:24:00Z"/>
                 <w:rFonts w:ascii="Courier New" w:hAnsi="Courier New" w:cs="Courier New"/>
                 <w:sz w:val="22"/>
                 <w:szCs w:val="22"/>
                 <w:lang w:val="en-US"/>
-                <w:rPrChange w:id="569" w:author="Phạm Hoàn Mỹ" w:date="2026-06-11T01:24:00Z" w16du:dateUtc="2026-06-10T18:24:00Z">
+                <w:rPrChange w:id="551" w:author="Phạm Hoàn Mỹ" w:date="2026-06-11T01:24:00Z" w16du:dateUtc="2026-06-10T18:24:00Z">
                   <w:rPr>
-                    <w:ins w:id="570" w:author="Phạm Hoàn Mỹ" w:date="2026-06-11T01:24:00Z" w16du:dateUtc="2026-06-10T18:24:00Z"/>
+                    <w:ins w:id="552" w:author="Phạm Hoàn Mỹ" w:date="2026-06-11T01:24:00Z" w16du:dateUtc="2026-06-10T18:24:00Z"/>
                     <w:lang w:val="en-US"/>
                   </w:rPr>
                 </w:rPrChange>
               </w:rPr>
             </w:pPr>
-            <w:ins w:id="571" w:author="Phạm Hoàn Mỹ" w:date="2026-06-11T01:24:00Z" w16du:dateUtc="2026-06-10T18:24:00Z">
+            <w:ins w:id="553" w:author="Phạm Hoàn Mỹ" w:date="2026-06-11T01:24:00Z" w16du:dateUtc="2026-06-10T18:24:00Z">
               <w:r>
                 <w:rPr>
                   <w:rFonts w:ascii="Courier New" w:hAnsi="Courier New" w:cs="Courier New"/>
                   <w:sz w:val="22"/>
-                  <w:szCs w:val="22"/>
                   <w:lang w:val="en-US"/>
-                  <w:rPrChange w:id="572" w:author="Phạm Hoàn Mỹ" w:date="2026-06-11T01:24:00Z" w16du:dateUtc="2026-06-10T18:24:00Z">
+                  <w:rPrChange w:id="554" w:author="Phạm Hoàn Mỹ" w:date="2026-06-11T01:24:00Z" w16du:dateUtc="2026-06-10T18:24:00Z">
                     <w:rPr>
                       <w:lang w:val="en-US"/>
                     </w:rPr>
@@ -8299,27 +8767,26 @@
           <w:p>
             <w:pPr>
               <w:rPr>
-                <w:ins w:id="573" w:author="Phạm Hoàn Mỹ" w:date="2026-06-11T01:24:00Z" w16du:dateUtc="2026-06-10T18:24:00Z"/>
+                <w:ins w:id="555" w:author="Phạm Hoàn Mỹ" w:date="2026-06-11T01:24:00Z" w16du:dateUtc="2026-06-10T18:24:00Z"/>
                 <w:rFonts w:ascii="Courier New" w:hAnsi="Courier New" w:cs="Courier New"/>
                 <w:sz w:val="22"/>
                 <w:szCs w:val="22"/>
                 <w:lang w:val="en-US"/>
-                <w:rPrChange w:id="574" w:author="Phạm Hoàn Mỹ" w:date="2026-06-11T01:24:00Z" w16du:dateUtc="2026-06-10T18:24:00Z">
+                <w:rPrChange w:id="556" w:author="Phạm Hoàn Mỹ" w:date="2026-06-11T01:24:00Z" w16du:dateUtc="2026-06-10T18:24:00Z">
                   <w:rPr>
-                    <w:ins w:id="575" w:author="Phạm Hoàn Mỹ" w:date="2026-06-11T01:24:00Z" w16du:dateUtc="2026-06-10T18:24:00Z"/>
+                    <w:ins w:id="557" w:author="Phạm Hoàn Mỹ" w:date="2026-06-11T01:24:00Z" w16du:dateUtc="2026-06-10T18:24:00Z"/>
                     <w:lang w:val="en-US"/>
                   </w:rPr>
                 </w:rPrChange>
               </w:rPr>
             </w:pPr>
-            <w:ins w:id="576" w:author="Phạm Hoàn Mỹ" w:date="2026-06-11T01:24:00Z" w16du:dateUtc="2026-06-10T18:24:00Z">
+            <w:ins w:id="558" w:author="Phạm Hoàn Mỹ" w:date="2026-06-11T01:24:00Z" w16du:dateUtc="2026-06-10T18:24:00Z">
               <w:r>
                 <w:rPr>
                   <w:rFonts w:ascii="Courier New" w:hAnsi="Courier New" w:cs="Courier New"/>
                   <w:sz w:val="22"/>
-                  <w:szCs w:val="22"/>
                   <w:lang w:val="en-US"/>
-                  <w:rPrChange w:id="577" w:author="Phạm Hoàn Mỹ" w:date="2026-06-11T01:24:00Z" w16du:dateUtc="2026-06-10T18:24:00Z">
+                  <w:rPrChange w:id="559" w:author="Phạm Hoàn Mỹ" w:date="2026-06-11T01:24:00Z" w16du:dateUtc="2026-06-10T18:24:00Z">
                     <w:rPr>
                       <w:lang w:val="en-US"/>
                     </w:rPr>
@@ -8332,32 +8799,32 @@
           <w:p>
             <w:pPr>
               <w:rPr>
-                <w:ins w:id="578" w:author="Phạm Hoàn Mỹ" w:date="2026-06-11T01:24:00Z" w16du:dateUtc="2026-06-10T18:24:00Z"/>
+                <w:ins w:id="560" w:author="Phạm Hoàn Mỹ" w:date="2026-06-11T01:24:00Z" w16du:dateUtc="2026-06-10T18:24:00Z"/>
                 <w:rFonts w:ascii="Courier New" w:hAnsi="Courier New" w:cs="Courier New"/>
                 <w:sz w:val="22"/>
                 <w:szCs w:val="22"/>
                 <w:lang w:val="en-US"/>
-                <w:rPrChange w:id="579" w:author="Phạm Hoàn Mỹ" w:date="2026-06-11T01:24:00Z" w16du:dateUtc="2026-06-10T18:24:00Z">
+                <w:rPrChange w:id="561" w:author="Phạm Hoàn Mỹ" w:date="2026-06-11T01:24:00Z" w16du:dateUtc="2026-06-10T18:24:00Z">
                   <w:rPr>
-                    <w:ins w:id="580" w:author="Phạm Hoàn Mỹ" w:date="2026-06-11T01:24:00Z" w16du:dateUtc="2026-06-10T18:24:00Z"/>
+                    <w:ins w:id="562" w:author="Phạm Hoàn Mỹ" w:date="2026-06-11T01:24:00Z" w16du:dateUtc="2026-06-10T18:24:00Z"/>
                     <w:lang w:val="en-US"/>
                   </w:rPr>
                 </w:rPrChange>
               </w:rPr>
             </w:pPr>
-            <w:ins w:id="581" w:author="Phạm Hoàn Mỹ" w:date="2026-06-11T01:24:00Z" w16du:dateUtc="2026-06-10T18:24:00Z">
+            <w:ins w:id="563" w:author="Phạm Hoàn Mỹ" w:date="2026-06-11T01:24:00Z" w16du:dateUtc="2026-06-10T18:24:00Z">
               <w:r>
                 <w:rPr>
                   <w:rFonts w:ascii="Courier New" w:hAnsi="Courier New" w:cs="Courier New"/>
                   <w:sz w:val="22"/>
-                  <w:szCs w:val="22"/>
                   <w:lang w:val="en-US"/>
-                  <w:rPrChange w:id="582" w:author="Phạm Hoàn Mỹ" w:date="2026-06-11T01:24:00Z" w16du:dateUtc="2026-06-10T18:24:00Z">
+                  <w:rPrChange w:id="564" w:author="Phạm Hoàn Mỹ" w:date="2026-06-11T01:24:00Z" w16du:dateUtc="2026-06-10T18:24:00Z">
                     <w:rPr>
                       <w:lang w:val="en-US"/>
                     </w:rPr>
                   </w:rPrChange>
                 </w:rPr>
+                <w:lastRenderedPageBreak/>
                 <w:t xml:space="preserve">    ELSE</w:t>
               </w:r>
             </w:ins>
@@ -8365,27 +8832,26 @@
           <w:p>
             <w:pPr>
               <w:rPr>
-                <w:ins w:id="583" w:author="Phạm Hoàn Mỹ" w:date="2026-06-11T01:24:00Z" w16du:dateUtc="2026-06-10T18:24:00Z"/>
+                <w:ins w:id="565" w:author="Phạm Hoàn Mỹ" w:date="2026-06-11T01:24:00Z" w16du:dateUtc="2026-06-10T18:24:00Z"/>
                 <w:rFonts w:ascii="Courier New" w:hAnsi="Courier New" w:cs="Courier New"/>
                 <w:sz w:val="22"/>
                 <w:szCs w:val="22"/>
                 <w:lang w:val="en-US"/>
-                <w:rPrChange w:id="584" w:author="Phạm Hoàn Mỹ" w:date="2026-06-11T01:24:00Z" w16du:dateUtc="2026-06-10T18:24:00Z">
+                <w:rPrChange w:id="566" w:author="Phạm Hoàn Mỹ" w:date="2026-06-11T01:24:00Z" w16du:dateUtc="2026-06-10T18:24:00Z">
                   <w:rPr>
-                    <w:ins w:id="585" w:author="Phạm Hoàn Mỹ" w:date="2026-06-11T01:24:00Z" w16du:dateUtc="2026-06-10T18:24:00Z"/>
+                    <w:ins w:id="567" w:author="Phạm Hoàn Mỹ" w:date="2026-06-11T01:24:00Z" w16du:dateUtc="2026-06-10T18:24:00Z"/>
                     <w:lang w:val="en-US"/>
                   </w:rPr>
                 </w:rPrChange>
               </w:rPr>
             </w:pPr>
-            <w:ins w:id="586" w:author="Phạm Hoàn Mỹ" w:date="2026-06-11T01:24:00Z" w16du:dateUtc="2026-06-10T18:24:00Z">
+            <w:ins w:id="568" w:author="Phạm Hoàn Mỹ" w:date="2026-06-11T01:24:00Z" w16du:dateUtc="2026-06-10T18:24:00Z">
               <w:r>
                 <w:rPr>
                   <w:rFonts w:ascii="Courier New" w:hAnsi="Courier New" w:cs="Courier New"/>
                   <w:sz w:val="22"/>
-                  <w:szCs w:val="22"/>
                   <w:lang w:val="en-US"/>
-                  <w:rPrChange w:id="587" w:author="Phạm Hoàn Mỹ" w:date="2026-06-11T01:24:00Z" w16du:dateUtc="2026-06-10T18:24:00Z">
+                  <w:rPrChange w:id="569" w:author="Phạm Hoàn Mỹ" w:date="2026-06-11T01:24:00Z" w16du:dateUtc="2026-06-10T18:24:00Z">
                     <w:rPr>
                       <w:lang w:val="en-US"/>
                     </w:rPr>
@@ -8398,27 +8864,26 @@
           <w:p>
             <w:pPr>
               <w:rPr>
-                <w:ins w:id="588" w:author="Phạm Hoàn Mỹ" w:date="2026-06-11T01:24:00Z" w16du:dateUtc="2026-06-10T18:24:00Z"/>
+                <w:ins w:id="570" w:author="Phạm Hoàn Mỹ" w:date="2026-06-11T01:24:00Z" w16du:dateUtc="2026-06-10T18:24:00Z"/>
                 <w:rFonts w:ascii="Courier New" w:hAnsi="Courier New" w:cs="Courier New"/>
                 <w:sz w:val="22"/>
                 <w:szCs w:val="22"/>
                 <w:lang w:val="en-US"/>
-                <w:rPrChange w:id="589" w:author="Phạm Hoàn Mỹ" w:date="2026-06-11T01:24:00Z" w16du:dateUtc="2026-06-10T18:24:00Z">
+                <w:rPrChange w:id="571" w:author="Phạm Hoàn Mỹ" w:date="2026-06-11T01:24:00Z" w16du:dateUtc="2026-06-10T18:24:00Z">
                   <w:rPr>
-                    <w:ins w:id="590" w:author="Phạm Hoàn Mỹ" w:date="2026-06-11T01:24:00Z" w16du:dateUtc="2026-06-10T18:24:00Z"/>
+                    <w:ins w:id="572" w:author="Phạm Hoàn Mỹ" w:date="2026-06-11T01:24:00Z" w16du:dateUtc="2026-06-10T18:24:00Z"/>
                     <w:lang w:val="en-US"/>
                   </w:rPr>
                 </w:rPrChange>
               </w:rPr>
             </w:pPr>
-            <w:ins w:id="591" w:author="Phạm Hoàn Mỹ" w:date="2026-06-11T01:24:00Z" w16du:dateUtc="2026-06-10T18:24:00Z">
+            <w:ins w:id="573" w:author="Phạm Hoàn Mỹ" w:date="2026-06-11T01:24:00Z" w16du:dateUtc="2026-06-10T18:24:00Z">
               <w:r>
                 <w:rPr>
                   <w:rFonts w:ascii="Courier New" w:hAnsi="Courier New" w:cs="Courier New"/>
                   <w:sz w:val="22"/>
-                  <w:szCs w:val="22"/>
                   <w:lang w:val="en-US"/>
-                  <w:rPrChange w:id="592" w:author="Phạm Hoàn Mỹ" w:date="2026-06-11T01:24:00Z" w16du:dateUtc="2026-06-10T18:24:00Z">
+                  <w:rPrChange w:id="574" w:author="Phạm Hoàn Mỹ" w:date="2026-06-11T01:24:00Z" w16du:dateUtc="2026-06-10T18:24:00Z">
                     <w:rPr>
                       <w:lang w:val="en-US"/>
                     </w:rPr>
@@ -8431,27 +8896,26 @@
           <w:p>
             <w:pPr>
               <w:rPr>
-                <w:ins w:id="593" w:author="Phạm Hoàn Mỹ" w:date="2026-06-11T01:24:00Z" w16du:dateUtc="2026-06-10T18:24:00Z"/>
+                <w:ins w:id="575" w:author="Phạm Hoàn Mỹ" w:date="2026-06-11T01:24:00Z" w16du:dateUtc="2026-06-10T18:24:00Z"/>
                 <w:rFonts w:ascii="Courier New" w:hAnsi="Courier New" w:cs="Courier New"/>
                 <w:sz w:val="22"/>
                 <w:szCs w:val="22"/>
                 <w:lang w:val="en-US"/>
-                <w:rPrChange w:id="594" w:author="Phạm Hoàn Mỹ" w:date="2026-06-11T01:24:00Z" w16du:dateUtc="2026-06-10T18:24:00Z">
+                <w:rPrChange w:id="576" w:author="Phạm Hoàn Mỹ" w:date="2026-06-11T01:24:00Z" w16du:dateUtc="2026-06-10T18:24:00Z">
                   <w:rPr>
-                    <w:ins w:id="595" w:author="Phạm Hoàn Mỹ" w:date="2026-06-11T01:24:00Z" w16du:dateUtc="2026-06-10T18:24:00Z"/>
+                    <w:ins w:id="577" w:author="Phạm Hoàn Mỹ" w:date="2026-06-11T01:24:00Z" w16du:dateUtc="2026-06-10T18:24:00Z"/>
                     <w:lang w:val="en-US"/>
                   </w:rPr>
                 </w:rPrChange>
               </w:rPr>
             </w:pPr>
-            <w:ins w:id="596" w:author="Phạm Hoàn Mỹ" w:date="2026-06-11T01:24:00Z" w16du:dateUtc="2026-06-10T18:24:00Z">
+            <w:ins w:id="578" w:author="Phạm Hoàn Mỹ" w:date="2026-06-11T01:24:00Z" w16du:dateUtc="2026-06-10T18:24:00Z">
               <w:r>
                 <w:rPr>
                   <w:rFonts w:ascii="Courier New" w:hAnsi="Courier New" w:cs="Courier New"/>
                   <w:sz w:val="22"/>
-                  <w:szCs w:val="22"/>
                   <w:lang w:val="en-US"/>
-                  <w:rPrChange w:id="597" w:author="Phạm Hoàn Mỹ" w:date="2026-06-11T01:24:00Z" w16du:dateUtc="2026-06-10T18:24:00Z">
+                  <w:rPrChange w:id="579" w:author="Phạm Hoàn Mỹ" w:date="2026-06-11T01:24:00Z" w16du:dateUtc="2026-06-10T18:24:00Z">
                     <w:rPr>
                       <w:lang w:val="en-US"/>
                     </w:rPr>
@@ -8464,27 +8928,26 @@
           <w:p>
             <w:pPr>
               <w:rPr>
-                <w:ins w:id="598" w:author="Phạm Hoàn Mỹ" w:date="2026-06-11T01:24:00Z" w16du:dateUtc="2026-06-10T18:24:00Z"/>
+                <w:ins w:id="580" w:author="Phạm Hoàn Mỹ" w:date="2026-06-11T01:24:00Z" w16du:dateUtc="2026-06-10T18:24:00Z"/>
                 <w:rFonts w:ascii="Courier New" w:hAnsi="Courier New" w:cs="Courier New"/>
                 <w:sz w:val="22"/>
                 <w:szCs w:val="22"/>
                 <w:lang w:val="en-US"/>
-                <w:rPrChange w:id="599" w:author="Phạm Hoàn Mỹ" w:date="2026-06-11T01:24:00Z" w16du:dateUtc="2026-06-10T18:24:00Z">
+                <w:rPrChange w:id="581" w:author="Phạm Hoàn Mỹ" w:date="2026-06-11T01:24:00Z" w16du:dateUtc="2026-06-10T18:24:00Z">
                   <w:rPr>
-                    <w:ins w:id="600" w:author="Phạm Hoàn Mỹ" w:date="2026-06-11T01:24:00Z" w16du:dateUtc="2026-06-10T18:24:00Z"/>
+                    <w:ins w:id="582" w:author="Phạm Hoàn Mỹ" w:date="2026-06-11T01:24:00Z" w16du:dateUtc="2026-06-10T18:24:00Z"/>
                     <w:lang w:val="en-US"/>
                   </w:rPr>
                 </w:rPrChange>
               </w:rPr>
             </w:pPr>
-            <w:ins w:id="601" w:author="Phạm Hoàn Mỹ" w:date="2026-06-11T01:24:00Z" w16du:dateUtc="2026-06-10T18:24:00Z">
+            <w:ins w:id="583" w:author="Phạm Hoàn Mỹ" w:date="2026-06-11T01:24:00Z" w16du:dateUtc="2026-06-10T18:24:00Z">
               <w:r>
                 <w:rPr>
                   <w:rFonts w:ascii="Courier New" w:hAnsi="Courier New" w:cs="Courier New"/>
                   <w:sz w:val="22"/>
-                  <w:szCs w:val="22"/>
                   <w:lang w:val="en-US"/>
-                  <w:rPrChange w:id="602" w:author="Phạm Hoàn Mỹ" w:date="2026-06-11T01:24:00Z" w16du:dateUtc="2026-06-10T18:24:00Z">
+                  <w:rPrChange w:id="584" w:author="Phạm Hoàn Mỹ" w:date="2026-06-11T01:24:00Z" w16du:dateUtc="2026-06-10T18:24:00Z">
                     <w:rPr>
                       <w:lang w:val="en-US"/>
                     </w:rPr>
@@ -8497,27 +8960,26 @@
           <w:p>
             <w:pPr>
               <w:rPr>
-                <w:ins w:id="603" w:author="Phạm Hoàn Mỹ" w:date="2026-06-11T01:24:00Z" w16du:dateUtc="2026-06-10T18:24:00Z"/>
+                <w:ins w:id="585" w:author="Phạm Hoàn Mỹ" w:date="2026-06-11T01:24:00Z" w16du:dateUtc="2026-06-10T18:24:00Z"/>
                 <w:rFonts w:ascii="Courier New" w:hAnsi="Courier New" w:cs="Courier New"/>
                 <w:sz w:val="22"/>
                 <w:szCs w:val="22"/>
                 <w:lang w:val="en-US"/>
-                <w:rPrChange w:id="604" w:author="Phạm Hoàn Mỹ" w:date="2026-06-11T01:24:00Z" w16du:dateUtc="2026-06-10T18:24:00Z">
+                <w:rPrChange w:id="586" w:author="Phạm Hoàn Mỹ" w:date="2026-06-11T01:24:00Z" w16du:dateUtc="2026-06-10T18:24:00Z">
                   <w:rPr>
-                    <w:ins w:id="605" w:author="Phạm Hoàn Mỹ" w:date="2026-06-11T01:24:00Z" w16du:dateUtc="2026-06-10T18:24:00Z"/>
+                    <w:ins w:id="587" w:author="Phạm Hoàn Mỹ" w:date="2026-06-11T01:24:00Z" w16du:dateUtc="2026-06-10T18:24:00Z"/>
                     <w:lang w:val="en-US"/>
                   </w:rPr>
                 </w:rPrChange>
               </w:rPr>
             </w:pPr>
-            <w:ins w:id="606" w:author="Phạm Hoàn Mỹ" w:date="2026-06-11T01:24:00Z" w16du:dateUtc="2026-06-10T18:24:00Z">
+            <w:ins w:id="588" w:author="Phạm Hoàn Mỹ" w:date="2026-06-11T01:24:00Z" w16du:dateUtc="2026-06-10T18:24:00Z">
               <w:r>
                 <w:rPr>
                   <w:rFonts w:ascii="Courier New" w:hAnsi="Courier New" w:cs="Courier New"/>
                   <w:sz w:val="22"/>
-                  <w:szCs w:val="22"/>
                   <w:lang w:val="en-US"/>
-                  <w:rPrChange w:id="607" w:author="Phạm Hoàn Mỹ" w:date="2026-06-11T01:24:00Z" w16du:dateUtc="2026-06-10T18:24:00Z">
+                  <w:rPrChange w:id="589" w:author="Phạm Hoàn Mỹ" w:date="2026-06-11T01:24:00Z" w16du:dateUtc="2026-06-10T18:24:00Z">
                     <w:rPr>
                       <w:lang w:val="en-US"/>
                     </w:rPr>
@@ -8530,27 +8992,26 @@
           <w:p>
             <w:pPr>
               <w:rPr>
-                <w:ins w:id="608" w:author="Phạm Hoàn Mỹ" w:date="2026-06-11T01:24:00Z" w16du:dateUtc="2026-06-10T18:24:00Z"/>
+                <w:ins w:id="590" w:author="Phạm Hoàn Mỹ" w:date="2026-06-11T01:24:00Z" w16du:dateUtc="2026-06-10T18:24:00Z"/>
                 <w:rFonts w:ascii="Courier New" w:hAnsi="Courier New" w:cs="Courier New"/>
                 <w:sz w:val="22"/>
                 <w:szCs w:val="22"/>
                 <w:lang w:val="en-US"/>
-                <w:rPrChange w:id="609" w:author="Phạm Hoàn Mỹ" w:date="2026-06-11T01:24:00Z" w16du:dateUtc="2026-06-10T18:24:00Z">
+                <w:rPrChange w:id="591" w:author="Phạm Hoàn Mỹ" w:date="2026-06-11T01:24:00Z" w16du:dateUtc="2026-06-10T18:24:00Z">
                   <w:rPr>
-                    <w:ins w:id="610" w:author="Phạm Hoàn Mỹ" w:date="2026-06-11T01:24:00Z" w16du:dateUtc="2026-06-10T18:24:00Z"/>
+                    <w:ins w:id="592" w:author="Phạm Hoàn Mỹ" w:date="2026-06-11T01:24:00Z" w16du:dateUtc="2026-06-10T18:24:00Z"/>
                     <w:lang w:val="en-US"/>
                   </w:rPr>
                 </w:rPrChange>
               </w:rPr>
             </w:pPr>
-            <w:ins w:id="611" w:author="Phạm Hoàn Mỹ" w:date="2026-06-11T01:24:00Z" w16du:dateUtc="2026-06-10T18:24:00Z">
+            <w:ins w:id="593" w:author="Phạm Hoàn Mỹ" w:date="2026-06-11T01:24:00Z" w16du:dateUtc="2026-06-10T18:24:00Z">
               <w:r>
                 <w:rPr>
                   <w:rFonts w:ascii="Courier New" w:hAnsi="Courier New" w:cs="Courier New"/>
                   <w:sz w:val="22"/>
-                  <w:szCs w:val="22"/>
                   <w:lang w:val="en-US"/>
-                  <w:rPrChange w:id="612" w:author="Phạm Hoàn Mỹ" w:date="2026-06-11T01:24:00Z" w16du:dateUtc="2026-06-10T18:24:00Z">
+                  <w:rPrChange w:id="594" w:author="Phạm Hoàn Mỹ" w:date="2026-06-11T01:24:00Z" w16du:dateUtc="2026-06-10T18:24:00Z">
                     <w:rPr>
                       <w:lang w:val="en-US"/>
                     </w:rPr>
@@ -8563,27 +9024,26 @@
           <w:p>
             <w:pPr>
               <w:rPr>
-                <w:ins w:id="613" w:author="Phạm Hoàn Mỹ" w:date="2026-06-11T01:24:00Z" w16du:dateUtc="2026-06-10T18:24:00Z"/>
+                <w:ins w:id="595" w:author="Phạm Hoàn Mỹ" w:date="2026-06-11T01:24:00Z" w16du:dateUtc="2026-06-10T18:24:00Z"/>
                 <w:rFonts w:ascii="Courier New" w:hAnsi="Courier New" w:cs="Courier New"/>
                 <w:sz w:val="22"/>
                 <w:szCs w:val="22"/>
                 <w:lang w:val="en-US"/>
-                <w:rPrChange w:id="614" w:author="Phạm Hoàn Mỹ" w:date="2026-06-11T01:24:00Z" w16du:dateUtc="2026-06-10T18:24:00Z">
+                <w:rPrChange w:id="596" w:author="Phạm Hoàn Mỹ" w:date="2026-06-11T01:24:00Z" w16du:dateUtc="2026-06-10T18:24:00Z">
                   <w:rPr>
-                    <w:ins w:id="615" w:author="Phạm Hoàn Mỹ" w:date="2026-06-11T01:24:00Z" w16du:dateUtc="2026-06-10T18:24:00Z"/>
+                    <w:ins w:id="597" w:author="Phạm Hoàn Mỹ" w:date="2026-06-11T01:24:00Z" w16du:dateUtc="2026-06-10T18:24:00Z"/>
                     <w:lang w:val="en-US"/>
                   </w:rPr>
                 </w:rPrChange>
               </w:rPr>
             </w:pPr>
-            <w:ins w:id="616" w:author="Phạm Hoàn Mỹ" w:date="2026-06-11T01:24:00Z" w16du:dateUtc="2026-06-10T18:24:00Z">
+            <w:ins w:id="598" w:author="Phạm Hoàn Mỹ" w:date="2026-06-11T01:24:00Z" w16du:dateUtc="2026-06-10T18:24:00Z">
               <w:r>
                 <w:rPr>
                   <w:rFonts w:ascii="Courier New" w:hAnsi="Courier New" w:cs="Courier New"/>
                   <w:sz w:val="22"/>
-                  <w:szCs w:val="22"/>
                   <w:lang w:val="en-US"/>
-                  <w:rPrChange w:id="617" w:author="Phạm Hoàn Mỹ" w:date="2026-06-11T01:24:00Z" w16du:dateUtc="2026-06-10T18:24:00Z">
+                  <w:rPrChange w:id="599" w:author="Phạm Hoàn Mỹ" w:date="2026-06-11T01:24:00Z" w16du:dateUtc="2026-06-10T18:24:00Z">
                     <w:rPr>
                       <w:lang w:val="en-US"/>
                     </w:rPr>
@@ -8620,7 +9080,7 @@
     <w:p>
       <w:pPr>
         <w:rPr>
-          <w:ins w:id="618" w:author="Phạm Hoàn Mỹ" w:date="2026-06-11T00:52:00Z" w16du:dateUtc="2026-06-10T17:52:00Z"/>
+          <w:ins w:id="600" w:author="Phạm Hoàn Mỹ" w:date="2026-06-11T00:52:00Z" w16du:dateUtc="2026-06-10T17:52:00Z"/>
           <w:lang w:val="en-US"/>
         </w:rPr>
       </w:pPr>
@@ -8641,14 +9101,7 @@
         <w:rPr>
           <w:lang w:val="en-US"/>
         </w:rPr>
-        <w:t xml:space="preserve">. Thuật toán sẽ lên lịch chạy nền mỗi 10 phút để tải số True Random từ API nhiễu </w:t>
-      </w:r>
-      <w:r>
-        <w:rPr>
-          <w:lang w:val="en-US"/>
-        </w:rPr>
-        <w:lastRenderedPageBreak/>
-        <w:t xml:space="preserve">khí quyển, sau đó XOR với </w:t>
+        <w:t xml:space="preserve">. Thuật toán sẽ lên lịch chạy nền mỗi 10 phút để tải số True Random từ API nhiễu khí quyển, sau đó XOR với </w:t>
       </w:r>
       <w:r>
         <w:rPr>
@@ -8838,6 +9291,7 @@
                 <w:szCs w:val="22"/>
                 <w:lang w:val="en-US"/>
               </w:rPr>
+              <w:lastRenderedPageBreak/>
               <w:t xml:space="preserve">    payload = api.get("/api/v1/cards/sync?lastSyncTime=" + lastSync)</w:t>
             </w:r>
           </w:p>
@@ -9028,7 +9482,6 @@
                 <w:szCs w:val="22"/>
                 <w:lang w:val="en-US"/>
               </w:rPr>
-              <w:lastRenderedPageBreak/>
               <w:t xml:space="preserve">    roomDatabase.runInTransaction(() -&gt; {</w:t>
             </w:r>
           </w:p>
@@ -9219,7 +9672,14 @@
         <w:rPr>
           <w:lang w:val="en-US"/>
         </w:rPr>
-        <w:t xml:space="preserve">) chỉ được tải theo cơ chế On-Demand, kết hợp cùng </w:t>
+        <w:t>) chỉ được tải theo cơ chế On-</w:t>
+      </w:r>
+      <w:r>
+        <w:rPr>
+          <w:lang w:val="en-US"/>
+        </w:rPr>
+        <w:lastRenderedPageBreak/>
+        <w:t xml:space="preserve">Demand, kết hợp cùng </w:t>
       </w:r>
       <w:r>
         <w:rPr>
@@ -9305,7 +9765,6 @@
           <w:bCs/>
           <w:lang w:val="en-US"/>
         </w:rPr>
-        <w:lastRenderedPageBreak/>
         <w:t>Định tuyến Pub/Sub (Publish-Subscribe):</w:t>
       </w:r>
       <w:r>
@@ -9449,6 +9908,7 @@
         <w:rPr>
           <w:lang w:val="en-US"/>
         </w:rPr>
+        <w:lastRenderedPageBreak/>
         <w:t xml:space="preserve"> Phác thảo giao diện ứng dụng (UI/UX)</w:t>
       </w:r>
     </w:p>
@@ -9558,14 +10018,13 @@
           <w:iCs/>
           <w:lang w:val="en-US"/>
         </w:rPr>
-        <w:lastRenderedPageBreak/>
         <w:t>[CHÈN HÌNH 3.9: Màn hình Nâng cấp thẻ]</w:t>
       </w:r>
     </w:p>
     <w:p>
       <w:pPr>
         <w:rPr>
-          <w:ins w:id="619" w:author="Phạm Hoàn Mỹ" w:date="2026-06-11T00:52:00Z" w16du:dateUtc="2026-06-10T17:52:00Z"/>
+          <w:ins w:id="601" w:author="Phạm Hoàn Mỹ" w:date="2026-06-11T00:52:00Z" w16du:dateUtc="2026-06-10T17:52:00Z"/>
           <w:lang w:val="en-US"/>
         </w:rPr>
       </w:pPr>
@@ -9582,14 +10041,14 @@
       <w:pPr>
         <w:pStyle w:val="Heading2"/>
         <w:rPr>
-          <w:ins w:id="620" w:author="Phạm Hoàn Mỹ" w:date="2026-06-11T00:52:00Z" w16du:dateUtc="2026-06-10T17:52:00Z"/>
-          <w:lang w:val="en-US"/>
-        </w:rPr>
-        <w:pPrChange w:id="621" w:author="Phạm Hoàn Mỹ" w:date="2026-06-11T00:59:00Z" w16du:dateUtc="2026-06-10T17:59:00Z">
+          <w:ins w:id="602" w:author="Phạm Hoàn Mỹ" w:date="2026-06-11T00:52:00Z" w16du:dateUtc="2026-06-10T17:52:00Z"/>
+          <w:lang w:val="en-US"/>
+        </w:rPr>
+        <w:pPrChange w:id="603" w:author="Phạm Hoàn Mỹ" w:date="2026-06-11T00:59:00Z" w16du:dateUtc="2026-06-10T17:59:00Z">
           <w:pPr/>
         </w:pPrChange>
       </w:pPr>
-      <w:ins w:id="622" w:author="Phạm Hoàn Mỹ" w:date="2026-06-11T00:52:00Z" w16du:dateUtc="2026-06-10T17:52:00Z">
+      <w:ins w:id="604" w:author="Phạm Hoàn Mỹ" w:date="2026-06-11T00:52:00Z" w16du:dateUtc="2026-06-10T17:52:00Z">
         <w:r>
           <w:rPr>
             <w:lang w:val="en-US"/>
@@ -9603,14 +10062,14 @@
         <w:ind w:firstLine="720"/>
         <w:jc w:val="both"/>
         <w:rPr>
-          <w:ins w:id="623" w:author="Phạm Hoàn Mỹ" w:date="2026-06-11T00:52:00Z" w16du:dateUtc="2026-06-10T17:52:00Z"/>
-          <w:lang w:val="en-US"/>
-        </w:rPr>
-        <w:pPrChange w:id="624" w:author="Phạm Hoàn Mỹ" w:date="2026-06-11T01:41:00Z" w16du:dateUtc="2026-06-10T18:41:00Z">
+          <w:ins w:id="605" w:author="Phạm Hoàn Mỹ" w:date="2026-06-11T00:52:00Z" w16du:dateUtc="2026-06-10T17:52:00Z"/>
+          <w:lang w:val="en-US"/>
+        </w:rPr>
+        <w:pPrChange w:id="606" w:author="Phạm Hoàn Mỹ" w:date="2026-06-11T01:41:00Z" w16du:dateUtc="2026-06-10T18:41:00Z">
           <w:pPr/>
         </w:pPrChange>
       </w:pPr>
-      <w:ins w:id="625" w:author="Phạm Hoàn Mỹ" w:date="2026-06-11T00:52:00Z" w16du:dateUtc="2026-06-10T17:52:00Z">
+      <w:ins w:id="607" w:author="Phạm Hoàn Mỹ" w:date="2026-06-11T00:52:00Z" w16du:dateUtc="2026-06-10T17:52:00Z">
         <w:r>
           <w:rPr>
             <w:lang w:val="en-US"/>
@@ -9622,7 +10081,7 @@
             <w:b/>
             <w:bCs/>
             <w:lang w:val="en-US"/>
-            <w:rPrChange w:id="626" w:author="Phạm Hoàn Mỹ" w:date="2026-06-11T01:28:00Z" w16du:dateUtc="2026-06-10T18:28:00Z">
+            <w:rPrChange w:id="608" w:author="Phạm Hoàn Mỹ" w:date="2026-06-11T01:28:00Z" w16du:dateUtc="2026-06-10T18:28:00Z">
               <w:rPr>
                 <w:lang w:val="en-US"/>
               </w:rPr>
@@ -9641,7 +10100,7 @@
             <w:b/>
             <w:bCs/>
             <w:lang w:val="en-US"/>
-            <w:rPrChange w:id="627" w:author="Phạm Hoàn Mỹ" w:date="2026-06-11T01:28:00Z" w16du:dateUtc="2026-06-10T18:28:00Z">
+            <w:rPrChange w:id="609" w:author="Phạm Hoàn Mỹ" w:date="2026-06-11T01:28:00Z" w16du:dateUtc="2026-06-10T18:28:00Z">
               <w:rPr>
                 <w:lang w:val="en-US"/>
               </w:rPr>
@@ -9660,7 +10119,7 @@
             <w:b/>
             <w:bCs/>
             <w:lang w:val="en-US"/>
-            <w:rPrChange w:id="628" w:author="Phạm Hoàn Mỹ" w:date="2026-06-11T01:28:00Z" w16du:dateUtc="2026-06-10T18:28:00Z">
+            <w:rPrChange w:id="610" w:author="Phạm Hoàn Mỹ" w:date="2026-06-11T01:28:00Z" w16du:dateUtc="2026-06-10T18:28:00Z">
               <w:rPr>
                 <w:lang w:val="en-US"/>
               </w:rPr>
@@ -9679,7 +10138,7 @@
             <w:b/>
             <w:bCs/>
             <w:lang w:val="en-US"/>
-            <w:rPrChange w:id="629" w:author="Phạm Hoàn Mỹ" w:date="2026-06-11T01:28:00Z" w16du:dateUtc="2026-06-10T18:28:00Z">
+            <w:rPrChange w:id="611" w:author="Phạm Hoàn Mỹ" w:date="2026-06-11T01:28:00Z" w16du:dateUtc="2026-06-10T18:28:00Z">
               <w:rPr>
                 <w:lang w:val="en-US"/>
               </w:rPr>
@@ -9698,7 +10157,7 @@
             <w:b/>
             <w:bCs/>
             <w:lang w:val="en-US"/>
-            <w:rPrChange w:id="630" w:author="Phạm Hoàn Mỹ" w:date="2026-06-11T01:28:00Z" w16du:dateUtc="2026-06-10T18:28:00Z">
+            <w:rPrChange w:id="612" w:author="Phạm Hoàn Mỹ" w:date="2026-06-11T01:28:00Z" w16du:dateUtc="2026-06-10T18:28:00Z">
               <w:rPr>
                 <w:lang w:val="en-US"/>
               </w:rPr>
@@ -9717,7 +10176,7 @@
             <w:b/>
             <w:bCs/>
             <w:lang w:val="en-US"/>
-            <w:rPrChange w:id="631" w:author="Phạm Hoàn Mỹ" w:date="2026-06-11T01:28:00Z" w16du:dateUtc="2026-06-10T18:28:00Z">
+            <w:rPrChange w:id="613" w:author="Phạm Hoàn Mỹ" w:date="2026-06-11T01:28:00Z" w16du:dateUtc="2026-06-10T18:28:00Z">
               <w:rPr>
                 <w:lang w:val="en-US"/>
               </w:rPr>
@@ -9730,19 +10189,19 @@
     <w:p>
       <w:pPr>
         <w:rPr>
-          <w:ins w:id="632" w:author="Phạm Hoàn Mỹ" w:date="2026-06-11T00:52:00Z" w16du:dateUtc="2026-06-10T17:52:00Z"/>
-          <w:lang w:val="en-US"/>
-        </w:rPr>
-      </w:pPr>
-    </w:p>
-    <w:p>
-      <w:pPr>
-        <w:rPr>
-          <w:ins w:id="633" w:author="Phạm Hoàn Mỹ" w:date="2026-06-11T00:52:00Z" w16du:dateUtc="2026-06-10T17:52:00Z"/>
-          <w:lang w:val="en-US"/>
-        </w:rPr>
-      </w:pPr>
-      <w:ins w:id="634" w:author="Phạm Hoàn Mỹ" w:date="2026-06-11T00:52:00Z" w16du:dateUtc="2026-06-10T17:52:00Z">
+          <w:ins w:id="614" w:author="Phạm Hoàn Mỹ" w:date="2026-06-11T00:52:00Z" w16du:dateUtc="2026-06-10T17:52:00Z"/>
+          <w:lang w:val="en-US"/>
+        </w:rPr>
+      </w:pPr>
+    </w:p>
+    <w:p>
+      <w:pPr>
+        <w:rPr>
+          <w:ins w:id="615" w:author="Phạm Hoàn Mỹ" w:date="2026-06-11T00:52:00Z" w16du:dateUtc="2026-06-10T17:52:00Z"/>
+          <w:lang w:val="en-US"/>
+        </w:rPr>
+      </w:pPr>
+      <w:ins w:id="616" w:author="Phạm Hoàn Mỹ" w:date="2026-06-11T00:52:00Z" w16du:dateUtc="2026-06-10T17:52:00Z">
         <w:r>
           <w:rPr>
             <w:lang w:val="en-US"/>
@@ -9756,7 +10215,7 @@
         <w:tblStyle w:val="TableGrid"/>
         <w:tblW w:w="8888" w:type="dxa"/>
         <w:tblLook w:val="04A0" w:firstRow="1" w:lastRow="0" w:firstColumn="1" w:lastColumn="0" w:noHBand="0" w:noVBand="1"/>
-        <w:tblPrChange w:id="635" w:author="Phạm Hoàn Mỹ" w:date="2026-06-11T01:37:00Z" w16du:dateUtc="2026-06-10T18:37:00Z">
+        <w:tblPrChange w:id="617" w:author="Phạm Hoàn Mỹ" w:date="2026-06-11T01:37:00Z" w16du:dateUtc="2026-06-10T18:37:00Z">
           <w:tblPr>
             <w:tblW w:w="0" w:type="dxa"/>
             <w:tblCellMar>
@@ -9772,25 +10231,25 @@
         <w:gridCol w:w="2820"/>
         <w:gridCol w:w="3055"/>
         <w:gridCol w:w="1285"/>
-        <w:tblGridChange w:id="636">
+        <w:tblGridChange w:id="618">
           <w:tblGrid>
-            <w:gridCol w:w="126"/>
+            <w:gridCol w:w="189"/>
             <w:gridCol w:w="978"/>
-            <w:gridCol w:w="624"/>
-            <w:gridCol w:w="2070"/>
-            <w:gridCol w:w="750"/>
+            <w:gridCol w:w="561"/>
+            <w:gridCol w:w="2133"/>
+            <w:gridCol w:w="687"/>
             <w:gridCol w:w="3055"/>
-            <w:gridCol w:w="241"/>
-            <w:gridCol w:w="1044"/>
-            <w:gridCol w:w="115"/>
+            <w:gridCol w:w="304"/>
+            <w:gridCol w:w="981"/>
+            <w:gridCol w:w="178"/>
           </w:tblGrid>
         </w:tblGridChange>
       </w:tblGrid>
       <w:tr>
         <w:trPr>
           <w:trHeight w:val="315"/>
-          <w:ins w:id="637" w:author="Phạm Hoàn Mỹ" w:date="2026-06-11T01:36:00Z"/>
-          <w:trPrChange w:id="638" w:author="Phạm Hoàn Mỹ" w:date="2026-06-11T01:37:00Z" w16du:dateUtc="2026-06-10T18:37:00Z">
+          <w:ins w:id="619" w:author="Phạm Hoàn Mỹ" w:date="2026-06-11T01:36:00Z"/>
+          <w:trPrChange w:id="620" w:author="Phạm Hoàn Mỹ" w:date="2026-06-11T01:37:00Z" w16du:dateUtc="2026-06-10T18:37:00Z">
             <w:trPr>
               <w:gridBefore w:val="1"/>
               <w:trHeight w:val="315"/>
@@ -9802,7 +10261,7 @@
             <w:tcW w:w="1728" w:type="dxa"/>
             <w:vAlign w:val="center"/>
             <w:hideMark/>
-            <w:tcPrChange w:id="639" w:author="Phạm Hoàn Mỹ" w:date="2026-06-11T01:37:00Z" w16du:dateUtc="2026-06-10T18:37:00Z">
+            <w:tcPrChange w:id="621" w:author="Phạm Hoàn Mỹ" w:date="2026-06-11T01:37:00Z" w16du:dateUtc="2026-06-10T18:37:00Z">
               <w:tcPr>
                 <w:tcW w:w="0" w:type="auto"/>
                 <w:tcBorders>
@@ -9826,28 +10285,28 @@
             <w:pPr>
               <w:jc w:val="center"/>
               <w:rPr>
-                <w:ins w:id="640" w:author="Phạm Hoàn Mỹ" w:date="2026-06-11T01:36:00Z"/>
+                <w:ins w:id="622" w:author="Phạm Hoàn Mỹ" w:date="2026-06-11T01:36:00Z"/>
                 <w:b/>
                 <w:bCs/>
                 <w:lang w:val="en-US"/>
-                <w:rPrChange w:id="641" w:author="Phạm Hoàn Mỹ" w:date="2026-06-11T01:36:00Z" w16du:dateUtc="2026-06-10T18:36:00Z">
+                <w:rPrChange w:id="623" w:author="Phạm Hoàn Mỹ" w:date="2026-06-11T01:36:00Z" w16du:dateUtc="2026-06-10T18:36:00Z">
                   <w:rPr>
-                    <w:ins w:id="642" w:author="Phạm Hoàn Mỹ" w:date="2026-06-11T01:36:00Z"/>
+                    <w:ins w:id="624" w:author="Phạm Hoàn Mỹ" w:date="2026-06-11T01:36:00Z"/>
                     <w:lang w:val="en-US"/>
                   </w:rPr>
                 </w:rPrChange>
               </w:rPr>
-              <w:pPrChange w:id="643" w:author="Phạm Hoàn Mỹ" w:date="2026-06-11T01:37:00Z" w16du:dateUtc="2026-06-10T18:37:00Z">
+              <w:pPrChange w:id="625" w:author="Phạm Hoàn Mỹ" w:date="2026-06-11T01:37:00Z" w16du:dateUtc="2026-06-10T18:37:00Z">
                 <w:pPr/>
               </w:pPrChange>
             </w:pPr>
-            <w:ins w:id="644" w:author="Phạm Hoàn Mỹ" w:date="2026-06-11T01:36:00Z">
+            <w:ins w:id="626" w:author="Phạm Hoàn Mỹ" w:date="2026-06-11T01:36:00Z">
               <w:r>
                 <w:rPr>
                   <w:b/>
                   <w:bCs/>
                   <w:lang w:val="en-US"/>
-                  <w:rPrChange w:id="645" w:author="Phạm Hoàn Mỹ" w:date="2026-06-11T01:36:00Z" w16du:dateUtc="2026-06-10T18:36:00Z">
+                  <w:rPrChange w:id="627" w:author="Phạm Hoàn Mỹ" w:date="2026-06-11T01:36:00Z" w16du:dateUtc="2026-06-10T18:36:00Z">
                     <w:rPr>
                       <w:lang w:val="en-US"/>
                     </w:rPr>
@@ -9863,7 +10322,7 @@
             <w:tcW w:w="2340" w:type="dxa"/>
             <w:vAlign w:val="center"/>
             <w:hideMark/>
-            <w:tcPrChange w:id="646" w:author="Phạm Hoàn Mỹ" w:date="2026-06-11T01:37:00Z" w16du:dateUtc="2026-06-10T18:37:00Z">
+            <w:tcPrChange w:id="628" w:author="Phạm Hoàn Mỹ" w:date="2026-06-11T01:37:00Z" w16du:dateUtc="2026-06-10T18:37:00Z">
               <w:tcPr>
                 <w:tcW w:w="0" w:type="auto"/>
                 <w:gridSpan w:val="2"/>
@@ -9888,28 +10347,28 @@
             <w:pPr>
               <w:jc w:val="center"/>
               <w:rPr>
-                <w:ins w:id="647" w:author="Phạm Hoàn Mỹ" w:date="2026-06-11T01:36:00Z"/>
+                <w:ins w:id="629" w:author="Phạm Hoàn Mỹ" w:date="2026-06-11T01:36:00Z"/>
                 <w:b/>
                 <w:bCs/>
                 <w:lang w:val="en-US"/>
-                <w:rPrChange w:id="648" w:author="Phạm Hoàn Mỹ" w:date="2026-06-11T01:36:00Z" w16du:dateUtc="2026-06-10T18:36:00Z">
+                <w:rPrChange w:id="630" w:author="Phạm Hoàn Mỹ" w:date="2026-06-11T01:36:00Z" w16du:dateUtc="2026-06-10T18:36:00Z">
                   <w:rPr>
-                    <w:ins w:id="649" w:author="Phạm Hoàn Mỹ" w:date="2026-06-11T01:36:00Z"/>
+                    <w:ins w:id="631" w:author="Phạm Hoàn Mỹ" w:date="2026-06-11T01:36:00Z"/>
                     <w:lang w:val="en-US"/>
                   </w:rPr>
                 </w:rPrChange>
               </w:rPr>
-              <w:pPrChange w:id="650" w:author="Phạm Hoàn Mỹ" w:date="2026-06-11T01:37:00Z" w16du:dateUtc="2026-06-10T18:37:00Z">
+              <w:pPrChange w:id="632" w:author="Phạm Hoàn Mỹ" w:date="2026-06-11T01:37:00Z" w16du:dateUtc="2026-06-10T18:37:00Z">
                 <w:pPr/>
               </w:pPrChange>
             </w:pPr>
-            <w:ins w:id="651" w:author="Phạm Hoàn Mỹ" w:date="2026-06-11T01:36:00Z">
+            <w:ins w:id="633" w:author="Phạm Hoàn Mỹ" w:date="2026-06-11T01:36:00Z">
               <w:r>
                 <w:rPr>
                   <w:b/>
                   <w:bCs/>
                   <w:lang w:val="en-US"/>
-                  <w:rPrChange w:id="652" w:author="Phạm Hoàn Mỹ" w:date="2026-06-11T01:36:00Z" w16du:dateUtc="2026-06-10T18:36:00Z">
+                  <w:rPrChange w:id="634" w:author="Phạm Hoàn Mỹ" w:date="2026-06-11T01:36:00Z" w16du:dateUtc="2026-06-10T18:36:00Z">
                     <w:rPr>
                       <w:lang w:val="en-US"/>
                     </w:rPr>
@@ -9925,7 +10384,7 @@
             <w:tcW w:w="0" w:type="auto"/>
             <w:vAlign w:val="center"/>
             <w:hideMark/>
-            <w:tcPrChange w:id="653" w:author="Phạm Hoàn Mỹ" w:date="2026-06-11T01:37:00Z" w16du:dateUtc="2026-06-10T18:37:00Z">
+            <w:tcPrChange w:id="635" w:author="Phạm Hoàn Mỹ" w:date="2026-06-11T01:37:00Z" w16du:dateUtc="2026-06-10T18:37:00Z">
               <w:tcPr>
                 <w:tcW w:w="0" w:type="auto"/>
                 <w:gridSpan w:val="3"/>
@@ -9950,28 +10409,28 @@
             <w:pPr>
               <w:jc w:val="center"/>
               <w:rPr>
-                <w:ins w:id="654" w:author="Phạm Hoàn Mỹ" w:date="2026-06-11T01:36:00Z"/>
+                <w:ins w:id="636" w:author="Phạm Hoàn Mỹ" w:date="2026-06-11T01:36:00Z"/>
                 <w:b/>
                 <w:bCs/>
                 <w:lang w:val="en-US"/>
-                <w:rPrChange w:id="655" w:author="Phạm Hoàn Mỹ" w:date="2026-06-11T01:36:00Z" w16du:dateUtc="2026-06-10T18:36:00Z">
+                <w:rPrChange w:id="637" w:author="Phạm Hoàn Mỹ" w:date="2026-06-11T01:36:00Z" w16du:dateUtc="2026-06-10T18:36:00Z">
                   <w:rPr>
-                    <w:ins w:id="656" w:author="Phạm Hoàn Mỹ" w:date="2026-06-11T01:36:00Z"/>
+                    <w:ins w:id="638" w:author="Phạm Hoàn Mỹ" w:date="2026-06-11T01:36:00Z"/>
                     <w:lang w:val="en-US"/>
                   </w:rPr>
                 </w:rPrChange>
               </w:rPr>
-              <w:pPrChange w:id="657" w:author="Phạm Hoàn Mỹ" w:date="2026-06-11T01:37:00Z" w16du:dateUtc="2026-06-10T18:37:00Z">
+              <w:pPrChange w:id="639" w:author="Phạm Hoàn Mỹ" w:date="2026-06-11T01:37:00Z" w16du:dateUtc="2026-06-10T18:37:00Z">
                 <w:pPr/>
               </w:pPrChange>
             </w:pPr>
-            <w:ins w:id="658" w:author="Phạm Hoàn Mỹ" w:date="2026-06-11T01:36:00Z">
+            <w:ins w:id="640" w:author="Phạm Hoàn Mỹ" w:date="2026-06-11T01:36:00Z">
               <w:r>
                 <w:rPr>
                   <w:b/>
                   <w:bCs/>
                   <w:lang w:val="en-US"/>
-                  <w:rPrChange w:id="659" w:author="Phạm Hoàn Mỹ" w:date="2026-06-11T01:36:00Z" w16du:dateUtc="2026-06-10T18:36:00Z">
+                  <w:rPrChange w:id="641" w:author="Phạm Hoàn Mỹ" w:date="2026-06-11T01:36:00Z" w16du:dateUtc="2026-06-10T18:36:00Z">
                     <w:rPr>
                       <w:lang w:val="en-US"/>
                     </w:rPr>
@@ -9987,7 +10446,7 @@
             <w:tcW w:w="0" w:type="auto"/>
             <w:vAlign w:val="center"/>
             <w:hideMark/>
-            <w:tcPrChange w:id="660" w:author="Phạm Hoàn Mỹ" w:date="2026-06-11T01:37:00Z" w16du:dateUtc="2026-06-10T18:37:00Z">
+            <w:tcPrChange w:id="642" w:author="Phạm Hoàn Mỹ" w:date="2026-06-11T01:37:00Z" w16du:dateUtc="2026-06-10T18:37:00Z">
               <w:tcPr>
                 <w:tcW w:w="0" w:type="auto"/>
                 <w:gridSpan w:val="2"/>
@@ -10012,34 +10471,243 @@
             <w:pPr>
               <w:jc w:val="center"/>
               <w:rPr>
-                <w:ins w:id="661" w:author="Phạm Hoàn Mỹ" w:date="2026-06-11T01:36:00Z"/>
+                <w:ins w:id="643" w:author="Phạm Hoàn Mỹ" w:date="2026-06-11T01:36:00Z"/>
                 <w:b/>
                 <w:bCs/>
                 <w:lang w:val="en-US"/>
-                <w:rPrChange w:id="662" w:author="Phạm Hoàn Mỹ" w:date="2026-06-11T01:36:00Z" w16du:dateUtc="2026-06-10T18:36:00Z">
+                <w:rPrChange w:id="644" w:author="Phạm Hoàn Mỹ" w:date="2026-06-11T01:36:00Z" w16du:dateUtc="2026-06-10T18:36:00Z">
                   <w:rPr>
-                    <w:ins w:id="663" w:author="Phạm Hoàn Mỹ" w:date="2026-06-11T01:36:00Z"/>
+                    <w:ins w:id="645" w:author="Phạm Hoàn Mỹ" w:date="2026-06-11T01:36:00Z"/>
                     <w:lang w:val="en-US"/>
                   </w:rPr>
                 </w:rPrChange>
               </w:rPr>
-              <w:pPrChange w:id="664" w:author="Phạm Hoàn Mỹ" w:date="2026-06-11T01:37:00Z" w16du:dateUtc="2026-06-10T18:37:00Z">
+              <w:pPrChange w:id="646" w:author="Phạm Hoàn Mỹ" w:date="2026-06-11T01:37:00Z" w16du:dateUtc="2026-06-10T18:37:00Z">
                 <w:pPr/>
               </w:pPrChange>
             </w:pPr>
-            <w:ins w:id="665" w:author="Phạm Hoàn Mỹ" w:date="2026-06-11T01:36:00Z">
+            <w:ins w:id="647" w:author="Phạm Hoàn Mỹ" w:date="2026-06-11T01:36:00Z">
               <w:r>
                 <w:rPr>
                   <w:b/>
                   <w:bCs/>
                   <w:lang w:val="en-US"/>
-                  <w:rPrChange w:id="666" w:author="Phạm Hoàn Mỹ" w:date="2026-06-11T01:36:00Z" w16du:dateUtc="2026-06-10T18:36:00Z">
+                  <w:rPrChange w:id="648" w:author="Phạm Hoàn Mỹ" w:date="2026-06-11T01:36:00Z" w16du:dateUtc="2026-06-10T18:36:00Z">
                     <w:rPr>
                       <w:lang w:val="en-US"/>
                     </w:rPr>
                   </w:rPrChange>
                 </w:rPr>
                 <w:t>Phân hệ</w:t>
+              </w:r>
+            </w:ins>
+          </w:p>
+        </w:tc>
+      </w:tr>
+      <w:tr>
+        <w:trPr>
+          <w:trHeight w:val="315"/>
+          <w:ins w:id="649" w:author="Phạm Hoàn Mỹ" w:date="2026-06-11T01:36:00Z"/>
+          <w:trPrChange w:id="650" w:author="Phạm Hoàn Mỹ" w:date="2026-06-11T01:37:00Z" w16du:dateUtc="2026-06-10T18:37:00Z">
+            <w:trPr>
+              <w:gridBefore w:val="1"/>
+              <w:trHeight w:val="315"/>
+            </w:trPr>
+          </w:trPrChange>
+        </w:trPr>
+        <w:tc>
+          <w:tcPr>
+            <w:tcW w:w="1728" w:type="dxa"/>
+            <w:vAlign w:val="center"/>
+            <w:hideMark/>
+            <w:tcPrChange w:id="651" w:author="Phạm Hoàn Mỹ" w:date="2026-06-11T01:37:00Z" w16du:dateUtc="2026-06-10T18:37:00Z">
+              <w:tcPr>
+                <w:tcW w:w="0" w:type="auto"/>
+                <w:tcBorders>
+                  <w:top w:val="single" w:sz="6" w:space="0" w:color="CCCCCC"/>
+                  <w:left w:val="single" w:sz="6" w:space="0" w:color="CCCCCC"/>
+                  <w:bottom w:val="single" w:sz="6" w:space="0" w:color="CCCCCC"/>
+                  <w:right w:val="single" w:sz="6" w:space="0" w:color="CCCCCC"/>
+                </w:tcBorders>
+                <w:tcMar>
+                  <w:top w:w="30" w:type="dxa"/>
+                  <w:left w:w="45" w:type="dxa"/>
+                  <w:bottom w:w="30" w:type="dxa"/>
+                  <w:right w:w="45" w:type="dxa"/>
+                </w:tcMar>
+                <w:vAlign w:val="bottom"/>
+                <w:hideMark/>
+              </w:tcPr>
+            </w:tcPrChange>
+          </w:tcPr>
+          <w:p>
+            <w:pPr>
+              <w:jc w:val="center"/>
+              <w:rPr>
+                <w:ins w:id="652" w:author="Phạm Hoàn Mỹ" w:date="2026-06-11T01:36:00Z"/>
+                <w:lang w:val="en-US"/>
+              </w:rPr>
+              <w:pPrChange w:id="653" w:author="Phạm Hoàn Mỹ" w:date="2026-06-11T01:36:00Z" w16du:dateUtc="2026-06-10T18:36:00Z">
+                <w:pPr/>
+              </w:pPrChange>
+            </w:pPr>
+            <w:ins w:id="654" w:author="Phạm Hoàn Mỹ" w:date="2026-06-11T01:36:00Z">
+              <w:r>
+                <w:rPr>
+                  <w:lang w:val="en-US"/>
+                </w:rPr>
+                <w:t>POST</w:t>
+              </w:r>
+            </w:ins>
+          </w:p>
+        </w:tc>
+        <w:tc>
+          <w:tcPr>
+            <w:tcW w:w="2340" w:type="dxa"/>
+            <w:vAlign w:val="center"/>
+            <w:hideMark/>
+            <w:tcPrChange w:id="655" w:author="Phạm Hoàn Mỹ" w:date="2026-06-11T01:37:00Z" w16du:dateUtc="2026-06-10T18:37:00Z">
+              <w:tcPr>
+                <w:tcW w:w="0" w:type="auto"/>
+                <w:gridSpan w:val="2"/>
+                <w:tcBorders>
+                  <w:top w:val="single" w:sz="6" w:space="0" w:color="CCCCCC"/>
+                  <w:left w:val="single" w:sz="6" w:space="0" w:color="CCCCCC"/>
+                  <w:bottom w:val="single" w:sz="6" w:space="0" w:color="CCCCCC"/>
+                  <w:right w:val="single" w:sz="6" w:space="0" w:color="CCCCCC"/>
+                </w:tcBorders>
+                <w:tcMar>
+                  <w:top w:w="30" w:type="dxa"/>
+                  <w:left w:w="45" w:type="dxa"/>
+                  <w:bottom w:w="30" w:type="dxa"/>
+                  <w:right w:w="45" w:type="dxa"/>
+                </w:tcMar>
+                <w:vAlign w:val="bottom"/>
+                <w:hideMark/>
+              </w:tcPr>
+            </w:tcPrChange>
+          </w:tcPr>
+          <w:p>
+            <w:pPr>
+              <w:jc w:val="center"/>
+              <w:rPr>
+                <w:ins w:id="656" w:author="Phạm Hoàn Mỹ" w:date="2026-06-11T01:36:00Z"/>
+                <w:color w:val="E36C0A" w:themeColor="accent6" w:themeShade="BF"/>
+                <w:lang w:val="en-US"/>
+              </w:rPr>
+              <w:pPrChange w:id="657" w:author="Phạm Hoàn Mỹ" w:date="2026-06-11T01:36:00Z" w16du:dateUtc="2026-06-10T18:36:00Z">
+                <w:pPr/>
+              </w:pPrChange>
+            </w:pPr>
+            <w:ins w:id="658" w:author="Phạm Hoàn Mỹ" w:date="2026-06-11T01:36:00Z">
+              <w:r>
+                <w:rPr>
+                  <w:color w:val="E36C0A" w:themeColor="accent6" w:themeShade="BF"/>
+                  <w:lang w:val="en-US"/>
+                </w:rPr>
+                <w:t>/api/auth/login</w:t>
+              </w:r>
+            </w:ins>
+          </w:p>
+        </w:tc>
+        <w:tc>
+          <w:tcPr>
+            <w:tcW w:w="0" w:type="auto"/>
+            <w:vAlign w:val="center"/>
+            <w:hideMark/>
+            <w:tcPrChange w:id="659" w:author="Phạm Hoàn Mỹ" w:date="2026-06-11T01:37:00Z" w16du:dateUtc="2026-06-10T18:37:00Z">
+              <w:tcPr>
+                <w:tcW w:w="0" w:type="auto"/>
+                <w:gridSpan w:val="3"/>
+                <w:tcBorders>
+                  <w:top w:val="single" w:sz="6" w:space="0" w:color="CCCCCC"/>
+                  <w:left w:val="single" w:sz="6" w:space="0" w:color="CCCCCC"/>
+                  <w:bottom w:val="single" w:sz="6" w:space="0" w:color="CCCCCC"/>
+                  <w:right w:val="single" w:sz="6" w:space="0" w:color="CCCCCC"/>
+                </w:tcBorders>
+                <w:tcMar>
+                  <w:top w:w="30" w:type="dxa"/>
+                  <w:left w:w="45" w:type="dxa"/>
+                  <w:bottom w:w="30" w:type="dxa"/>
+                  <w:right w:w="45" w:type="dxa"/>
+                </w:tcMar>
+                <w:vAlign w:val="bottom"/>
+                <w:hideMark/>
+              </w:tcPr>
+            </w:tcPrChange>
+          </w:tcPr>
+          <w:p>
+            <w:pPr>
+              <w:jc w:val="both"/>
+              <w:rPr>
+                <w:ins w:id="660" w:author="Phạm Hoàn Mỹ" w:date="2026-06-11T01:36:00Z"/>
+                <w:lang w:val="en-US"/>
+              </w:rPr>
+              <w:pPrChange w:id="661" w:author="Phạm Hoàn Mỹ" w:date="2026-06-11T01:38:00Z" w16du:dateUtc="2026-06-10T18:38:00Z">
+                <w:pPr/>
+              </w:pPrChange>
+            </w:pPr>
+            <w:ins w:id="662" w:author="Phạm Hoàn Mỹ" w:date="2026-06-11T01:36:00Z">
+              <w:r>
+                <w:rPr>
+                  <w:lang w:val="en-US"/>
+                </w:rPr>
+                <w:t xml:space="preserve">Xác thực người dùng và sinh JWT Token. Hỗ trợ </w:t>
+              </w:r>
+              <w:r>
+                <w:rPr>
+                  <w:lang w:val="en-US"/>
+                </w:rPr>
+                <w:lastRenderedPageBreak/>
+                <w:t>cơ chế đăng nhập đa nền tảng (Email/Social).</w:t>
+              </w:r>
+            </w:ins>
+          </w:p>
+        </w:tc>
+        <w:tc>
+          <w:tcPr>
+            <w:tcW w:w="0" w:type="auto"/>
+            <w:vAlign w:val="center"/>
+            <w:hideMark/>
+            <w:tcPrChange w:id="663" w:author="Phạm Hoàn Mỹ" w:date="2026-06-11T01:37:00Z" w16du:dateUtc="2026-06-10T18:37:00Z">
+              <w:tcPr>
+                <w:tcW w:w="0" w:type="auto"/>
+                <w:gridSpan w:val="2"/>
+                <w:tcBorders>
+                  <w:top w:val="single" w:sz="6" w:space="0" w:color="CCCCCC"/>
+                  <w:left w:val="single" w:sz="6" w:space="0" w:color="CCCCCC"/>
+                  <w:bottom w:val="single" w:sz="6" w:space="0" w:color="CCCCCC"/>
+                  <w:right w:val="single" w:sz="6" w:space="0" w:color="CCCCCC"/>
+                </w:tcBorders>
+                <w:tcMar>
+                  <w:top w:w="30" w:type="dxa"/>
+                  <w:left w:w="45" w:type="dxa"/>
+                  <w:bottom w:w="30" w:type="dxa"/>
+                  <w:right w:w="45" w:type="dxa"/>
+                </w:tcMar>
+                <w:vAlign w:val="bottom"/>
+                <w:hideMark/>
+              </w:tcPr>
+            </w:tcPrChange>
+          </w:tcPr>
+          <w:p>
+            <w:pPr>
+              <w:jc w:val="center"/>
+              <w:rPr>
+                <w:ins w:id="664" w:author="Phạm Hoàn Mỹ" w:date="2026-06-11T01:36:00Z"/>
+                <w:lang w:val="en-US"/>
+              </w:rPr>
+              <w:pPrChange w:id="665" w:author="Phạm Hoàn Mỹ" w:date="2026-06-11T01:36:00Z" w16du:dateUtc="2026-06-10T18:36:00Z">
+                <w:pPr/>
+              </w:pPrChange>
+            </w:pPr>
+            <w:ins w:id="666" w:author="Phạm Hoàn Mỹ" w:date="2026-06-11T01:36:00Z">
+              <w:r>
+                <w:rPr>
+                  <w:lang w:val="en-US"/>
+                </w:rPr>
+                <w:lastRenderedPageBreak/>
+                <w:t>Tài khoản</w:t>
               </w:r>
             </w:ins>
           </w:p>
@@ -10097,7 +10765,7 @@
                 <w:rPr>
                   <w:lang w:val="en-US"/>
                 </w:rPr>
-                <w:t>POST</w:t>
+                <w:t>GET</w:t>
               </w:r>
             </w:ins>
           </w:p>
@@ -10146,7 +10814,7 @@
                   <w:color w:val="E36C0A" w:themeColor="accent6" w:themeShade="BF"/>
                   <w:lang w:val="en-US"/>
                 </w:rPr>
-                <w:t>/api/auth/login</w:t>
+                <w:t>/api/v1/cards/sync</w:t>
               </w:r>
             </w:ins>
           </w:p>
@@ -10193,207 +10861,6 @@
                 <w:rPr>
                   <w:lang w:val="en-US"/>
                 </w:rPr>
-                <w:t>Xác thực người dùng và sinh JWT Token. Hỗ trợ cơ chế đăng nhập đa nền tảng (Email/Social).</w:t>
-              </w:r>
-            </w:ins>
-          </w:p>
-        </w:tc>
-        <w:tc>
-          <w:tcPr>
-            <w:tcW w:w="0" w:type="auto"/>
-            <w:vAlign w:val="center"/>
-            <w:hideMark/>
-            <w:tcPrChange w:id="681" w:author="Phạm Hoàn Mỹ" w:date="2026-06-11T01:37:00Z" w16du:dateUtc="2026-06-10T18:37:00Z">
-              <w:tcPr>
-                <w:tcW w:w="0" w:type="auto"/>
-                <w:gridSpan w:val="2"/>
-                <w:tcBorders>
-                  <w:top w:val="single" w:sz="6" w:space="0" w:color="CCCCCC"/>
-                  <w:left w:val="single" w:sz="6" w:space="0" w:color="CCCCCC"/>
-                  <w:bottom w:val="single" w:sz="6" w:space="0" w:color="CCCCCC"/>
-                  <w:right w:val="single" w:sz="6" w:space="0" w:color="CCCCCC"/>
-                </w:tcBorders>
-                <w:tcMar>
-                  <w:top w:w="30" w:type="dxa"/>
-                  <w:left w:w="45" w:type="dxa"/>
-                  <w:bottom w:w="30" w:type="dxa"/>
-                  <w:right w:w="45" w:type="dxa"/>
-                </w:tcMar>
-                <w:vAlign w:val="bottom"/>
-                <w:hideMark/>
-              </w:tcPr>
-            </w:tcPrChange>
-          </w:tcPr>
-          <w:p>
-            <w:pPr>
-              <w:jc w:val="center"/>
-              <w:rPr>
-                <w:ins w:id="682" w:author="Phạm Hoàn Mỹ" w:date="2026-06-11T01:36:00Z"/>
-                <w:lang w:val="en-US"/>
-              </w:rPr>
-              <w:pPrChange w:id="683" w:author="Phạm Hoàn Mỹ" w:date="2026-06-11T01:36:00Z" w16du:dateUtc="2026-06-10T18:36:00Z">
-                <w:pPr/>
-              </w:pPrChange>
-            </w:pPr>
-            <w:ins w:id="684" w:author="Phạm Hoàn Mỹ" w:date="2026-06-11T01:36:00Z">
-              <w:r>
-                <w:rPr>
-                  <w:lang w:val="en-US"/>
-                </w:rPr>
-                <w:t>Tài khoản</w:t>
-              </w:r>
-            </w:ins>
-          </w:p>
-        </w:tc>
-      </w:tr>
-      <w:tr>
-        <w:trPr>
-          <w:trHeight w:val="315"/>
-          <w:ins w:id="685" w:author="Phạm Hoàn Mỹ" w:date="2026-06-11T01:36:00Z"/>
-          <w:trPrChange w:id="686" w:author="Phạm Hoàn Mỹ" w:date="2026-06-11T01:37:00Z" w16du:dateUtc="2026-06-10T18:37:00Z">
-            <w:trPr>
-              <w:gridBefore w:val="1"/>
-              <w:trHeight w:val="315"/>
-            </w:trPr>
-          </w:trPrChange>
-        </w:trPr>
-        <w:tc>
-          <w:tcPr>
-            <w:tcW w:w="1728" w:type="dxa"/>
-            <w:vAlign w:val="center"/>
-            <w:hideMark/>
-            <w:tcPrChange w:id="687" w:author="Phạm Hoàn Mỹ" w:date="2026-06-11T01:37:00Z" w16du:dateUtc="2026-06-10T18:37:00Z">
-              <w:tcPr>
-                <w:tcW w:w="0" w:type="auto"/>
-                <w:tcBorders>
-                  <w:top w:val="single" w:sz="6" w:space="0" w:color="CCCCCC"/>
-                  <w:left w:val="single" w:sz="6" w:space="0" w:color="CCCCCC"/>
-                  <w:bottom w:val="single" w:sz="6" w:space="0" w:color="CCCCCC"/>
-                  <w:right w:val="single" w:sz="6" w:space="0" w:color="CCCCCC"/>
-                </w:tcBorders>
-                <w:tcMar>
-                  <w:top w:w="30" w:type="dxa"/>
-                  <w:left w:w="45" w:type="dxa"/>
-                  <w:bottom w:w="30" w:type="dxa"/>
-                  <w:right w:w="45" w:type="dxa"/>
-                </w:tcMar>
-                <w:vAlign w:val="bottom"/>
-                <w:hideMark/>
-              </w:tcPr>
-            </w:tcPrChange>
-          </w:tcPr>
-          <w:p>
-            <w:pPr>
-              <w:jc w:val="center"/>
-              <w:rPr>
-                <w:ins w:id="688" w:author="Phạm Hoàn Mỹ" w:date="2026-06-11T01:36:00Z"/>
-                <w:lang w:val="en-US"/>
-              </w:rPr>
-              <w:pPrChange w:id="689" w:author="Phạm Hoàn Mỹ" w:date="2026-06-11T01:36:00Z" w16du:dateUtc="2026-06-10T18:36:00Z">
-                <w:pPr/>
-              </w:pPrChange>
-            </w:pPr>
-            <w:ins w:id="690" w:author="Phạm Hoàn Mỹ" w:date="2026-06-11T01:36:00Z">
-              <w:r>
-                <w:rPr>
-                  <w:lang w:val="en-US"/>
-                </w:rPr>
-                <w:t>GET</w:t>
-              </w:r>
-            </w:ins>
-          </w:p>
-        </w:tc>
-        <w:tc>
-          <w:tcPr>
-            <w:tcW w:w="2340" w:type="dxa"/>
-            <w:vAlign w:val="center"/>
-            <w:hideMark/>
-            <w:tcPrChange w:id="691" w:author="Phạm Hoàn Mỹ" w:date="2026-06-11T01:37:00Z" w16du:dateUtc="2026-06-10T18:37:00Z">
-              <w:tcPr>
-                <w:tcW w:w="0" w:type="auto"/>
-                <w:gridSpan w:val="2"/>
-                <w:tcBorders>
-                  <w:top w:val="single" w:sz="6" w:space="0" w:color="CCCCCC"/>
-                  <w:left w:val="single" w:sz="6" w:space="0" w:color="CCCCCC"/>
-                  <w:bottom w:val="single" w:sz="6" w:space="0" w:color="CCCCCC"/>
-                  <w:right w:val="single" w:sz="6" w:space="0" w:color="CCCCCC"/>
-                </w:tcBorders>
-                <w:tcMar>
-                  <w:top w:w="30" w:type="dxa"/>
-                  <w:left w:w="45" w:type="dxa"/>
-                  <w:bottom w:w="30" w:type="dxa"/>
-                  <w:right w:w="45" w:type="dxa"/>
-                </w:tcMar>
-                <w:vAlign w:val="bottom"/>
-                <w:hideMark/>
-              </w:tcPr>
-            </w:tcPrChange>
-          </w:tcPr>
-          <w:p>
-            <w:pPr>
-              <w:jc w:val="center"/>
-              <w:rPr>
-                <w:ins w:id="692" w:author="Phạm Hoàn Mỹ" w:date="2026-06-11T01:36:00Z"/>
-                <w:color w:val="E36C0A" w:themeColor="accent6" w:themeShade="BF"/>
-                <w:lang w:val="en-US"/>
-              </w:rPr>
-              <w:pPrChange w:id="693" w:author="Phạm Hoàn Mỹ" w:date="2026-06-11T01:36:00Z" w16du:dateUtc="2026-06-10T18:36:00Z">
-                <w:pPr/>
-              </w:pPrChange>
-            </w:pPr>
-            <w:ins w:id="694" w:author="Phạm Hoàn Mỹ" w:date="2026-06-11T01:36:00Z">
-              <w:r>
-                <w:rPr>
-                  <w:color w:val="E36C0A" w:themeColor="accent6" w:themeShade="BF"/>
-                  <w:lang w:val="en-US"/>
-                </w:rPr>
-                <w:t>/api/v1/cards/sync</w:t>
-              </w:r>
-            </w:ins>
-          </w:p>
-        </w:tc>
-        <w:tc>
-          <w:tcPr>
-            <w:tcW w:w="0" w:type="auto"/>
-            <w:vAlign w:val="center"/>
-            <w:hideMark/>
-            <w:tcPrChange w:id="695" w:author="Phạm Hoàn Mỹ" w:date="2026-06-11T01:37:00Z" w16du:dateUtc="2026-06-10T18:37:00Z">
-              <w:tcPr>
-                <w:tcW w:w="0" w:type="auto"/>
-                <w:gridSpan w:val="3"/>
-                <w:tcBorders>
-                  <w:top w:val="single" w:sz="6" w:space="0" w:color="CCCCCC"/>
-                  <w:left w:val="single" w:sz="6" w:space="0" w:color="CCCCCC"/>
-                  <w:bottom w:val="single" w:sz="6" w:space="0" w:color="CCCCCC"/>
-                  <w:right w:val="single" w:sz="6" w:space="0" w:color="CCCCCC"/>
-                </w:tcBorders>
-                <w:tcMar>
-                  <w:top w:w="30" w:type="dxa"/>
-                  <w:left w:w="45" w:type="dxa"/>
-                  <w:bottom w:w="30" w:type="dxa"/>
-                  <w:right w:w="45" w:type="dxa"/>
-                </w:tcMar>
-                <w:vAlign w:val="bottom"/>
-                <w:hideMark/>
-              </w:tcPr>
-            </w:tcPrChange>
-          </w:tcPr>
-          <w:p>
-            <w:pPr>
-              <w:jc w:val="both"/>
-              <w:rPr>
-                <w:ins w:id="696" w:author="Phạm Hoàn Mỹ" w:date="2026-06-11T01:36:00Z"/>
-                <w:lang w:val="en-US"/>
-              </w:rPr>
-              <w:pPrChange w:id="697" w:author="Phạm Hoàn Mỹ" w:date="2026-06-11T01:38:00Z" w16du:dateUtc="2026-06-10T18:38:00Z">
-                <w:pPr/>
-              </w:pPrChange>
-            </w:pPr>
-            <w:ins w:id="698" w:author="Phạm Hoàn Mỹ" w:date="2026-06-11T01:36:00Z">
-              <w:r>
-                <w:rPr>
-                  <w:lang w:val="en-US"/>
-                </w:rPr>
                 <w:t xml:space="preserve">Cơ chế </w:t>
               </w:r>
               <w:r>
@@ -10419,7 +10886,7 @@
               </w:rPr>
               <w:t>`</w:t>
             </w:r>
-            <w:ins w:id="699" w:author="Phạm Hoàn Mỹ" w:date="2026-06-11T01:36:00Z">
+            <w:ins w:id="681" w:author="Phạm Hoàn Mỹ" w:date="2026-06-11T01:36:00Z">
               <w:r>
                 <w:rPr>
                   <w:color w:val="E36C0A" w:themeColor="accent6" w:themeShade="BF"/>
@@ -10435,7 +10902,7 @@
               </w:rPr>
               <w:t>`</w:t>
             </w:r>
-            <w:ins w:id="700" w:author="Phạm Hoàn Mỹ" w:date="2026-06-11T01:36:00Z">
+            <w:ins w:id="682" w:author="Phạm Hoàn Mỹ" w:date="2026-06-11T01:36:00Z">
               <w:r>
                 <w:rPr>
                   <w:lang w:val="en-US"/>
@@ -10450,7 +10917,7 @@
             <w:tcW w:w="0" w:type="auto"/>
             <w:vAlign w:val="center"/>
             <w:hideMark/>
-            <w:tcPrChange w:id="701" w:author="Phạm Hoàn Mỹ" w:date="2026-06-11T01:37:00Z" w16du:dateUtc="2026-06-10T18:37:00Z">
+            <w:tcPrChange w:id="683" w:author="Phạm Hoàn Mỹ" w:date="2026-06-11T01:37:00Z" w16du:dateUtc="2026-06-10T18:37:00Z">
               <w:tcPr>
                 <w:tcW w:w="0" w:type="auto"/>
                 <w:gridSpan w:val="2"/>
@@ -10475,14 +10942,14 @@
             <w:pPr>
               <w:jc w:val="center"/>
               <w:rPr>
-                <w:ins w:id="702" w:author="Phạm Hoàn Mỹ" w:date="2026-06-11T01:36:00Z"/>
+                <w:ins w:id="684" w:author="Phạm Hoàn Mỹ" w:date="2026-06-11T01:36:00Z"/>
                 <w:lang w:val="en-US"/>
               </w:rPr>
-              <w:pPrChange w:id="703" w:author="Phạm Hoàn Mỹ" w:date="2026-06-11T01:36:00Z" w16du:dateUtc="2026-06-10T18:36:00Z">
+              <w:pPrChange w:id="685" w:author="Phạm Hoàn Mỹ" w:date="2026-06-11T01:36:00Z" w16du:dateUtc="2026-06-10T18:36:00Z">
                 <w:pPr/>
               </w:pPrChange>
             </w:pPr>
-            <w:ins w:id="704" w:author="Phạm Hoàn Mỹ" w:date="2026-06-11T01:36:00Z">
+            <w:ins w:id="686" w:author="Phạm Hoàn Mỹ" w:date="2026-06-11T01:36:00Z">
               <w:r>
                 <w:rPr>
                   <w:lang w:val="en-US"/>
@@ -10496,8 +10963,8 @@
       <w:tr>
         <w:trPr>
           <w:trHeight w:val="315"/>
-          <w:ins w:id="705" w:author="Phạm Hoàn Mỹ" w:date="2026-06-11T01:36:00Z"/>
-          <w:trPrChange w:id="706" w:author="Phạm Hoàn Mỹ" w:date="2026-06-11T01:37:00Z" w16du:dateUtc="2026-06-10T18:37:00Z">
+          <w:ins w:id="687" w:author="Phạm Hoàn Mỹ" w:date="2026-06-11T01:36:00Z"/>
+          <w:trPrChange w:id="688" w:author="Phạm Hoàn Mỹ" w:date="2026-06-11T01:37:00Z" w16du:dateUtc="2026-06-10T18:37:00Z">
             <w:trPr>
               <w:gridBefore w:val="1"/>
               <w:trHeight w:val="315"/>
@@ -10509,7 +10976,7 @@
             <w:tcW w:w="1728" w:type="dxa"/>
             <w:vAlign w:val="center"/>
             <w:hideMark/>
-            <w:tcPrChange w:id="707" w:author="Phạm Hoàn Mỹ" w:date="2026-06-11T01:37:00Z" w16du:dateUtc="2026-06-10T18:37:00Z">
+            <w:tcPrChange w:id="689" w:author="Phạm Hoàn Mỹ" w:date="2026-06-11T01:37:00Z" w16du:dateUtc="2026-06-10T18:37:00Z">
               <w:tcPr>
                 <w:tcW w:w="0" w:type="auto"/>
                 <w:tcBorders>
@@ -10533,14 +11000,14 @@
             <w:pPr>
               <w:jc w:val="center"/>
               <w:rPr>
-                <w:ins w:id="708" w:author="Phạm Hoàn Mỹ" w:date="2026-06-11T01:36:00Z"/>
+                <w:ins w:id="690" w:author="Phạm Hoàn Mỹ" w:date="2026-06-11T01:36:00Z"/>
                 <w:lang w:val="en-US"/>
               </w:rPr>
-              <w:pPrChange w:id="709" w:author="Phạm Hoàn Mỹ" w:date="2026-06-11T01:36:00Z" w16du:dateUtc="2026-06-10T18:36:00Z">
+              <w:pPrChange w:id="691" w:author="Phạm Hoàn Mỹ" w:date="2026-06-11T01:36:00Z" w16du:dateUtc="2026-06-10T18:36:00Z">
                 <w:pPr/>
               </w:pPrChange>
             </w:pPr>
-            <w:ins w:id="710" w:author="Phạm Hoàn Mỹ" w:date="2026-06-11T01:36:00Z">
+            <w:ins w:id="692" w:author="Phạm Hoàn Mỹ" w:date="2026-06-11T01:36:00Z">
               <w:r>
                 <w:rPr>
                   <w:lang w:val="en-US"/>
@@ -10555,7 +11022,7 @@
             <w:tcW w:w="2340" w:type="dxa"/>
             <w:vAlign w:val="center"/>
             <w:hideMark/>
-            <w:tcPrChange w:id="711" w:author="Phạm Hoàn Mỹ" w:date="2026-06-11T01:37:00Z" w16du:dateUtc="2026-06-10T18:37:00Z">
+            <w:tcPrChange w:id="693" w:author="Phạm Hoàn Mỹ" w:date="2026-06-11T01:37:00Z" w16du:dateUtc="2026-06-10T18:37:00Z">
               <w:tcPr>
                 <w:tcW w:w="0" w:type="auto"/>
                 <w:gridSpan w:val="2"/>
@@ -10580,15 +11047,15 @@
             <w:pPr>
               <w:jc w:val="center"/>
               <w:rPr>
-                <w:ins w:id="712" w:author="Phạm Hoàn Mỹ" w:date="2026-06-11T01:36:00Z"/>
+                <w:ins w:id="694" w:author="Phạm Hoàn Mỹ" w:date="2026-06-11T01:36:00Z"/>
                 <w:color w:val="E36C0A" w:themeColor="accent6" w:themeShade="BF"/>
                 <w:lang w:val="en-US"/>
               </w:rPr>
-              <w:pPrChange w:id="713" w:author="Phạm Hoàn Mỹ" w:date="2026-06-11T01:36:00Z" w16du:dateUtc="2026-06-10T18:36:00Z">
+              <w:pPrChange w:id="695" w:author="Phạm Hoàn Mỹ" w:date="2026-06-11T01:36:00Z" w16du:dateUtc="2026-06-10T18:36:00Z">
                 <w:pPr/>
               </w:pPrChange>
             </w:pPr>
-            <w:ins w:id="714" w:author="Phạm Hoàn Mỹ" w:date="2026-06-11T01:36:00Z">
+            <w:ins w:id="696" w:author="Phạm Hoàn Mỹ" w:date="2026-06-11T01:36:00Z">
               <w:r>
                 <w:rPr>
                   <w:color w:val="E36C0A" w:themeColor="accent6" w:themeShade="BF"/>
@@ -10604,7 +11071,7 @@
             <w:tcW w:w="0" w:type="auto"/>
             <w:vAlign w:val="center"/>
             <w:hideMark/>
-            <w:tcPrChange w:id="715" w:author="Phạm Hoàn Mỹ" w:date="2026-06-11T01:37:00Z" w16du:dateUtc="2026-06-10T18:37:00Z">
+            <w:tcPrChange w:id="697" w:author="Phạm Hoàn Mỹ" w:date="2026-06-11T01:37:00Z" w16du:dateUtc="2026-06-10T18:37:00Z">
               <w:tcPr>
                 <w:tcW w:w="0" w:type="auto"/>
                 <w:gridSpan w:val="3"/>
@@ -10629,26 +11096,19 @@
             <w:pPr>
               <w:jc w:val="both"/>
               <w:rPr>
-                <w:ins w:id="716" w:author="Phạm Hoàn Mỹ" w:date="2026-06-11T01:36:00Z"/>
+                <w:ins w:id="698" w:author="Phạm Hoàn Mỹ" w:date="2026-06-11T01:36:00Z"/>
                 <w:lang w:val="en-US"/>
               </w:rPr>
-              <w:pPrChange w:id="717" w:author="Phạm Hoàn Mỹ" w:date="2026-06-11T01:38:00Z" w16du:dateUtc="2026-06-10T18:38:00Z">
+              <w:pPrChange w:id="699" w:author="Phạm Hoàn Mỹ" w:date="2026-06-11T01:38:00Z" w16du:dateUtc="2026-06-10T18:38:00Z">
                 <w:pPr/>
               </w:pPrChange>
             </w:pPr>
-            <w:ins w:id="718" w:author="Phạm Hoàn Mỹ" w:date="2026-06-11T01:36:00Z">
+            <w:ins w:id="700" w:author="Phạm Hoàn Mỹ" w:date="2026-06-11T01:36:00Z">
               <w:r>
                 <w:rPr>
                   <w:lang w:val="en-US"/>
                 </w:rPr>
-                <w:t xml:space="preserve">Giao dịch quay thẻ Gacha. Gọi thuật toán TRNG nhiễu khí quyển để sinh kết quả ngẫu nhiên, lưu </w:t>
-              </w:r>
-              <w:r>
-                <w:rPr>
-                  <w:lang w:val="en-US"/>
-                </w:rPr>
-                <w:lastRenderedPageBreak/>
-                <w:t xml:space="preserve">lịch sử và cấp thẻ trong một </w:t>
+                <w:t xml:space="preserve">Giao dịch quay thẻ Gacha. Gọi thuật toán TRNG nhiễu khí quyển để sinh kết quả ngẫu nhiên, lưu lịch sử và cấp thẻ trong một </w:t>
               </w:r>
             </w:ins>
             <w:r>
@@ -10658,7 +11118,7 @@
               </w:rPr>
               <w:t>`</w:t>
             </w:r>
-            <w:ins w:id="719" w:author="Phạm Hoàn Mỹ" w:date="2026-06-11T01:36:00Z">
+            <w:ins w:id="701" w:author="Phạm Hoàn Mỹ" w:date="2026-06-11T01:36:00Z">
               <w:r>
                 <w:rPr>
                   <w:color w:val="E36C0A" w:themeColor="accent6" w:themeShade="BF"/>
@@ -10674,7 +11134,7 @@
               </w:rPr>
               <w:t>`</w:t>
             </w:r>
-            <w:ins w:id="720" w:author="Phạm Hoàn Mỹ" w:date="2026-06-11T01:36:00Z">
+            <w:ins w:id="702" w:author="Phạm Hoàn Mỹ" w:date="2026-06-11T01:36:00Z">
               <w:r>
                 <w:rPr>
                   <w:lang w:val="en-US"/>
@@ -10689,7 +11149,7 @@
             <w:tcW w:w="0" w:type="auto"/>
             <w:vAlign w:val="center"/>
             <w:hideMark/>
-            <w:tcPrChange w:id="721" w:author="Phạm Hoàn Mỹ" w:date="2026-06-11T01:37:00Z" w16du:dateUtc="2026-06-10T18:37:00Z">
+            <w:tcPrChange w:id="703" w:author="Phạm Hoàn Mỹ" w:date="2026-06-11T01:37:00Z" w16du:dateUtc="2026-06-10T18:37:00Z">
               <w:tcPr>
                 <w:tcW w:w="0" w:type="auto"/>
                 <w:gridSpan w:val="2"/>
@@ -10714,19 +11174,18 @@
             <w:pPr>
               <w:jc w:val="center"/>
               <w:rPr>
-                <w:ins w:id="722" w:author="Phạm Hoàn Mỹ" w:date="2026-06-11T01:36:00Z"/>
+                <w:ins w:id="704" w:author="Phạm Hoàn Mỹ" w:date="2026-06-11T01:36:00Z"/>
                 <w:lang w:val="en-US"/>
               </w:rPr>
-              <w:pPrChange w:id="723" w:author="Phạm Hoàn Mỹ" w:date="2026-06-11T01:36:00Z" w16du:dateUtc="2026-06-10T18:36:00Z">
+              <w:pPrChange w:id="705" w:author="Phạm Hoàn Mỹ" w:date="2026-06-11T01:36:00Z" w16du:dateUtc="2026-06-10T18:36:00Z">
                 <w:pPr/>
               </w:pPrChange>
             </w:pPr>
-            <w:ins w:id="724" w:author="Phạm Hoàn Mỹ" w:date="2026-06-11T01:36:00Z">
+            <w:ins w:id="706" w:author="Phạm Hoàn Mỹ" w:date="2026-06-11T01:36:00Z">
               <w:r>
                 <w:rPr>
                   <w:lang w:val="en-US"/>
                 </w:rPr>
-                <w:lastRenderedPageBreak/>
                 <w:t>Gameplay</w:t>
               </w:r>
             </w:ins>
@@ -10736,8 +11195,8 @@
       <w:tr>
         <w:trPr>
           <w:trHeight w:val="315"/>
-          <w:ins w:id="725" w:author="Phạm Hoàn Mỹ" w:date="2026-06-11T01:36:00Z"/>
-          <w:trPrChange w:id="726" w:author="Phạm Hoàn Mỹ" w:date="2026-06-11T01:37:00Z" w16du:dateUtc="2026-06-10T18:37:00Z">
+          <w:ins w:id="707" w:author="Phạm Hoàn Mỹ" w:date="2026-06-11T01:36:00Z"/>
+          <w:trPrChange w:id="708" w:author="Phạm Hoàn Mỹ" w:date="2026-06-11T01:37:00Z" w16du:dateUtc="2026-06-10T18:37:00Z">
             <w:trPr>
               <w:gridBefore w:val="1"/>
               <w:trHeight w:val="315"/>
@@ -10749,7 +11208,7 @@
             <w:tcW w:w="1728" w:type="dxa"/>
             <w:vAlign w:val="center"/>
             <w:hideMark/>
-            <w:tcPrChange w:id="727" w:author="Phạm Hoàn Mỹ" w:date="2026-06-11T01:37:00Z" w16du:dateUtc="2026-06-10T18:37:00Z">
+            <w:tcPrChange w:id="709" w:author="Phạm Hoàn Mỹ" w:date="2026-06-11T01:37:00Z" w16du:dateUtc="2026-06-10T18:37:00Z">
               <w:tcPr>
                 <w:tcW w:w="0" w:type="auto"/>
                 <w:tcBorders>
@@ -10773,14 +11232,14 @@
             <w:pPr>
               <w:jc w:val="center"/>
               <w:rPr>
-                <w:ins w:id="728" w:author="Phạm Hoàn Mỹ" w:date="2026-06-11T01:36:00Z"/>
+                <w:ins w:id="710" w:author="Phạm Hoàn Mỹ" w:date="2026-06-11T01:36:00Z"/>
                 <w:lang w:val="en-US"/>
               </w:rPr>
-              <w:pPrChange w:id="729" w:author="Phạm Hoàn Mỹ" w:date="2026-06-11T01:36:00Z" w16du:dateUtc="2026-06-10T18:36:00Z">
+              <w:pPrChange w:id="711" w:author="Phạm Hoàn Mỹ" w:date="2026-06-11T01:36:00Z" w16du:dateUtc="2026-06-10T18:36:00Z">
                 <w:pPr/>
               </w:pPrChange>
             </w:pPr>
-            <w:ins w:id="730" w:author="Phạm Hoàn Mỹ" w:date="2026-06-11T01:36:00Z">
+            <w:ins w:id="712" w:author="Phạm Hoàn Mỹ" w:date="2026-06-11T01:36:00Z">
               <w:r>
                 <w:rPr>
                   <w:lang w:val="en-US"/>
@@ -10795,7 +11254,7 @@
             <w:tcW w:w="2340" w:type="dxa"/>
             <w:vAlign w:val="center"/>
             <w:hideMark/>
-            <w:tcPrChange w:id="731" w:author="Phạm Hoàn Mỹ" w:date="2026-06-11T01:37:00Z" w16du:dateUtc="2026-06-10T18:37:00Z">
+            <w:tcPrChange w:id="713" w:author="Phạm Hoàn Mỹ" w:date="2026-06-11T01:37:00Z" w16du:dateUtc="2026-06-10T18:37:00Z">
               <w:tcPr>
                 <w:tcW w:w="0" w:type="auto"/>
                 <w:gridSpan w:val="2"/>
@@ -10820,15 +11279,15 @@
             <w:pPr>
               <w:jc w:val="center"/>
               <w:rPr>
-                <w:ins w:id="732" w:author="Phạm Hoàn Mỹ" w:date="2026-06-11T01:36:00Z"/>
+                <w:ins w:id="714" w:author="Phạm Hoàn Mỹ" w:date="2026-06-11T01:36:00Z"/>
                 <w:color w:val="E36C0A" w:themeColor="accent6" w:themeShade="BF"/>
                 <w:lang w:val="en-US"/>
               </w:rPr>
-              <w:pPrChange w:id="733" w:author="Phạm Hoàn Mỹ" w:date="2026-06-11T01:36:00Z" w16du:dateUtc="2026-06-10T18:36:00Z">
+              <w:pPrChange w:id="715" w:author="Phạm Hoàn Mỹ" w:date="2026-06-11T01:36:00Z" w16du:dateUtc="2026-06-10T18:36:00Z">
                 <w:pPr/>
               </w:pPrChange>
             </w:pPr>
-            <w:ins w:id="734" w:author="Phạm Hoàn Mỹ" w:date="2026-06-11T01:36:00Z">
+            <w:ins w:id="716" w:author="Phạm Hoàn Mỹ" w:date="2026-06-11T01:36:00Z">
               <w:r>
                 <w:rPr>
                   <w:color w:val="E36C0A" w:themeColor="accent6" w:themeShade="BF"/>
@@ -10844,7 +11303,7 @@
             <w:tcW w:w="0" w:type="auto"/>
             <w:vAlign w:val="center"/>
             <w:hideMark/>
-            <w:tcPrChange w:id="735" w:author="Phạm Hoàn Mỹ" w:date="2026-06-11T01:37:00Z" w16du:dateUtc="2026-06-10T18:37:00Z">
+            <w:tcPrChange w:id="717" w:author="Phạm Hoàn Mỹ" w:date="2026-06-11T01:37:00Z" w16du:dateUtc="2026-06-10T18:37:00Z">
               <w:tcPr>
                 <w:tcW w:w="0" w:type="auto"/>
                 <w:gridSpan w:val="3"/>
@@ -10869,14 +11328,14 @@
             <w:pPr>
               <w:jc w:val="both"/>
               <w:rPr>
-                <w:ins w:id="736" w:author="Phạm Hoàn Mỹ" w:date="2026-06-11T01:36:00Z"/>
+                <w:ins w:id="718" w:author="Phạm Hoàn Mỹ" w:date="2026-06-11T01:36:00Z"/>
                 <w:lang w:val="en-US"/>
               </w:rPr>
-              <w:pPrChange w:id="737" w:author="Phạm Hoàn Mỹ" w:date="2026-06-11T01:38:00Z" w16du:dateUtc="2026-06-10T18:38:00Z">
+              <w:pPrChange w:id="719" w:author="Phạm Hoàn Mỹ" w:date="2026-06-11T01:38:00Z" w16du:dateUtc="2026-06-10T18:38:00Z">
                 <w:pPr/>
               </w:pPrChange>
             </w:pPr>
-            <w:ins w:id="738" w:author="Phạm Hoàn Mỹ" w:date="2026-06-11T01:36:00Z">
+            <w:ins w:id="720" w:author="Phạm Hoàn Mỹ" w:date="2026-06-11T01:36:00Z">
               <w:r>
                 <w:rPr>
                   <w:lang w:val="en-US"/>
@@ -10891,7 +11350,7 @@
               </w:rPr>
               <w:t>`</w:t>
             </w:r>
-            <w:ins w:id="739" w:author="Phạm Hoàn Mỹ" w:date="2026-06-11T01:36:00Z">
+            <w:ins w:id="721" w:author="Phạm Hoàn Mỹ" w:date="2026-06-11T01:36:00Z">
               <w:r>
                 <w:rPr>
                   <w:color w:val="E36C0A" w:themeColor="accent6" w:themeShade="BF"/>
@@ -10907,12 +11366,220 @@
               </w:rPr>
               <w:t>`</w:t>
             </w:r>
+            <w:ins w:id="722" w:author="Phạm Hoàn Mỹ" w:date="2026-06-11T01:36:00Z">
+              <w:r>
+                <w:rPr>
+                  <w:lang w:val="en-US"/>
+                </w:rPr>
+                <w:t xml:space="preserve"> và mảng materialIds. Thực thi Pessimistic Lock để khóa mọi thẻ bài liên quan, ngăn triệt để Double-spending.</w:t>
+              </w:r>
+            </w:ins>
+          </w:p>
+        </w:tc>
+        <w:tc>
+          <w:tcPr>
+            <w:tcW w:w="0" w:type="auto"/>
+            <w:vAlign w:val="center"/>
+            <w:hideMark/>
+            <w:tcPrChange w:id="723" w:author="Phạm Hoàn Mỹ" w:date="2026-06-11T01:37:00Z" w16du:dateUtc="2026-06-10T18:37:00Z">
+              <w:tcPr>
+                <w:tcW w:w="0" w:type="auto"/>
+                <w:gridSpan w:val="2"/>
+                <w:tcBorders>
+                  <w:top w:val="single" w:sz="6" w:space="0" w:color="CCCCCC"/>
+                  <w:left w:val="single" w:sz="6" w:space="0" w:color="CCCCCC"/>
+                  <w:bottom w:val="single" w:sz="6" w:space="0" w:color="CCCCCC"/>
+                  <w:right w:val="single" w:sz="6" w:space="0" w:color="CCCCCC"/>
+                </w:tcBorders>
+                <w:tcMar>
+                  <w:top w:w="30" w:type="dxa"/>
+                  <w:left w:w="45" w:type="dxa"/>
+                  <w:bottom w:w="30" w:type="dxa"/>
+                  <w:right w:w="45" w:type="dxa"/>
+                </w:tcMar>
+                <w:vAlign w:val="bottom"/>
+                <w:hideMark/>
+              </w:tcPr>
+            </w:tcPrChange>
+          </w:tcPr>
+          <w:p>
+            <w:pPr>
+              <w:jc w:val="center"/>
+              <w:rPr>
+                <w:ins w:id="724" w:author="Phạm Hoàn Mỹ" w:date="2026-06-11T01:36:00Z"/>
+                <w:lang w:val="en-US"/>
+              </w:rPr>
+              <w:pPrChange w:id="725" w:author="Phạm Hoàn Mỹ" w:date="2026-06-11T01:36:00Z" w16du:dateUtc="2026-06-10T18:36:00Z">
+                <w:pPr/>
+              </w:pPrChange>
+            </w:pPr>
+            <w:ins w:id="726" w:author="Phạm Hoàn Mỹ" w:date="2026-06-11T01:36:00Z">
+              <w:r>
+                <w:rPr>
+                  <w:lang w:val="en-US"/>
+                </w:rPr>
+                <w:t>Gameplay</w:t>
+              </w:r>
+            </w:ins>
+          </w:p>
+        </w:tc>
+      </w:tr>
+      <w:tr>
+        <w:trPr>
+          <w:trHeight w:val="315"/>
+          <w:ins w:id="727" w:author="Phạm Hoàn Mỹ" w:date="2026-06-11T01:36:00Z"/>
+          <w:trPrChange w:id="728" w:author="Phạm Hoàn Mỹ" w:date="2026-06-11T01:37:00Z" w16du:dateUtc="2026-06-10T18:37:00Z">
+            <w:trPr>
+              <w:gridBefore w:val="1"/>
+              <w:trHeight w:val="315"/>
+            </w:trPr>
+          </w:trPrChange>
+        </w:trPr>
+        <w:tc>
+          <w:tcPr>
+            <w:tcW w:w="1728" w:type="dxa"/>
+            <w:vAlign w:val="center"/>
+            <w:hideMark/>
+            <w:tcPrChange w:id="729" w:author="Phạm Hoàn Mỹ" w:date="2026-06-11T01:37:00Z" w16du:dateUtc="2026-06-10T18:37:00Z">
+              <w:tcPr>
+                <w:tcW w:w="0" w:type="auto"/>
+                <w:tcBorders>
+                  <w:top w:val="single" w:sz="6" w:space="0" w:color="CCCCCC"/>
+                  <w:left w:val="single" w:sz="6" w:space="0" w:color="CCCCCC"/>
+                  <w:bottom w:val="single" w:sz="6" w:space="0" w:color="CCCCCC"/>
+                  <w:right w:val="single" w:sz="6" w:space="0" w:color="CCCCCC"/>
+                </w:tcBorders>
+                <w:tcMar>
+                  <w:top w:w="30" w:type="dxa"/>
+                  <w:left w:w="45" w:type="dxa"/>
+                  <w:bottom w:w="30" w:type="dxa"/>
+                  <w:right w:w="45" w:type="dxa"/>
+                </w:tcMar>
+                <w:vAlign w:val="bottom"/>
+                <w:hideMark/>
+              </w:tcPr>
+            </w:tcPrChange>
+          </w:tcPr>
+          <w:p>
+            <w:pPr>
+              <w:jc w:val="center"/>
+              <w:rPr>
+                <w:ins w:id="730" w:author="Phạm Hoàn Mỹ" w:date="2026-06-11T01:36:00Z"/>
+                <w:lang w:val="en-US"/>
+              </w:rPr>
+              <w:pPrChange w:id="731" w:author="Phạm Hoàn Mỹ" w:date="2026-06-11T01:36:00Z" w16du:dateUtc="2026-06-10T18:36:00Z">
+                <w:pPr/>
+              </w:pPrChange>
+            </w:pPr>
+            <w:ins w:id="732" w:author="Phạm Hoàn Mỹ" w:date="2026-06-11T01:36:00Z">
+              <w:r>
+                <w:rPr>
+                  <w:lang w:val="en-US"/>
+                </w:rPr>
+                <w:t>POST</w:t>
+              </w:r>
+            </w:ins>
+          </w:p>
+        </w:tc>
+        <w:tc>
+          <w:tcPr>
+            <w:tcW w:w="2340" w:type="dxa"/>
+            <w:vAlign w:val="center"/>
+            <w:hideMark/>
+            <w:tcPrChange w:id="733" w:author="Phạm Hoàn Mỹ" w:date="2026-06-11T01:37:00Z" w16du:dateUtc="2026-06-10T18:37:00Z">
+              <w:tcPr>
+                <w:tcW w:w="0" w:type="auto"/>
+                <w:gridSpan w:val="2"/>
+                <w:tcBorders>
+                  <w:top w:val="single" w:sz="6" w:space="0" w:color="CCCCCC"/>
+                  <w:left w:val="single" w:sz="6" w:space="0" w:color="CCCCCC"/>
+                  <w:bottom w:val="single" w:sz="6" w:space="0" w:color="CCCCCC"/>
+                  <w:right w:val="single" w:sz="6" w:space="0" w:color="CCCCCC"/>
+                </w:tcBorders>
+                <w:tcMar>
+                  <w:top w:w="30" w:type="dxa"/>
+                  <w:left w:w="45" w:type="dxa"/>
+                  <w:bottom w:w="30" w:type="dxa"/>
+                  <w:right w:w="45" w:type="dxa"/>
+                </w:tcMar>
+                <w:vAlign w:val="bottom"/>
+                <w:hideMark/>
+              </w:tcPr>
+            </w:tcPrChange>
+          </w:tcPr>
+          <w:p>
+            <w:pPr>
+              <w:jc w:val="center"/>
+              <w:rPr>
+                <w:ins w:id="734" w:author="Phạm Hoàn Mỹ" w:date="2026-06-11T01:36:00Z"/>
+                <w:color w:val="E36C0A" w:themeColor="accent6" w:themeShade="BF"/>
+                <w:lang w:val="en-US"/>
+              </w:rPr>
+              <w:pPrChange w:id="735" w:author="Phạm Hoàn Mỹ" w:date="2026-06-11T01:36:00Z" w16du:dateUtc="2026-06-10T18:36:00Z">
+                <w:pPr/>
+              </w:pPrChange>
+            </w:pPr>
+            <w:ins w:id="736" w:author="Phạm Hoàn Mỹ" w:date="2026-06-11T01:36:00Z">
+              <w:r>
+                <w:rPr>
+                  <w:color w:val="E36C0A" w:themeColor="accent6" w:themeShade="BF"/>
+                  <w:lang w:val="en-US"/>
+                </w:rPr>
+                <w:t>/api/mailbox/claim-all</w:t>
+              </w:r>
+            </w:ins>
+          </w:p>
+        </w:tc>
+        <w:tc>
+          <w:tcPr>
+            <w:tcW w:w="0" w:type="auto"/>
+            <w:vAlign w:val="center"/>
+            <w:hideMark/>
+            <w:tcPrChange w:id="737" w:author="Phạm Hoàn Mỹ" w:date="2026-06-11T01:37:00Z" w16du:dateUtc="2026-06-10T18:37:00Z">
+              <w:tcPr>
+                <w:tcW w:w="0" w:type="auto"/>
+                <w:gridSpan w:val="3"/>
+                <w:tcBorders>
+                  <w:top w:val="single" w:sz="6" w:space="0" w:color="CCCCCC"/>
+                  <w:left w:val="single" w:sz="6" w:space="0" w:color="CCCCCC"/>
+                  <w:bottom w:val="single" w:sz="6" w:space="0" w:color="CCCCCC"/>
+                  <w:right w:val="single" w:sz="6" w:space="0" w:color="CCCCCC"/>
+                </w:tcBorders>
+                <w:tcMar>
+                  <w:top w:w="30" w:type="dxa"/>
+                  <w:left w:w="45" w:type="dxa"/>
+                  <w:bottom w:w="30" w:type="dxa"/>
+                  <w:right w:w="45" w:type="dxa"/>
+                </w:tcMar>
+                <w:vAlign w:val="bottom"/>
+                <w:hideMark/>
+              </w:tcPr>
+            </w:tcPrChange>
+          </w:tcPr>
+          <w:p>
+            <w:pPr>
+              <w:jc w:val="both"/>
+              <w:rPr>
+                <w:ins w:id="738" w:author="Phạm Hoàn Mỹ" w:date="2026-06-11T01:36:00Z"/>
+                <w:lang w:val="en-US"/>
+              </w:rPr>
+              <w:pPrChange w:id="739" w:author="Phạm Hoàn Mỹ" w:date="2026-06-11T01:38:00Z" w16du:dateUtc="2026-06-10T18:38:00Z">
+                <w:pPr/>
+              </w:pPrChange>
+            </w:pPr>
             <w:ins w:id="740" w:author="Phạm Hoàn Mỹ" w:date="2026-06-11T01:36:00Z">
               <w:r>
                 <w:rPr>
                   <w:lang w:val="en-US"/>
                 </w:rPr>
-                <w:t xml:space="preserve"> và mảng materialIds. Thực thi Pessimistic Lock để khóa mọi thẻ bài liên quan, ngăn triệt để Double-spending.</w:t>
+                <w:t xml:space="preserve">Nhận tất cả thư phần thưởng trong một lần quét. Sử dụng batch update để gom tổng tài nguyên cộng vào tài khoản người chơi </w:t>
+              </w:r>
+              <w:r>
+                <w:rPr>
+                  <w:lang w:val="en-US"/>
+                </w:rPr>
+                <w:lastRenderedPageBreak/>
+                <w:t>với hiệu suất cao nhất.</w:t>
               </w:r>
             </w:ins>
           </w:p>
@@ -10959,7 +11626,8 @@
                 <w:rPr>
                   <w:lang w:val="en-US"/>
                 </w:rPr>
-                <w:t>Gameplay</w:t>
+                <w:lastRenderedPageBreak/>
+                <w:t>Xã hội</w:t>
               </w:r>
             </w:ins>
           </w:p>
@@ -11017,7 +11685,7 @@
                 <w:rPr>
                   <w:lang w:val="en-US"/>
                 </w:rPr>
-                <w:t>POST</w:t>
+                <w:t>WS</w:t>
               </w:r>
             </w:ins>
           </w:p>
@@ -11066,7 +11734,7 @@
                   <w:color w:val="E36C0A" w:themeColor="accent6" w:themeShade="BF"/>
                   <w:lang w:val="en-US"/>
                 </w:rPr>
-                <w:t>/api/mailbox/claim-all</w:t>
+                <w:t>/ws/chat</w:t>
               </w:r>
             </w:ins>
           </w:p>
@@ -11113,7 +11781,7 @@
                 <w:rPr>
                   <w:lang w:val="en-US"/>
                 </w:rPr>
-                <w:t>Nhận tất cả thư phần thưởng trong một lần quét. Sử dụng batch update để gom tổng tài nguyên cộng vào tài khoản người chơi với hiệu suất cao nhất.</w:t>
+                <w:t>Kênh kết nối WebSocket (Sử dụng STOMP Protocol) phục vụ cơ chế Pub/Sub cho tính năng Chat thế giới và nhắn tin riêng tư thời gian thực (Real-time).</w:t>
               </w:r>
             </w:ins>
           </w:p>
@@ -11166,212 +11834,11 @@
           </w:p>
         </w:tc>
       </w:tr>
-      <w:tr>
-        <w:trPr>
-          <w:trHeight w:val="315"/>
-          <w:ins w:id="763" w:author="Phạm Hoàn Mỹ" w:date="2026-06-11T01:36:00Z"/>
-          <w:trPrChange w:id="764" w:author="Phạm Hoàn Mỹ" w:date="2026-06-11T01:37:00Z" w16du:dateUtc="2026-06-10T18:37:00Z">
-            <w:trPr>
-              <w:gridBefore w:val="1"/>
-              <w:trHeight w:val="315"/>
-            </w:trPr>
-          </w:trPrChange>
-        </w:trPr>
-        <w:tc>
-          <w:tcPr>
-            <w:tcW w:w="1728" w:type="dxa"/>
-            <w:vAlign w:val="center"/>
-            <w:hideMark/>
-            <w:tcPrChange w:id="765" w:author="Phạm Hoàn Mỹ" w:date="2026-06-11T01:37:00Z" w16du:dateUtc="2026-06-10T18:37:00Z">
-              <w:tcPr>
-                <w:tcW w:w="0" w:type="auto"/>
-                <w:tcBorders>
-                  <w:top w:val="single" w:sz="6" w:space="0" w:color="CCCCCC"/>
-                  <w:left w:val="single" w:sz="6" w:space="0" w:color="CCCCCC"/>
-                  <w:bottom w:val="single" w:sz="6" w:space="0" w:color="CCCCCC"/>
-                  <w:right w:val="single" w:sz="6" w:space="0" w:color="CCCCCC"/>
-                </w:tcBorders>
-                <w:tcMar>
-                  <w:top w:w="30" w:type="dxa"/>
-                  <w:left w:w="45" w:type="dxa"/>
-                  <w:bottom w:w="30" w:type="dxa"/>
-                  <w:right w:w="45" w:type="dxa"/>
-                </w:tcMar>
-                <w:vAlign w:val="bottom"/>
-                <w:hideMark/>
-              </w:tcPr>
-            </w:tcPrChange>
-          </w:tcPr>
-          <w:p>
-            <w:pPr>
-              <w:jc w:val="center"/>
-              <w:rPr>
-                <w:ins w:id="766" w:author="Phạm Hoàn Mỹ" w:date="2026-06-11T01:36:00Z"/>
-                <w:lang w:val="en-US"/>
-              </w:rPr>
-              <w:pPrChange w:id="767" w:author="Phạm Hoàn Mỹ" w:date="2026-06-11T01:36:00Z" w16du:dateUtc="2026-06-10T18:36:00Z">
-                <w:pPr/>
-              </w:pPrChange>
-            </w:pPr>
-            <w:ins w:id="768" w:author="Phạm Hoàn Mỹ" w:date="2026-06-11T01:36:00Z">
-              <w:r>
-                <w:rPr>
-                  <w:lang w:val="en-US"/>
-                </w:rPr>
-                <w:t>WS</w:t>
-              </w:r>
-            </w:ins>
-          </w:p>
-        </w:tc>
-        <w:tc>
-          <w:tcPr>
-            <w:tcW w:w="2340" w:type="dxa"/>
-            <w:vAlign w:val="center"/>
-            <w:hideMark/>
-            <w:tcPrChange w:id="769" w:author="Phạm Hoàn Mỹ" w:date="2026-06-11T01:37:00Z" w16du:dateUtc="2026-06-10T18:37:00Z">
-              <w:tcPr>
-                <w:tcW w:w="0" w:type="auto"/>
-                <w:gridSpan w:val="2"/>
-                <w:tcBorders>
-                  <w:top w:val="single" w:sz="6" w:space="0" w:color="CCCCCC"/>
-                  <w:left w:val="single" w:sz="6" w:space="0" w:color="CCCCCC"/>
-                  <w:bottom w:val="single" w:sz="6" w:space="0" w:color="CCCCCC"/>
-                  <w:right w:val="single" w:sz="6" w:space="0" w:color="CCCCCC"/>
-                </w:tcBorders>
-                <w:tcMar>
-                  <w:top w:w="30" w:type="dxa"/>
-                  <w:left w:w="45" w:type="dxa"/>
-                  <w:bottom w:w="30" w:type="dxa"/>
-                  <w:right w:w="45" w:type="dxa"/>
-                </w:tcMar>
-                <w:vAlign w:val="bottom"/>
-                <w:hideMark/>
-              </w:tcPr>
-            </w:tcPrChange>
-          </w:tcPr>
-          <w:p>
-            <w:pPr>
-              <w:jc w:val="center"/>
-              <w:rPr>
-                <w:ins w:id="770" w:author="Phạm Hoàn Mỹ" w:date="2026-06-11T01:36:00Z"/>
-                <w:color w:val="E36C0A" w:themeColor="accent6" w:themeShade="BF"/>
-                <w:lang w:val="en-US"/>
-              </w:rPr>
-              <w:pPrChange w:id="771" w:author="Phạm Hoàn Mỹ" w:date="2026-06-11T01:36:00Z" w16du:dateUtc="2026-06-10T18:36:00Z">
-                <w:pPr/>
-              </w:pPrChange>
-            </w:pPr>
-            <w:ins w:id="772" w:author="Phạm Hoàn Mỹ" w:date="2026-06-11T01:36:00Z">
-              <w:r>
-                <w:rPr>
-                  <w:color w:val="E36C0A" w:themeColor="accent6" w:themeShade="BF"/>
-                  <w:lang w:val="en-US"/>
-                </w:rPr>
-                <w:t>/ws/chat</w:t>
-              </w:r>
-            </w:ins>
-          </w:p>
-        </w:tc>
-        <w:tc>
-          <w:tcPr>
-            <w:tcW w:w="0" w:type="auto"/>
-            <w:vAlign w:val="center"/>
-            <w:hideMark/>
-            <w:tcPrChange w:id="773" w:author="Phạm Hoàn Mỹ" w:date="2026-06-11T01:37:00Z" w16du:dateUtc="2026-06-10T18:37:00Z">
-              <w:tcPr>
-                <w:tcW w:w="0" w:type="auto"/>
-                <w:gridSpan w:val="3"/>
-                <w:tcBorders>
-                  <w:top w:val="single" w:sz="6" w:space="0" w:color="CCCCCC"/>
-                  <w:left w:val="single" w:sz="6" w:space="0" w:color="CCCCCC"/>
-                  <w:bottom w:val="single" w:sz="6" w:space="0" w:color="CCCCCC"/>
-                  <w:right w:val="single" w:sz="6" w:space="0" w:color="CCCCCC"/>
-                </w:tcBorders>
-                <w:tcMar>
-                  <w:top w:w="30" w:type="dxa"/>
-                  <w:left w:w="45" w:type="dxa"/>
-                  <w:bottom w:w="30" w:type="dxa"/>
-                  <w:right w:w="45" w:type="dxa"/>
-                </w:tcMar>
-                <w:vAlign w:val="bottom"/>
-                <w:hideMark/>
-              </w:tcPr>
-            </w:tcPrChange>
-          </w:tcPr>
-          <w:p>
-            <w:pPr>
-              <w:jc w:val="both"/>
-              <w:rPr>
-                <w:ins w:id="774" w:author="Phạm Hoàn Mỹ" w:date="2026-06-11T01:36:00Z"/>
-                <w:lang w:val="en-US"/>
-              </w:rPr>
-              <w:pPrChange w:id="775" w:author="Phạm Hoàn Mỹ" w:date="2026-06-11T01:38:00Z" w16du:dateUtc="2026-06-10T18:38:00Z">
-                <w:pPr/>
-              </w:pPrChange>
-            </w:pPr>
-            <w:ins w:id="776" w:author="Phạm Hoàn Mỹ" w:date="2026-06-11T01:36:00Z">
-              <w:r>
-                <w:rPr>
-                  <w:lang w:val="en-US"/>
-                </w:rPr>
-                <w:t>Kênh kết nối WebSocket (Sử dụng STOMP Protocol) phục vụ cơ chế Pub/Sub cho tính năng Chat thế giới và nhắn tin riêng tư thời gian thực (Real-time).</w:t>
-              </w:r>
-            </w:ins>
-          </w:p>
-        </w:tc>
-        <w:tc>
-          <w:tcPr>
-            <w:tcW w:w="0" w:type="auto"/>
-            <w:vAlign w:val="center"/>
-            <w:hideMark/>
-            <w:tcPrChange w:id="777" w:author="Phạm Hoàn Mỹ" w:date="2026-06-11T01:37:00Z" w16du:dateUtc="2026-06-10T18:37:00Z">
-              <w:tcPr>
-                <w:tcW w:w="0" w:type="auto"/>
-                <w:gridSpan w:val="2"/>
-                <w:tcBorders>
-                  <w:top w:val="single" w:sz="6" w:space="0" w:color="CCCCCC"/>
-                  <w:left w:val="single" w:sz="6" w:space="0" w:color="CCCCCC"/>
-                  <w:bottom w:val="single" w:sz="6" w:space="0" w:color="CCCCCC"/>
-                  <w:right w:val="single" w:sz="6" w:space="0" w:color="CCCCCC"/>
-                </w:tcBorders>
-                <w:tcMar>
-                  <w:top w:w="30" w:type="dxa"/>
-                  <w:left w:w="45" w:type="dxa"/>
-                  <w:bottom w:w="30" w:type="dxa"/>
-                  <w:right w:w="45" w:type="dxa"/>
-                </w:tcMar>
-                <w:vAlign w:val="bottom"/>
-                <w:hideMark/>
-              </w:tcPr>
-            </w:tcPrChange>
-          </w:tcPr>
-          <w:p>
-            <w:pPr>
-              <w:jc w:val="center"/>
-              <w:rPr>
-                <w:ins w:id="778" w:author="Phạm Hoàn Mỹ" w:date="2026-06-11T01:36:00Z"/>
-                <w:lang w:val="en-US"/>
-              </w:rPr>
-              <w:pPrChange w:id="779" w:author="Phạm Hoàn Mỹ" w:date="2026-06-11T01:36:00Z" w16du:dateUtc="2026-06-10T18:36:00Z">
-                <w:pPr/>
-              </w:pPrChange>
-            </w:pPr>
-            <w:ins w:id="780" w:author="Phạm Hoàn Mỹ" w:date="2026-06-11T01:36:00Z">
-              <w:r>
-                <w:rPr>
-                  <w:lang w:val="en-US"/>
-                </w:rPr>
-                <w:t>Xã hội</w:t>
-              </w:r>
-            </w:ins>
-          </w:p>
-        </w:tc>
-      </w:tr>
     </w:tbl>
     <w:p>
       <w:pPr>
         <w:rPr>
-          <w:ins w:id="781" w:author="Phạm Hoàn Mỹ" w:date="2026-06-11T00:52:00Z" w16du:dateUtc="2026-06-10T17:52:00Z"/>
+          <w:ins w:id="763" w:author="Phạm Hoàn Mỹ" w:date="2026-06-11T00:52:00Z" w16du:dateUtc="2026-06-10T17:52:00Z"/>
           <w:lang w:val="en-US"/>
         </w:rPr>
       </w:pPr>
@@ -11380,13 +11847,11 @@
       <w:pPr>
         <w:jc w:val="both"/>
         <w:rPr>
-          <w:b/>
           <w:bCs/>
           <w:i/>
           <w:iCs/>
-          <w:lang w:val="en-US"/>
-        </w:rPr>
-        <w:pPrChange w:id="782" w:author="Phạm Hoàn Mỹ" w:date="2026-06-11T00:51:00Z" w16du:dateUtc="2026-06-10T17:51:00Z">
+        </w:rPr>
+        <w:pPrChange w:id="764" w:author="Phạm Hoàn Mỹ" w:date="2026-06-11T00:51:00Z" w16du:dateUtc="2026-06-10T17:51:00Z">
           <w:pPr>
             <w:pStyle w:val="Heading1"/>
           </w:pPr>
@@ -11467,16 +11932,15 @@
           <w:lang w:val="en-US"/>
         </w:rPr>
       </w:pPr>
-      <w:bookmarkStart w:id="783" w:name="_Toc367742508"/>
+      <w:bookmarkStart w:id="765" w:name="_Toc367742508"/>
       <w:r>
         <w:rPr>
           <w:rFonts w:cs="Times New Roman"/>
           <w:lang w:val="en-US"/>
         </w:rPr>
-        <w:lastRenderedPageBreak/>
         <w:t>Chủ đề cấp độ 2</w:t>
       </w:r>
-      <w:bookmarkEnd w:id="783"/>
+      <w:bookmarkEnd w:id="765"/>
     </w:p>
     <w:p>
       <w:pPr>
@@ -11520,7 +11984,7 @@
           <w:lang w:val="en-US"/>
         </w:rPr>
       </w:pPr>
-      <w:bookmarkStart w:id="784" w:name="_Toc367742509"/>
+      <w:bookmarkStart w:id="766" w:name="_Toc367742509"/>
       <w:r>
         <w:rPr>
           <w:rFonts w:cs="Times New Roman"/>
@@ -11528,7 +11992,7 @@
         </w:rPr>
         <w:t>Chủ đề cấp độ 3</w:t>
       </w:r>
-      <w:bookmarkEnd w:id="784"/>
+      <w:bookmarkEnd w:id="766"/>
     </w:p>
     <w:p>
       <w:pPr>
@@ -11538,7 +12002,7 @@
           <w:lang w:val="en-US"/>
         </w:rPr>
       </w:pPr>
-      <w:bookmarkStart w:id="785" w:name="_Toc367742510"/>
+      <w:bookmarkStart w:id="767" w:name="_Toc367742510"/>
       <w:r>
         <w:rPr>
           <w:rFonts w:cs="Times New Roman"/>
@@ -11546,7 +12010,7 @@
         </w:rPr>
         <w:t>Chủ đề cấp độ 4</w:t>
       </w:r>
-      <w:bookmarkEnd w:id="785"/>
+      <w:bookmarkEnd w:id="767"/>
     </w:p>
     <w:p>
       <w:pPr>
@@ -11556,7 +12020,7 @@
           <w:lang w:val="en-US"/>
         </w:rPr>
       </w:pPr>
-      <w:bookmarkStart w:id="786" w:name="_Toc367742511"/>
+      <w:bookmarkStart w:id="768" w:name="_Toc367742511"/>
       <w:r>
         <w:rPr>
           <w:rFonts w:cs="Times New Roman"/>
@@ -11564,7 +12028,7 @@
         </w:rPr>
         <w:t>Chủ đề cấp độ 2</w:t>
       </w:r>
-      <w:bookmarkEnd w:id="786"/>
+      <w:bookmarkEnd w:id="768"/>
     </w:p>
     <w:p>
       <w:pPr>
